--- a/docs/Phân tích hệ thống quản lý sự kiện.docx
+++ b/docs/Phân tích hệ thống quản lý sự kiện.docx
@@ -6,6 +6,68 @@
       <w:pPr>
         <w:jc w:val="center"/>
         <w:rPr>
+          <w:sz w:val="40"/>
+          <w:szCs w:val="40"/>
+        </w:rPr>
+      </w:pPr>
+      <w:r>
+        <w:rPr>
+          <w:b w:val="1"/>
+          <w:bCs w:val="1"/>
+          <w:sz w:val="40"/>
+          <w:szCs w:val="40"/>
+          <w:rtl w:val="0"/>
+        </w:rPr>
+        <w:t xml:space="preserve">phân tích yêu cầu hệ thống theo phương pháp waterfall bằng tài liệu SRS</w:t>
+      </w:r>
+      <w:r>
+        <w:rPr>
+          <w:sz w:val="40"/>
+          <w:szCs w:val="40"/>
+          <w:rtl w:val="0"/>
+        </w:rPr>
+        <w:t xml:space="preserve">.</w:t>
+      </w:r>
+    </w:p>
+    <w:p>
+      <w:pPr>
+        <w:jc w:val="center"/>
+        <w:rPr>
+          <w:sz w:val="40"/>
+          <w:szCs w:val="40"/>
+        </w:rPr>
+      </w:pPr>
+      <w:r>
+        <w:rPr>
+          <w:rtl w:val="0"/>
+        </w:rPr>
+      </w:r>
+    </w:p>
+    <w:p>
+      <w:pPr>
+        <w:jc w:val="center"/>
+        <w:rPr>
+          <w:sz w:val="32"/>
+          <w:szCs w:val="32"/>
+        </w:rPr>
+      </w:pPr>
+      <w:r>
+        <w:rPr>
+          <w:rtl w:val="0"/>
+        </w:rPr>
+      </w:r>
+    </w:p>
+    <w:p>
+      <w:pPr>
+        <w:numPr>
+          <w:ilvl w:val="0"/>
+          <w:numId w:val="6"/>
+        </w:numPr>
+        <w:ind w:left="720" w:hanging="360"/>
+        <w:jc w:val="left"/>
+        <w:rPr>
+          <w:b w:val="1"/>
+          <w:bCs w:val="1"/>
           <w:sz w:val="32"/>
           <w:szCs w:val="32"/>
         </w:rPr>
@@ -18,50 +80,6 @@
           <w:szCs w:val="32"/>
           <w:rtl w:val="0"/>
         </w:rPr>
-        <w:t xml:space="preserve">phân tích yêu cầu hệ thống theo phương pháp waterfall bằng tài liệu SRS</w:t>
-      </w:r>
-      <w:r>
-        <w:rPr>
-          <w:sz w:val="32"/>
-          <w:szCs w:val="32"/>
-          <w:rtl w:val="0"/>
-        </w:rPr>
-        <w:t xml:space="preserve">.</w:t>
-      </w:r>
-    </w:p>
-    <w:p>
-      <w:pPr>
-        <w:jc w:val="center"/>
-        <w:rPr>
-          <w:sz w:val="32"/>
-          <w:szCs w:val="32"/>
-        </w:rPr>
-      </w:pPr>
-      <w:r>
-        <w:rPr>
-          <w:rtl w:val="0"/>
-        </w:rPr>
-      </w:r>
-    </w:p>
-    <w:p>
-      <w:pPr>
-        <w:numPr>
-          <w:ilvl w:val="0"/>
-          <w:numId w:val="4"/>
-        </w:numPr>
-        <w:ind w:left="720" w:hanging="360"/>
-        <w:jc w:val="left"/>
-        <w:rPr>
-          <w:sz w:val="30"/>
-          <w:szCs w:val="30"/>
-        </w:rPr>
-      </w:pPr>
-      <w:r>
-        <w:rPr>
-          <w:sz w:val="30"/>
-          <w:szCs w:val="30"/>
-          <w:rtl w:val="0"/>
-        </w:rPr>
         <w:t xml:space="preserve">Sơ đồ Usecase</w:t>
       </w:r>
     </w:p>
@@ -80,19 +98,19 @@
         </w:rPr>
         <w:drawing>
           <wp:inline distB="114300" distT="114300" distL="114300" distR="114300">
-            <wp:extent cx="5731200" cy="6159500"/>
+            <wp:extent cx="5731200" cy="4914900"/>
             <wp:effectExtent b="0" l="0" r="0" t="0"/>
-            <wp:docPr id="18" name="image20.png"/>
+            <wp:docPr id="13" name="image12.png"/>
             <a:graphic>
               <a:graphicData uri="http://schemas.openxmlformats.org/drawingml/2006/picture">
                 <pic:pic>
                   <pic:nvPicPr>
-                    <pic:cNvPr id="0" name="image20.png"/>
+                    <pic:cNvPr id="0" name="image12.png"/>
                     <pic:cNvPicPr preferRelativeResize="0"/>
                   </pic:nvPicPr>
                   <pic:blipFill>
                     <a:blip r:embed="rId6"/>
-                    <a:srcRect b="18" l="0" r="0" t="18"/>
+                    <a:srcRect b="0" l="0" r="0" t="0"/>
                     <a:stretch>
                       <a:fillRect/>
                     </a:stretch>
@@ -100,7 +118,7 @@
                   <pic:spPr>
                     <a:xfrm>
                       <a:off x="0" y="0"/>
-                      <a:ext cx="5731200" cy="6159500"/>
+                      <a:ext cx="5731200" cy="4914900"/>
                     </a:xfrm>
                     <a:prstGeom prst="rect"/>
                     <a:ln/>
@@ -119,20 +137,50 @@
     </w:p>
     <w:p>
       <w:pPr>
+        <w:jc w:val="center"/>
+        <w:rPr>
+          <w:i w:val="1"/>
+          <w:iCs w:val="1"/>
+          <w:sz w:val="32"/>
+          <w:szCs w:val="32"/>
+        </w:rPr>
+      </w:pPr>
+      <w:r>
+        <w:rPr>
+          <w:i w:val="1"/>
+          <w:iCs w:val="1"/>
+          <w:sz w:val="24"/>
+          <w:szCs w:val="24"/>
+          <w:rtl w:val="0"/>
+        </w:rPr>
+        <w:t xml:space="preserve">(Sơ đồ Usecase cho hệ thống quản lý sự kiện)</w:t>
+      </w:r>
+      <w:r>
+        <w:rPr>
+          <w:rtl w:val="0"/>
+        </w:rPr>
+      </w:r>
+    </w:p>
+    <w:p>
+      <w:pPr>
         <w:numPr>
           <w:ilvl w:val="0"/>
-          <w:numId w:val="4"/>
+          <w:numId w:val="6"/>
         </w:numPr>
         <w:ind w:left="720" w:hanging="360"/>
         <w:rPr>
-          <w:sz w:val="30"/>
-          <w:szCs w:val="30"/>
+          <w:b w:val="1"/>
+          <w:bCs w:val="1"/>
+          <w:sz w:val="32"/>
+          <w:szCs w:val="32"/>
         </w:rPr>
       </w:pPr>
       <w:r>
         <w:rPr>
-          <w:sz w:val="30"/>
-          <w:szCs w:val="30"/>
+          <w:b w:val="1"/>
+          <w:bCs w:val="1"/>
+          <w:sz w:val="32"/>
+          <w:szCs w:val="32"/>
           <w:rtl w:val="0"/>
         </w:rPr>
         <w:t xml:space="preserve">Đặc tả Usecase</w:t>
@@ -142,8 +190,10 @@
       <w:pPr>
         <w:ind w:left="0" w:firstLine="0"/>
         <w:rPr>
-          <w:sz w:val="26"/>
-          <w:szCs w:val="26"/>
+          <w:b w:val="1"/>
+          <w:bCs w:val="1"/>
+          <w:sz w:val="30"/>
+          <w:szCs w:val="30"/>
         </w:rPr>
       </w:pPr>
       <w:r>
@@ -153,7 +203,16 @@
           <w:rtl w:val="0"/>
         </w:rPr>
         <w:tab/>
-        <w:t xml:space="preserve">2.1. chức năng tìm kiếm sự kiện</w:t>
+      </w:r>
+      <w:r>
+        <w:rPr>
+          <w:b w:val="1"/>
+          <w:bCs w:val="1"/>
+          <w:sz w:val="30"/>
+          <w:szCs w:val="30"/>
+          <w:rtl w:val="0"/>
+        </w:rPr>
+        <w:t xml:space="preserve">2.1. chức năng tìm kiếm sự kiện cho khách tham dự</w:t>
       </w:r>
     </w:p>
     <w:p>
@@ -230,12 +289,16 @@
               <w:ind w:left="0" w:right="0" w:firstLine="0"/>
               <w:jc w:val="left"/>
               <w:rPr>
-                <w:sz w:val="26"/>
-                <w:szCs w:val="26"/>
-              </w:rPr>
-            </w:pPr>
-            <w:r>
-              <w:rPr>
+                <w:i w:val="1"/>
+                <w:iCs w:val="1"/>
+                <w:sz w:val="26"/>
+                <w:szCs w:val="26"/>
+              </w:rPr>
+            </w:pPr>
+            <w:r>
+              <w:rPr>
+                <w:i w:val="1"/>
+                <w:iCs w:val="1"/>
                 <w:sz w:val="26"/>
                 <w:szCs w:val="26"/>
                 <w:rtl w:val="0"/>
@@ -322,12 +385,16 @@
               <w:ind w:left="0" w:right="0" w:firstLine="0"/>
               <w:jc w:val="left"/>
               <w:rPr>
-                <w:sz w:val="26"/>
-                <w:szCs w:val="26"/>
-              </w:rPr>
-            </w:pPr>
-            <w:r>
-              <w:rPr>
+                <w:i w:val="1"/>
+                <w:iCs w:val="1"/>
+                <w:sz w:val="26"/>
+                <w:szCs w:val="26"/>
+              </w:rPr>
+            </w:pPr>
+            <w:r>
+              <w:rPr>
+                <w:i w:val="1"/>
+                <w:iCs w:val="1"/>
                 <w:sz w:val="26"/>
                 <w:szCs w:val="26"/>
                 <w:rtl w:val="0"/>
@@ -414,12 +481,16 @@
               <w:ind w:left="0" w:right="0" w:firstLine="0"/>
               <w:jc w:val="left"/>
               <w:rPr>
-                <w:sz w:val="26"/>
-                <w:szCs w:val="26"/>
-              </w:rPr>
-            </w:pPr>
-            <w:r>
-              <w:rPr>
+                <w:i w:val="1"/>
+                <w:iCs w:val="1"/>
+                <w:sz w:val="26"/>
+                <w:szCs w:val="26"/>
+              </w:rPr>
+            </w:pPr>
+            <w:r>
+              <w:rPr>
+                <w:i w:val="1"/>
+                <w:iCs w:val="1"/>
                 <w:sz w:val="26"/>
                 <w:szCs w:val="26"/>
                 <w:rtl w:val="0"/>
@@ -467,7 +538,7 @@
                 <w:szCs w:val="26"/>
                 <w:rtl w:val="0"/>
               </w:rPr>
-              <w:t xml:space="preserve">Người dùng tìm kiếm sự kiện theo địa điểm, theo ngày và theo danh mục</w:t>
+              <w:t xml:space="preserve">Người tham dự tìm kiếm sự kiện theo địa điểm, theo ngày và theo danh mục</w:t>
             </w:r>
           </w:p>
         </w:tc>
@@ -506,12 +577,16 @@
               <w:ind w:left="0" w:right="0" w:firstLine="0"/>
               <w:jc w:val="left"/>
               <w:rPr>
-                <w:sz w:val="26"/>
-                <w:szCs w:val="26"/>
-              </w:rPr>
-            </w:pPr>
-            <w:r>
-              <w:rPr>
+                <w:i w:val="1"/>
+                <w:iCs w:val="1"/>
+                <w:sz w:val="26"/>
+                <w:szCs w:val="26"/>
+              </w:rPr>
+            </w:pPr>
+            <w:r>
+              <w:rPr>
+                <w:i w:val="1"/>
+                <w:iCs w:val="1"/>
                 <w:sz w:val="26"/>
                 <w:szCs w:val="26"/>
                 <w:rtl w:val="0"/>
@@ -598,12 +673,16 @@
               <w:ind w:left="0" w:right="0" w:firstLine="0"/>
               <w:jc w:val="left"/>
               <w:rPr>
-                <w:sz w:val="26"/>
-                <w:szCs w:val="26"/>
-              </w:rPr>
-            </w:pPr>
-            <w:r>
-              <w:rPr>
+                <w:i w:val="1"/>
+                <w:iCs w:val="1"/>
+                <w:sz w:val="26"/>
+                <w:szCs w:val="26"/>
+              </w:rPr>
+            </w:pPr>
+            <w:r>
+              <w:rPr>
+                <w:i w:val="1"/>
+                <w:iCs w:val="1"/>
                 <w:sz w:val="26"/>
                 <w:szCs w:val="26"/>
                 <w:rtl w:val="0"/>
@@ -690,12 +769,16 @@
               <w:ind w:left="0" w:right="0" w:firstLine="0"/>
               <w:jc w:val="left"/>
               <w:rPr>
-                <w:sz w:val="26"/>
-                <w:szCs w:val="26"/>
-              </w:rPr>
-            </w:pPr>
-            <w:r>
-              <w:rPr>
+                <w:i w:val="1"/>
+                <w:iCs w:val="1"/>
+                <w:sz w:val="26"/>
+                <w:szCs w:val="26"/>
+              </w:rPr>
+            </w:pPr>
+            <w:r>
+              <w:rPr>
+                <w:i w:val="1"/>
+                <w:iCs w:val="1"/>
                 <w:sz w:val="26"/>
                 <w:szCs w:val="26"/>
                 <w:rtl w:val="0"/>
@@ -723,7 +806,7 @@
               <w:widowControl w:val="0"/>
               <w:numPr>
                 <w:ilvl w:val="0"/>
-                <w:numId w:val="5"/>
+                <w:numId w:val="9"/>
               </w:numPr>
               <w:pBdr>
                 <w:top w:space="0" w:sz="0" w:val="nil"/>
@@ -759,7 +842,7 @@
               <w:widowControl w:val="0"/>
               <w:numPr>
                 <w:ilvl w:val="0"/>
-                <w:numId w:val="5"/>
+                <w:numId w:val="9"/>
               </w:numPr>
               <w:pBdr>
                 <w:top w:space="0" w:sz="0" w:val="nil"/>
@@ -823,12 +906,16 @@
               <w:ind w:left="0" w:right="0" w:firstLine="0"/>
               <w:jc w:val="left"/>
               <w:rPr>
-                <w:sz w:val="26"/>
-                <w:szCs w:val="26"/>
-              </w:rPr>
-            </w:pPr>
-            <w:r>
-              <w:rPr>
+                <w:i w:val="1"/>
+                <w:iCs w:val="1"/>
+                <w:sz w:val="26"/>
+                <w:szCs w:val="26"/>
+              </w:rPr>
+            </w:pPr>
+            <w:r>
+              <w:rPr>
+                <w:i w:val="1"/>
+                <w:iCs w:val="1"/>
                 <w:sz w:val="26"/>
                 <w:szCs w:val="26"/>
                 <w:rtl w:val="0"/>
@@ -856,7 +943,7 @@
               <w:widowControl w:val="0"/>
               <w:numPr>
                 <w:ilvl w:val="0"/>
-                <w:numId w:val="8"/>
+                <w:numId w:val="15"/>
               </w:numPr>
               <w:pBdr>
                 <w:top w:space="0" w:sz="0" w:val="nil"/>
@@ -881,7 +968,7 @@
                 <w:szCs w:val="26"/>
                 <w:rtl w:val="0"/>
               </w:rPr>
-              <w:t xml:space="preserve">Người dùng truy cập vào trang chủ</w:t>
+              <w:t xml:space="preserve">Người tham dự truy cập vào trang chủ</w:t>
             </w:r>
           </w:p>
           <w:p>
@@ -892,7 +979,7 @@
               <w:widowControl w:val="0"/>
               <w:numPr>
                 <w:ilvl w:val="0"/>
-                <w:numId w:val="8"/>
+                <w:numId w:val="15"/>
               </w:numPr>
               <w:pBdr>
                 <w:top w:space="0" w:sz="0" w:val="nil"/>
@@ -917,7 +1004,7 @@
                 <w:szCs w:val="26"/>
                 <w:rtl w:val="0"/>
               </w:rPr>
-              <w:t xml:space="preserve">Người dùng chọn danh mục cần tìm</w:t>
+              <w:t xml:space="preserve">Người tham dự chọn danh mục cần tìm</w:t>
             </w:r>
           </w:p>
           <w:p>
@@ -928,7 +1015,7 @@
               <w:widowControl w:val="0"/>
               <w:numPr>
                 <w:ilvl w:val="0"/>
-                <w:numId w:val="8"/>
+                <w:numId w:val="15"/>
               </w:numPr>
               <w:pBdr>
                 <w:top w:space="0" w:sz="0" w:val="nil"/>
@@ -953,7 +1040,7 @@
                 <w:szCs w:val="26"/>
                 <w:rtl w:val="0"/>
               </w:rPr>
-              <w:t xml:space="preserve">Người dùng chọn địa điểm cần tìm</w:t>
+              <w:t xml:space="preserve">Người tham dự chọn địa điểm cần tìm</w:t>
             </w:r>
           </w:p>
           <w:p>
@@ -964,7 +1051,7 @@
               <w:widowControl w:val="0"/>
               <w:numPr>
                 <w:ilvl w:val="0"/>
-                <w:numId w:val="8"/>
+                <w:numId w:val="15"/>
               </w:numPr>
               <w:pBdr>
                 <w:top w:space="0" w:sz="0" w:val="nil"/>
@@ -989,7 +1076,7 @@
                 <w:szCs w:val="26"/>
                 <w:rtl w:val="0"/>
               </w:rPr>
-              <w:t xml:space="preserve">Người dùng chọn thời gian diễn ra sự kiện</w:t>
+              <w:t xml:space="preserve">Người tham dự chọn thời gian diễn ra sự kiện</w:t>
             </w:r>
           </w:p>
           <w:p>
@@ -1000,7 +1087,7 @@
               <w:widowControl w:val="0"/>
               <w:numPr>
                 <w:ilvl w:val="0"/>
-                <w:numId w:val="8"/>
+                <w:numId w:val="15"/>
               </w:numPr>
               <w:pBdr>
                 <w:top w:space="0" w:sz="0" w:val="nil"/>
@@ -1036,7 +1123,7 @@
               <w:widowControl w:val="0"/>
               <w:numPr>
                 <w:ilvl w:val="0"/>
-                <w:numId w:val="8"/>
+                <w:numId w:val="15"/>
               </w:numPr>
               <w:pBdr>
                 <w:top w:space="0" w:sz="0" w:val="nil"/>
@@ -1100,12 +1187,16 @@
               <w:ind w:left="0" w:right="0" w:firstLine="0"/>
               <w:jc w:val="left"/>
               <w:rPr>
-                <w:sz w:val="26"/>
-                <w:szCs w:val="26"/>
-              </w:rPr>
-            </w:pPr>
-            <w:r>
-              <w:rPr>
+                <w:i w:val="1"/>
+                <w:iCs w:val="1"/>
+                <w:sz w:val="26"/>
+                <w:szCs w:val="26"/>
+              </w:rPr>
+            </w:pPr>
+            <w:r>
+              <w:rPr>
+                <w:i w:val="1"/>
+                <w:iCs w:val="1"/>
                 <w:sz w:val="26"/>
                 <w:szCs w:val="26"/>
                 <w:rtl w:val="0"/>
@@ -1184,7 +1275,7 @@
                 <w:szCs w:val="26"/>
                 <w:rtl w:val="0"/>
               </w:rPr>
-              <w:t xml:space="preserve">  6.1.1 Hệ thống thông báo không có sự kiện phù hợp</w:t>
+              <w:t xml:space="preserve">  6.1.1. Hệ thống thông báo không có sự kiện phù hợp</w:t>
             </w:r>
           </w:p>
           <w:p>
@@ -1215,7 +1306,7 @@
                 <w:szCs w:val="26"/>
                 <w:rtl w:val="0"/>
               </w:rPr>
-              <w:t xml:space="preserve">  6.1.2 Người dùng thay đổi bộ lọc để tìm lại</w:t>
+              <w:t xml:space="preserve">  6.1.2. Người tham dự thay đổi bộ lọc để tìm lại</w:t>
             </w:r>
           </w:p>
         </w:tc>
@@ -1254,12 +1345,16 @@
               <w:ind w:left="0" w:right="0" w:firstLine="0"/>
               <w:jc w:val="left"/>
               <w:rPr>
-                <w:sz w:val="26"/>
-                <w:szCs w:val="26"/>
-              </w:rPr>
-            </w:pPr>
-            <w:r>
-              <w:rPr>
+                <w:i w:val="1"/>
+                <w:iCs w:val="1"/>
+                <w:sz w:val="26"/>
+                <w:szCs w:val="26"/>
+              </w:rPr>
+            </w:pPr>
+            <w:r>
+              <w:rPr>
+                <w:i w:val="1"/>
+                <w:iCs w:val="1"/>
                 <w:sz w:val="26"/>
                 <w:szCs w:val="26"/>
                 <w:rtl w:val="0"/>
@@ -1317,17 +1412,21 @@
       <w:pPr>
         <w:ind w:left="0" w:firstLine="720"/>
         <w:rPr>
-          <w:sz w:val="26"/>
-          <w:szCs w:val="26"/>
+          <w:b w:val="1"/>
+          <w:bCs w:val="1"/>
+          <w:sz w:val="30"/>
+          <w:szCs w:val="30"/>
         </w:rPr>
       </w:pPr>
       <w:r>
         <w:rPr>
-          <w:sz w:val="26"/>
-          <w:szCs w:val="26"/>
+          <w:b w:val="1"/>
+          <w:bCs w:val="1"/>
+          <w:sz w:val="30"/>
+          <w:szCs w:val="30"/>
           <w:rtl w:val="0"/>
         </w:rPr>
-        <w:t xml:space="preserve">2.2. chức năng xem chi tiết sự kiện</w:t>
+        <w:t xml:space="preserve">2.2. chức năng xem chi tiết sự kiện cho Người tham dự</w:t>
       </w:r>
     </w:p>
     <w:tbl>
@@ -1347,12 +1446,12 @@
         <w:tblLook w:val="0600"/>
       </w:tblPr>
       <w:tblGrid>
-        <w:gridCol w:w="2805"/>
-        <w:gridCol w:w="6195"/>
+        <w:gridCol w:w="2835"/>
+        <w:gridCol w:w="6165"/>
         <w:tblGridChange w:id="0">
           <w:tblGrid>
-            <w:gridCol w:w="2805"/>
-            <w:gridCol w:w="6195"/>
+            <w:gridCol w:w="2835"/>
+            <w:gridCol w:w="6165"/>
           </w:tblGrid>
         </w:tblGridChange>
       </w:tblGrid>
@@ -1377,12 +1476,16 @@
               <w:widowControl w:val="0"/>
               <w:spacing w:line="240" w:lineRule="auto"/>
               <w:rPr>
-                <w:sz w:val="26"/>
-                <w:szCs w:val="26"/>
-              </w:rPr>
-            </w:pPr>
-            <w:r>
-              <w:rPr>
+                <w:i w:val="1"/>
+                <w:iCs w:val="1"/>
+                <w:sz w:val="26"/>
+                <w:szCs w:val="26"/>
+              </w:rPr>
+            </w:pPr>
+            <w:r>
+              <w:rPr>
+                <w:i w:val="1"/>
+                <w:iCs w:val="1"/>
                 <w:sz w:val="26"/>
                 <w:szCs w:val="26"/>
                 <w:rtl w:val="0"/>
@@ -1443,12 +1546,16 @@
               <w:widowControl w:val="0"/>
               <w:spacing w:line="240" w:lineRule="auto"/>
               <w:rPr>
-                <w:sz w:val="26"/>
-                <w:szCs w:val="26"/>
-              </w:rPr>
-            </w:pPr>
-            <w:r>
-              <w:rPr>
+                <w:i w:val="1"/>
+                <w:iCs w:val="1"/>
+                <w:sz w:val="26"/>
+                <w:szCs w:val="26"/>
+              </w:rPr>
+            </w:pPr>
+            <w:r>
+              <w:rPr>
+                <w:i w:val="1"/>
+                <w:iCs w:val="1"/>
                 <w:sz w:val="26"/>
                 <w:szCs w:val="26"/>
                 <w:rtl w:val="0"/>
@@ -1509,12 +1616,16 @@
               <w:widowControl w:val="0"/>
               <w:spacing w:line="240" w:lineRule="auto"/>
               <w:rPr>
-                <w:sz w:val="26"/>
-                <w:szCs w:val="26"/>
-              </w:rPr>
-            </w:pPr>
-            <w:r>
-              <w:rPr>
+                <w:i w:val="1"/>
+                <w:iCs w:val="1"/>
+                <w:sz w:val="26"/>
+                <w:szCs w:val="26"/>
+              </w:rPr>
+            </w:pPr>
+            <w:r>
+              <w:rPr>
+                <w:i w:val="1"/>
+                <w:iCs w:val="1"/>
                 <w:sz w:val="26"/>
                 <w:szCs w:val="26"/>
                 <w:rtl w:val="0"/>
@@ -1550,7 +1661,7 @@
                 <w:szCs w:val="26"/>
                 <w:rtl w:val="0"/>
               </w:rPr>
-              <w:t xml:space="preserve">Người dùng vào danh sách sự kiện hoặc dùng bộ lọc để xem chi tiết các sự kiện</w:t>
+              <w:t xml:space="preserve">Người tham dự vào danh sách sự kiện hoặc dùng bộ lọc để xem chi tiết các sự kiện</w:t>
             </w:r>
           </w:p>
         </w:tc>
@@ -1576,12 +1687,16 @@
               <w:widowControl w:val="0"/>
               <w:spacing w:line="240" w:lineRule="auto"/>
               <w:rPr>
-                <w:sz w:val="26"/>
-                <w:szCs w:val="26"/>
-              </w:rPr>
-            </w:pPr>
-            <w:r>
-              <w:rPr>
+                <w:i w:val="1"/>
+                <w:iCs w:val="1"/>
+                <w:sz w:val="26"/>
+                <w:szCs w:val="26"/>
+              </w:rPr>
+            </w:pPr>
+            <w:r>
+              <w:rPr>
+                <w:i w:val="1"/>
+                <w:iCs w:val="1"/>
                 <w:sz w:val="26"/>
                 <w:szCs w:val="26"/>
                 <w:rtl w:val="0"/>
@@ -1616,7 +1731,7 @@
                 <w:szCs w:val="26"/>
                 <w:rtl w:val="0"/>
               </w:rPr>
-              <w:t xml:space="preserve">người tham dự</w:t>
+              <w:t xml:space="preserve">Người tham dự</w:t>
             </w:r>
           </w:p>
         </w:tc>
@@ -1642,12 +1757,16 @@
               <w:widowControl w:val="0"/>
               <w:spacing w:line="240" w:lineRule="auto"/>
               <w:rPr>
-                <w:sz w:val="26"/>
-                <w:szCs w:val="26"/>
-              </w:rPr>
-            </w:pPr>
-            <w:r>
-              <w:rPr>
+                <w:i w:val="1"/>
+                <w:iCs w:val="1"/>
+                <w:sz w:val="26"/>
+                <w:szCs w:val="26"/>
+              </w:rPr>
+            </w:pPr>
+            <w:r>
+              <w:rPr>
+                <w:i w:val="1"/>
+                <w:iCs w:val="1"/>
                 <w:sz w:val="26"/>
                 <w:szCs w:val="26"/>
                 <w:rtl w:val="0"/>
@@ -1708,12 +1827,16 @@
               <w:widowControl w:val="0"/>
               <w:spacing w:line="240" w:lineRule="auto"/>
               <w:rPr>
-                <w:sz w:val="26"/>
-                <w:szCs w:val="26"/>
-              </w:rPr>
-            </w:pPr>
-            <w:r>
-              <w:rPr>
+                <w:i w:val="1"/>
+                <w:iCs w:val="1"/>
+                <w:sz w:val="26"/>
+                <w:szCs w:val="26"/>
+              </w:rPr>
+            </w:pPr>
+            <w:r>
+              <w:rPr>
+                <w:i w:val="1"/>
+                <w:iCs w:val="1"/>
                 <w:sz w:val="26"/>
                 <w:szCs w:val="26"/>
                 <w:rtl w:val="0"/>
@@ -1738,7 +1861,7 @@
               <w:widowControl w:val="0"/>
               <w:numPr>
                 <w:ilvl w:val="0"/>
-                <w:numId w:val="13"/>
+                <w:numId w:val="21"/>
               </w:numPr>
               <w:spacing w:line="240" w:lineRule="auto"/>
               <w:ind w:left="720" w:hanging="360"/>
@@ -1754,7 +1877,7 @@
                 <w:szCs w:val="26"/>
                 <w:rtl w:val="0"/>
               </w:rPr>
-              <w:t xml:space="preserve">Người dùng đã truy cập vào website sự kiện</w:t>
+              <w:t xml:space="preserve">Người tham dự đã truy cập vào website sự kiện</w:t>
             </w:r>
           </w:p>
           <w:p>
@@ -1762,7 +1885,7 @@
               <w:widowControl w:val="0"/>
               <w:numPr>
                 <w:ilvl w:val="0"/>
-                <w:numId w:val="13"/>
+                <w:numId w:val="21"/>
               </w:numPr>
               <w:spacing w:line="240" w:lineRule="auto"/>
               <w:ind w:left="720" w:hanging="360"/>
@@ -1804,12 +1927,16 @@
               <w:widowControl w:val="0"/>
               <w:spacing w:line="240" w:lineRule="auto"/>
               <w:rPr>
-                <w:sz w:val="26"/>
-                <w:szCs w:val="26"/>
-              </w:rPr>
-            </w:pPr>
-            <w:r>
-              <w:rPr>
+                <w:i w:val="1"/>
+                <w:iCs w:val="1"/>
+                <w:sz w:val="26"/>
+                <w:szCs w:val="26"/>
+              </w:rPr>
+            </w:pPr>
+            <w:r>
+              <w:rPr>
+                <w:i w:val="1"/>
+                <w:iCs w:val="1"/>
                 <w:sz w:val="26"/>
                 <w:szCs w:val="26"/>
                 <w:rtl w:val="0"/>
@@ -1834,7 +1961,7 @@
               <w:widowControl w:val="0"/>
               <w:numPr>
                 <w:ilvl w:val="0"/>
-                <w:numId w:val="10"/>
+                <w:numId w:val="17"/>
               </w:numPr>
               <w:spacing w:line="240" w:lineRule="auto"/>
               <w:ind w:left="720" w:hanging="360"/>
@@ -1850,7 +1977,7 @@
                 <w:szCs w:val="26"/>
                 <w:rtl w:val="0"/>
               </w:rPr>
-              <w:t xml:space="preserve">Người dùng vào danh sách sự kiện hoặc lọc sự kiện theo bộ lọc</w:t>
+              <w:t xml:space="preserve">Người tham dự vào danh sách sự kiện hoặc lọc sự kiện theo bộ lọc</w:t>
             </w:r>
           </w:p>
           <w:p>
@@ -1858,7 +1985,7 @@
               <w:widowControl w:val="0"/>
               <w:numPr>
                 <w:ilvl w:val="0"/>
-                <w:numId w:val="10"/>
+                <w:numId w:val="17"/>
               </w:numPr>
               <w:spacing w:line="240" w:lineRule="auto"/>
               <w:ind w:left="720" w:hanging="360"/>
@@ -1882,7 +2009,7 @@
               <w:widowControl w:val="0"/>
               <w:numPr>
                 <w:ilvl w:val="0"/>
-                <w:numId w:val="10"/>
+                <w:numId w:val="17"/>
               </w:numPr>
               <w:spacing w:line="240" w:lineRule="auto"/>
               <w:ind w:left="720" w:hanging="360"/>
@@ -1898,7 +2025,7 @@
                 <w:szCs w:val="26"/>
                 <w:rtl w:val="0"/>
               </w:rPr>
-              <w:t xml:space="preserve">Người dùng chọn 1 sự kiện muốn xem</w:t>
+              <w:t xml:space="preserve">Người tham dự chọn 1 sự kiện muốn xem</w:t>
             </w:r>
           </w:p>
           <w:p>
@@ -1906,7 +2033,7 @@
               <w:widowControl w:val="0"/>
               <w:numPr>
                 <w:ilvl w:val="0"/>
-                <w:numId w:val="10"/>
+                <w:numId w:val="17"/>
               </w:numPr>
               <w:spacing w:line="240" w:lineRule="auto"/>
               <w:ind w:left="720" w:hanging="360"/>
@@ -1930,7 +2057,7 @@
               <w:widowControl w:val="0"/>
               <w:numPr>
                 <w:ilvl w:val="0"/>
-                <w:numId w:val="10"/>
+                <w:numId w:val="17"/>
               </w:numPr>
               <w:spacing w:line="240" w:lineRule="auto"/>
               <w:ind w:left="720" w:hanging="360"/>
@@ -2097,7 +2224,7 @@
                 <w:szCs w:val="26"/>
                 <w:rtl w:val="0"/>
               </w:rPr>
-              <w:t xml:space="preserve">     6. Người dùng có thể đặt vé</w:t>
+              <w:t xml:space="preserve">     6. Người tham dự có thể đặt vé</w:t>
             </w:r>
           </w:p>
         </w:tc>
@@ -2123,12 +2250,16 @@
               <w:widowControl w:val="0"/>
               <w:spacing w:line="240" w:lineRule="auto"/>
               <w:rPr>
-                <w:sz w:val="26"/>
-                <w:szCs w:val="26"/>
-              </w:rPr>
-            </w:pPr>
-            <w:r>
-              <w:rPr>
+                <w:i w:val="1"/>
+                <w:iCs w:val="1"/>
+                <w:sz w:val="26"/>
+                <w:szCs w:val="26"/>
+              </w:rPr>
+            </w:pPr>
+            <w:r>
+              <w:rPr>
+                <w:i w:val="1"/>
+                <w:iCs w:val="1"/>
                 <w:sz w:val="26"/>
                 <w:szCs w:val="26"/>
                 <w:rtl w:val="0"/>
@@ -2202,7 +2333,7 @@
                 <w:szCs w:val="26"/>
                 <w:rtl w:val="0"/>
               </w:rPr>
-              <w:t xml:space="preserve"> 5.1.2. Người dùng quay lại trang danh sách sự kiện</w:t>
+              <w:t xml:space="preserve"> 5.1.2. Người tham dự quay lại trang danh sách sự kiện</w:t>
             </w:r>
           </w:p>
         </w:tc>
@@ -2228,12 +2359,16 @@
               <w:widowControl w:val="0"/>
               <w:spacing w:line="240" w:lineRule="auto"/>
               <w:rPr>
-                <w:sz w:val="26"/>
-                <w:szCs w:val="26"/>
-              </w:rPr>
-            </w:pPr>
-            <w:r>
-              <w:rPr>
+                <w:i w:val="1"/>
+                <w:iCs w:val="1"/>
+                <w:sz w:val="26"/>
+                <w:szCs w:val="26"/>
+              </w:rPr>
+            </w:pPr>
+            <w:r>
+              <w:rPr>
+                <w:i w:val="1"/>
+                <w:iCs w:val="1"/>
                 <w:sz w:val="26"/>
                 <w:szCs w:val="26"/>
                 <w:rtl w:val="0"/>
@@ -2268,7 +2403,7 @@
                 <w:szCs w:val="26"/>
                 <w:rtl w:val="0"/>
               </w:rPr>
-              <w:t xml:space="preserve">Thông tin sự kiện được hiển thị cho người dùng</w:t>
+              <w:t xml:space="preserve">Thông tin sự kiện được hiển thị cho Người tham dự</w:t>
             </w:r>
           </w:p>
         </w:tc>
@@ -2284,20 +2419,14 @@
       </w:pPr>
       <w:r>
         <w:rPr>
-          <w:sz w:val="26"/>
-          <w:szCs w:val="26"/>
+          <w:b w:val="1"/>
+          <w:bCs w:val="1"/>
+          <w:sz w:val="30"/>
+          <w:szCs w:val="30"/>
           <w:rtl w:val="0"/>
         </w:rPr>
-        <w:t xml:space="preserve">2.3. chức năng mua vé</w:t>
+        <w:t xml:space="preserve">2.3. chức năng mua vé cho Người tham dự</w:t>
       </w:r>
-    </w:p>
-    <w:p>
-      <w:pPr>
-        <w:rPr>
-          <w:sz w:val="26"/>
-          <w:szCs w:val="26"/>
-        </w:rPr>
-      </w:pPr>
       <w:r>
         <w:rPr>
           <w:rtl w:val="0"/>
@@ -2351,12 +2480,16 @@
               <w:widowControl w:val="0"/>
               <w:spacing w:line="240" w:lineRule="auto"/>
               <w:rPr>
-                <w:sz w:val="26"/>
-                <w:szCs w:val="26"/>
-              </w:rPr>
-            </w:pPr>
-            <w:r>
-              <w:rPr>
+                <w:i w:val="1"/>
+                <w:iCs w:val="1"/>
+                <w:sz w:val="26"/>
+                <w:szCs w:val="26"/>
+              </w:rPr>
+            </w:pPr>
+            <w:r>
+              <w:rPr>
+                <w:i w:val="1"/>
+                <w:iCs w:val="1"/>
                 <w:sz w:val="26"/>
                 <w:szCs w:val="26"/>
                 <w:rtl w:val="0"/>
@@ -2417,12 +2550,16 @@
               <w:widowControl w:val="0"/>
               <w:spacing w:line="240" w:lineRule="auto"/>
               <w:rPr>
-                <w:sz w:val="26"/>
-                <w:szCs w:val="26"/>
-              </w:rPr>
-            </w:pPr>
-            <w:r>
-              <w:rPr>
+                <w:i w:val="1"/>
+                <w:iCs w:val="1"/>
+                <w:sz w:val="26"/>
+                <w:szCs w:val="26"/>
+              </w:rPr>
+            </w:pPr>
+            <w:r>
+              <w:rPr>
+                <w:i w:val="1"/>
+                <w:iCs w:val="1"/>
                 <w:sz w:val="26"/>
                 <w:szCs w:val="26"/>
                 <w:rtl w:val="0"/>
@@ -2483,12 +2620,16 @@
               <w:widowControl w:val="0"/>
               <w:spacing w:line="240" w:lineRule="auto"/>
               <w:rPr>
-                <w:sz w:val="26"/>
-                <w:szCs w:val="26"/>
-              </w:rPr>
-            </w:pPr>
-            <w:r>
-              <w:rPr>
+                <w:i w:val="1"/>
+                <w:iCs w:val="1"/>
+                <w:sz w:val="26"/>
+                <w:szCs w:val="26"/>
+              </w:rPr>
+            </w:pPr>
+            <w:r>
+              <w:rPr>
+                <w:i w:val="1"/>
+                <w:iCs w:val="1"/>
                 <w:sz w:val="26"/>
                 <w:szCs w:val="26"/>
                 <w:rtl w:val="0"/>
@@ -2523,7 +2664,7 @@
                 <w:szCs w:val="26"/>
                 <w:rtl w:val="0"/>
               </w:rPr>
-              <w:t xml:space="preserve">Người dùng xem danh sách sự kiện và lọc theo bộ lọc và mua vé theo nhu cầu</w:t>
+              <w:t xml:space="preserve">Người tham dự xem danh sách sự kiện và lọc theo bộ lọc và mua vé theo nhu cầu</w:t>
             </w:r>
           </w:p>
         </w:tc>
@@ -2549,12 +2690,16 @@
               <w:widowControl w:val="0"/>
               <w:spacing w:line="240" w:lineRule="auto"/>
               <w:rPr>
-                <w:sz w:val="26"/>
-                <w:szCs w:val="26"/>
-              </w:rPr>
-            </w:pPr>
-            <w:r>
-              <w:rPr>
+                <w:i w:val="1"/>
+                <w:iCs w:val="1"/>
+                <w:sz w:val="26"/>
+                <w:szCs w:val="26"/>
+              </w:rPr>
+            </w:pPr>
+            <w:r>
+              <w:rPr>
+                <w:i w:val="1"/>
+                <w:iCs w:val="1"/>
                 <w:sz w:val="26"/>
                 <w:szCs w:val="26"/>
                 <w:rtl w:val="0"/>
@@ -2615,12 +2760,16 @@
               <w:widowControl w:val="0"/>
               <w:spacing w:line="240" w:lineRule="auto"/>
               <w:rPr>
-                <w:sz w:val="26"/>
-                <w:szCs w:val="26"/>
-              </w:rPr>
-            </w:pPr>
-            <w:r>
-              <w:rPr>
+                <w:i w:val="1"/>
+                <w:iCs w:val="1"/>
+                <w:sz w:val="26"/>
+                <w:szCs w:val="26"/>
+              </w:rPr>
+            </w:pPr>
+            <w:r>
+              <w:rPr>
+                <w:i w:val="1"/>
+                <w:iCs w:val="1"/>
                 <w:sz w:val="26"/>
                 <w:szCs w:val="26"/>
                 <w:rtl w:val="0"/>
@@ -2681,12 +2830,16 @@
               <w:widowControl w:val="0"/>
               <w:spacing w:line="240" w:lineRule="auto"/>
               <w:rPr>
-                <w:sz w:val="26"/>
-                <w:szCs w:val="26"/>
-              </w:rPr>
-            </w:pPr>
-            <w:r>
-              <w:rPr>
+                <w:i w:val="1"/>
+                <w:iCs w:val="1"/>
+                <w:sz w:val="26"/>
+                <w:szCs w:val="26"/>
+              </w:rPr>
+            </w:pPr>
+            <w:r>
+              <w:rPr>
+                <w:i w:val="1"/>
+                <w:iCs w:val="1"/>
                 <w:sz w:val="26"/>
                 <w:szCs w:val="26"/>
                 <w:rtl w:val="0"/>
@@ -2711,7 +2864,7 @@
               <w:widowControl w:val="0"/>
               <w:numPr>
                 <w:ilvl w:val="0"/>
-                <w:numId w:val="6"/>
+                <w:numId w:val="11"/>
               </w:numPr>
               <w:spacing w:line="240" w:lineRule="auto"/>
               <w:ind w:left="720" w:hanging="360"/>
@@ -2727,7 +2880,7 @@
                 <w:szCs w:val="26"/>
                 <w:rtl w:val="0"/>
               </w:rPr>
-              <w:t xml:space="preserve">Người dùng truy cập vào hệ thống website</w:t>
+              <w:t xml:space="preserve">Người tham dự truy cập vào hệ thống website</w:t>
             </w:r>
           </w:p>
           <w:p>
@@ -2735,7 +2888,7 @@
               <w:widowControl w:val="0"/>
               <w:numPr>
                 <w:ilvl w:val="0"/>
-                <w:numId w:val="6"/>
+                <w:numId w:val="11"/>
               </w:numPr>
               <w:spacing w:line="240" w:lineRule="auto"/>
               <w:ind w:left="720" w:hanging="360"/>
@@ -2759,7 +2912,7 @@
               <w:widowControl w:val="0"/>
               <w:numPr>
                 <w:ilvl w:val="0"/>
-                <w:numId w:val="6"/>
+                <w:numId w:val="11"/>
               </w:numPr>
               <w:spacing w:line="240" w:lineRule="auto"/>
               <w:ind w:left="720" w:hanging="360"/>
@@ -2801,12 +2954,16 @@
               <w:widowControl w:val="0"/>
               <w:spacing w:line="240" w:lineRule="auto"/>
               <w:rPr>
-                <w:sz w:val="26"/>
-                <w:szCs w:val="26"/>
-              </w:rPr>
-            </w:pPr>
-            <w:r>
-              <w:rPr>
+                <w:i w:val="1"/>
+                <w:iCs w:val="1"/>
+                <w:sz w:val="26"/>
+                <w:szCs w:val="26"/>
+              </w:rPr>
+            </w:pPr>
+            <w:r>
+              <w:rPr>
+                <w:i w:val="1"/>
+                <w:iCs w:val="1"/>
                 <w:sz w:val="26"/>
                 <w:szCs w:val="26"/>
                 <w:rtl w:val="0"/>
@@ -2847,7 +3004,7 @@
                 <w:szCs w:val="26"/>
                 <w:rtl w:val="0"/>
               </w:rPr>
-              <w:t xml:space="preserve">Người dùng truy cập trang chi tiết sự kiện</w:t>
+              <w:t xml:space="preserve">Người tham dự truy cập trang chi tiết sự kiện</w:t>
             </w:r>
           </w:p>
           <w:p>
@@ -2871,7 +3028,7 @@
                 <w:szCs w:val="26"/>
                 <w:rtl w:val="0"/>
               </w:rPr>
-              <w:t xml:space="preserve">Người dùng nhập CCCD và họ tên rồi chọn loại vé muốn mua và số lượng</w:t>
+              <w:t xml:space="preserve">Người tham dự nhập CCCD và họ tên rồi chọn loại vé muốn mua và số lượng</w:t>
             </w:r>
           </w:p>
           <w:p>
@@ -2895,7 +3052,7 @@
                 <w:szCs w:val="26"/>
                 <w:rtl w:val="0"/>
               </w:rPr>
-              <w:t xml:space="preserve">Người dùng chọn phương thức thanh toán</w:t>
+              <w:t xml:space="preserve">Người tham dự chọn phương thức thanh toán</w:t>
             </w:r>
           </w:p>
           <w:p>
@@ -2919,7 +3076,7 @@
                 <w:szCs w:val="26"/>
                 <w:rtl w:val="0"/>
               </w:rPr>
-              <w:t xml:space="preserve">Người dùng nhấn nút mua vé</w:t>
+              <w:t xml:space="preserve">Người tham dự nhấn nút mua vé</w:t>
             </w:r>
           </w:p>
           <w:p>
@@ -2967,7 +3124,7 @@
                 <w:szCs w:val="26"/>
                 <w:rtl w:val="0"/>
               </w:rPr>
-              <w:t xml:space="preserve">Người dùng xác nhận thông tin vé</w:t>
+              <w:t xml:space="preserve">Người tham dự xác nhận thông tin vé</w:t>
             </w:r>
           </w:p>
           <w:p>
@@ -3017,12 +3174,16 @@
               <w:widowControl w:val="0"/>
               <w:spacing w:line="240" w:lineRule="auto"/>
               <w:rPr>
-                <w:sz w:val="26"/>
-                <w:szCs w:val="26"/>
-              </w:rPr>
-            </w:pPr>
-            <w:r>
-              <w:rPr>
+                <w:i w:val="1"/>
+                <w:iCs w:val="1"/>
+                <w:sz w:val="26"/>
+                <w:szCs w:val="26"/>
+              </w:rPr>
+            </w:pPr>
+            <w:r>
+              <w:rPr>
+                <w:i w:val="1"/>
+                <w:iCs w:val="1"/>
                 <w:sz w:val="26"/>
                 <w:szCs w:val="26"/>
                 <w:rtl w:val="0"/>
@@ -3096,7 +3257,7 @@
                 <w:szCs w:val="26"/>
                 <w:rtl w:val="0"/>
               </w:rPr>
-              <w:t xml:space="preserve">  2.1.2. Người dùng không thể tiếp tục mua vé</w:t>
+              <w:t xml:space="preserve">  2.1.2. Người tham dự không thể tiếp tục mua vé</w:t>
             </w:r>
           </w:p>
           <w:p>
@@ -3115,7 +3276,7 @@
                 <w:szCs w:val="26"/>
                 <w:rtl w:val="0"/>
               </w:rPr>
-              <w:t xml:space="preserve">5.1. Người dùng hủy vé</w:t>
+              <w:t xml:space="preserve">5.1. Người tham dự hủy vé</w:t>
             </w:r>
           </w:p>
           <w:p>
@@ -3160,12 +3321,16 @@
               <w:widowControl w:val="0"/>
               <w:spacing w:line="240" w:lineRule="auto"/>
               <w:rPr>
-                <w:sz w:val="26"/>
-                <w:szCs w:val="26"/>
-              </w:rPr>
-            </w:pPr>
-            <w:r>
-              <w:rPr>
+                <w:i w:val="1"/>
+                <w:iCs w:val="1"/>
+                <w:sz w:val="26"/>
+                <w:szCs w:val="26"/>
+              </w:rPr>
+            </w:pPr>
+            <w:r>
+              <w:rPr>
+                <w:i w:val="1"/>
+                <w:iCs w:val="1"/>
                 <w:sz w:val="26"/>
                 <w:szCs w:val="26"/>
                 <w:rtl w:val="0"/>
@@ -3190,7 +3355,7 @@
               <w:widowControl w:val="0"/>
               <w:numPr>
                 <w:ilvl w:val="0"/>
-                <w:numId w:val="9"/>
+                <w:numId w:val="16"/>
               </w:numPr>
               <w:spacing w:line="240" w:lineRule="auto"/>
               <w:ind w:left="720" w:hanging="360"/>
@@ -3214,7 +3379,7 @@
               <w:widowControl w:val="0"/>
               <w:numPr>
                 <w:ilvl w:val="0"/>
-                <w:numId w:val="9"/>
+                <w:numId w:val="16"/>
               </w:numPr>
               <w:spacing w:line="240" w:lineRule="auto"/>
               <w:ind w:left="720" w:hanging="360"/>
@@ -3230,7 +3395,7 @@
                 <w:szCs w:val="26"/>
                 <w:rtl w:val="0"/>
               </w:rPr>
-              <w:t xml:space="preserve">người dùng được chuyển sang quy trình thanh toán</w:t>
+              <w:t xml:space="preserve">Người tham dự được chuyển sang quy trình thanh toán</w:t>
             </w:r>
           </w:p>
         </w:tc>
@@ -3259,20 +3424,14 @@
       </w:pPr>
       <w:r>
         <w:rPr>
-          <w:sz w:val="26"/>
-          <w:szCs w:val="26"/>
+          <w:b w:val="1"/>
+          <w:bCs w:val="1"/>
+          <w:sz w:val="30"/>
+          <w:szCs w:val="30"/>
           <w:rtl w:val="0"/>
         </w:rPr>
-        <w:t xml:space="preserve">2.4. chức năng thanh toán vé</w:t>
+        <w:t xml:space="preserve">2.4. chức năng thanh toán vé cho Người tham dự</w:t>
       </w:r>
-    </w:p>
-    <w:p>
-      <w:pPr>
-        <w:rPr>
-          <w:sz w:val="26"/>
-          <w:szCs w:val="26"/>
-        </w:rPr>
-      </w:pPr>
       <w:r>
         <w:rPr>
           <w:rtl w:val="0"/>
@@ -3326,12 +3485,16 @@
               <w:widowControl w:val="0"/>
               <w:spacing w:line="240" w:lineRule="auto"/>
               <w:rPr>
-                <w:sz w:val="26"/>
-                <w:szCs w:val="26"/>
-              </w:rPr>
-            </w:pPr>
-            <w:r>
-              <w:rPr>
+                <w:i w:val="1"/>
+                <w:iCs w:val="1"/>
+                <w:sz w:val="26"/>
+                <w:szCs w:val="26"/>
+              </w:rPr>
+            </w:pPr>
+            <w:r>
+              <w:rPr>
+                <w:i w:val="1"/>
+                <w:iCs w:val="1"/>
                 <w:sz w:val="26"/>
                 <w:szCs w:val="26"/>
                 <w:rtl w:val="0"/>
@@ -3392,12 +3555,16 @@
               <w:widowControl w:val="0"/>
               <w:spacing w:line="240" w:lineRule="auto"/>
               <w:rPr>
-                <w:sz w:val="26"/>
-                <w:szCs w:val="26"/>
-              </w:rPr>
-            </w:pPr>
-            <w:r>
-              <w:rPr>
+                <w:i w:val="1"/>
+                <w:iCs w:val="1"/>
+                <w:sz w:val="26"/>
+                <w:szCs w:val="26"/>
+              </w:rPr>
+            </w:pPr>
+            <w:r>
+              <w:rPr>
+                <w:i w:val="1"/>
+                <w:iCs w:val="1"/>
                 <w:sz w:val="26"/>
                 <w:szCs w:val="26"/>
                 <w:rtl w:val="0"/>
@@ -3458,12 +3625,16 @@
               <w:widowControl w:val="0"/>
               <w:spacing w:line="240" w:lineRule="auto"/>
               <w:rPr>
-                <w:sz w:val="26"/>
-                <w:szCs w:val="26"/>
-              </w:rPr>
-            </w:pPr>
-            <w:r>
-              <w:rPr>
+                <w:i w:val="1"/>
+                <w:iCs w:val="1"/>
+                <w:sz w:val="26"/>
+                <w:szCs w:val="26"/>
+              </w:rPr>
+            </w:pPr>
+            <w:r>
+              <w:rPr>
+                <w:i w:val="1"/>
+                <w:iCs w:val="1"/>
                 <w:sz w:val="26"/>
                 <w:szCs w:val="26"/>
                 <w:rtl w:val="0"/>
@@ -3524,12 +3695,16 @@
               <w:widowControl w:val="0"/>
               <w:spacing w:line="240" w:lineRule="auto"/>
               <w:rPr>
-                <w:sz w:val="26"/>
-                <w:szCs w:val="26"/>
-              </w:rPr>
-            </w:pPr>
-            <w:r>
-              <w:rPr>
+                <w:i w:val="1"/>
+                <w:iCs w:val="1"/>
+                <w:sz w:val="26"/>
+                <w:szCs w:val="26"/>
+              </w:rPr>
+            </w:pPr>
+            <w:r>
+              <w:rPr>
+                <w:i w:val="1"/>
+                <w:iCs w:val="1"/>
                 <w:sz w:val="26"/>
                 <w:szCs w:val="26"/>
                 <w:rtl w:val="0"/>
@@ -3590,12 +3765,16 @@
               <w:widowControl w:val="0"/>
               <w:spacing w:line="240" w:lineRule="auto"/>
               <w:rPr>
-                <w:sz w:val="26"/>
-                <w:szCs w:val="26"/>
-              </w:rPr>
-            </w:pPr>
-            <w:r>
-              <w:rPr>
+                <w:i w:val="1"/>
+                <w:iCs w:val="1"/>
+                <w:sz w:val="26"/>
+                <w:szCs w:val="26"/>
+              </w:rPr>
+            </w:pPr>
+            <w:r>
+              <w:rPr>
+                <w:i w:val="1"/>
+                <w:iCs w:val="1"/>
                 <w:sz w:val="26"/>
                 <w:szCs w:val="26"/>
                 <w:rtl w:val="0"/>
@@ -3656,12 +3835,16 @@
               <w:widowControl w:val="0"/>
               <w:spacing w:line="240" w:lineRule="auto"/>
               <w:rPr>
-                <w:sz w:val="26"/>
-                <w:szCs w:val="26"/>
-              </w:rPr>
-            </w:pPr>
-            <w:r>
-              <w:rPr>
+                <w:i w:val="1"/>
+                <w:iCs w:val="1"/>
+                <w:sz w:val="26"/>
+                <w:szCs w:val="26"/>
+              </w:rPr>
+            </w:pPr>
+            <w:r>
+              <w:rPr>
+                <w:i w:val="1"/>
+                <w:iCs w:val="1"/>
                 <w:sz w:val="26"/>
                 <w:szCs w:val="26"/>
                 <w:rtl w:val="0"/>
@@ -3686,7 +3869,7 @@
               <w:widowControl w:val="0"/>
               <w:numPr>
                 <w:ilvl w:val="0"/>
-                <w:numId w:val="3"/>
+                <w:numId w:val="5"/>
               </w:numPr>
               <w:spacing w:line="240" w:lineRule="auto"/>
               <w:ind w:left="720" w:hanging="360"/>
@@ -3710,7 +3893,7 @@
               <w:widowControl w:val="0"/>
               <w:numPr>
                 <w:ilvl w:val="0"/>
-                <w:numId w:val="3"/>
+                <w:numId w:val="5"/>
               </w:numPr>
               <w:spacing w:line="240" w:lineRule="auto"/>
               <w:ind w:left="720" w:hanging="360"/>
@@ -3734,7 +3917,7 @@
               <w:widowControl w:val="0"/>
               <w:numPr>
                 <w:ilvl w:val="0"/>
-                <w:numId w:val="3"/>
+                <w:numId w:val="5"/>
               </w:numPr>
               <w:spacing w:line="240" w:lineRule="auto"/>
               <w:ind w:left="720" w:hanging="360"/>
@@ -3776,12 +3959,16 @@
               <w:widowControl w:val="0"/>
               <w:spacing w:line="240" w:lineRule="auto"/>
               <w:rPr>
-                <w:sz w:val="26"/>
-                <w:szCs w:val="26"/>
-              </w:rPr>
-            </w:pPr>
-            <w:r>
-              <w:rPr>
+                <w:i w:val="1"/>
+                <w:iCs w:val="1"/>
+                <w:sz w:val="26"/>
+                <w:szCs w:val="26"/>
+              </w:rPr>
+            </w:pPr>
+            <w:r>
+              <w:rPr>
+                <w:i w:val="1"/>
+                <w:iCs w:val="1"/>
                 <w:sz w:val="26"/>
                 <w:szCs w:val="26"/>
                 <w:rtl w:val="0"/>
@@ -3806,7 +3993,7 @@
               <w:widowControl w:val="0"/>
               <w:numPr>
                 <w:ilvl w:val="0"/>
-                <w:numId w:val="7"/>
+                <w:numId w:val="12"/>
               </w:numPr>
               <w:spacing w:line="240" w:lineRule="auto"/>
               <w:ind w:left="720" w:hanging="360"/>
@@ -3829,7 +4016,7 @@
               <w:widowControl w:val="0"/>
               <w:numPr>
                 <w:ilvl w:val="0"/>
-                <w:numId w:val="7"/>
+                <w:numId w:val="12"/>
               </w:numPr>
               <w:spacing w:line="240" w:lineRule="auto"/>
               <w:ind w:left="720" w:hanging="360"/>
@@ -3852,7 +4039,7 @@
               <w:widowControl w:val="0"/>
               <w:numPr>
                 <w:ilvl w:val="0"/>
-                <w:numId w:val="7"/>
+                <w:numId w:val="12"/>
               </w:numPr>
               <w:spacing w:line="240" w:lineRule="auto"/>
               <w:ind w:left="720" w:hanging="360"/>
@@ -3875,7 +4062,7 @@
               <w:widowControl w:val="0"/>
               <w:numPr>
                 <w:ilvl w:val="0"/>
-                <w:numId w:val="7"/>
+                <w:numId w:val="12"/>
               </w:numPr>
               <w:spacing w:line="240" w:lineRule="auto"/>
               <w:ind w:left="720" w:hanging="360"/>
@@ -3898,7 +4085,7 @@
               <w:widowControl w:val="0"/>
               <w:numPr>
                 <w:ilvl w:val="0"/>
-                <w:numId w:val="7"/>
+                <w:numId w:val="12"/>
               </w:numPr>
               <w:spacing w:line="240" w:lineRule="auto"/>
               <w:ind w:left="720" w:hanging="360"/>
@@ -3921,7 +4108,7 @@
               <w:widowControl w:val="0"/>
               <w:numPr>
                 <w:ilvl w:val="0"/>
-                <w:numId w:val="7"/>
+                <w:numId w:val="12"/>
               </w:numPr>
               <w:spacing w:line="240" w:lineRule="auto"/>
               <w:ind w:left="720" w:hanging="360"/>
@@ -3944,7 +4131,7 @@
               <w:widowControl w:val="0"/>
               <w:numPr>
                 <w:ilvl w:val="0"/>
-                <w:numId w:val="7"/>
+                <w:numId w:val="12"/>
               </w:numPr>
               <w:spacing w:line="240" w:lineRule="auto"/>
               <w:ind w:left="720" w:hanging="360"/>
@@ -3967,7 +4154,7 @@
               <w:widowControl w:val="0"/>
               <w:numPr>
                 <w:ilvl w:val="0"/>
-                <w:numId w:val="7"/>
+                <w:numId w:val="12"/>
               </w:numPr>
               <w:spacing w:line="240" w:lineRule="auto"/>
               <w:ind w:left="720" w:hanging="360"/>
@@ -3990,7 +4177,7 @@
               <w:widowControl w:val="0"/>
               <w:numPr>
                 <w:ilvl w:val="0"/>
-                <w:numId w:val="7"/>
+                <w:numId w:val="12"/>
               </w:numPr>
               <w:spacing w:line="240" w:lineRule="auto"/>
               <w:ind w:left="720" w:hanging="360"/>
@@ -4013,7 +4200,7 @@
               <w:widowControl w:val="0"/>
               <w:numPr>
                 <w:ilvl w:val="0"/>
-                <w:numId w:val="7"/>
+                <w:numId w:val="12"/>
               </w:numPr>
               <w:spacing w:line="240" w:lineRule="auto"/>
               <w:ind w:left="720" w:hanging="360"/>
@@ -4054,12 +4241,16 @@
               <w:widowControl w:val="0"/>
               <w:spacing w:line="240" w:lineRule="auto"/>
               <w:rPr>
-                <w:sz w:val="26"/>
-                <w:szCs w:val="26"/>
-              </w:rPr>
-            </w:pPr>
-            <w:r>
-              <w:rPr>
+                <w:i w:val="1"/>
+                <w:iCs w:val="1"/>
+                <w:sz w:val="26"/>
+                <w:szCs w:val="26"/>
+              </w:rPr>
+            </w:pPr>
+            <w:r>
+              <w:rPr>
+                <w:i w:val="1"/>
+                <w:iCs w:val="1"/>
                 <w:sz w:val="26"/>
                 <w:szCs w:val="26"/>
                 <w:rtl w:val="0"/>
@@ -4235,12 +4426,16 @@
               <w:widowControl w:val="0"/>
               <w:spacing w:line="240" w:lineRule="auto"/>
               <w:rPr>
-                <w:sz w:val="26"/>
-                <w:szCs w:val="26"/>
-              </w:rPr>
-            </w:pPr>
-            <w:r>
-              <w:rPr>
+                <w:i w:val="1"/>
+                <w:iCs w:val="1"/>
+                <w:sz w:val="26"/>
+                <w:szCs w:val="26"/>
+              </w:rPr>
+            </w:pPr>
+            <w:r>
+              <w:rPr>
+                <w:i w:val="1"/>
+                <w:iCs w:val="1"/>
                 <w:sz w:val="26"/>
                 <w:szCs w:val="26"/>
                 <w:rtl w:val="0"/>
@@ -4265,7 +4460,7 @@
               <w:widowControl w:val="0"/>
               <w:numPr>
                 <w:ilvl w:val="0"/>
-                <w:numId w:val="12"/>
+                <w:numId w:val="19"/>
               </w:numPr>
               <w:spacing w:line="240" w:lineRule="auto"/>
               <w:ind w:left="720" w:hanging="360"/>
@@ -4289,7 +4484,7 @@
               <w:widowControl w:val="0"/>
               <w:numPr>
                 <w:ilvl w:val="0"/>
-                <w:numId w:val="12"/>
+                <w:numId w:val="19"/>
               </w:numPr>
               <w:spacing w:line="240" w:lineRule="auto"/>
               <w:ind w:left="720" w:hanging="360"/>
@@ -4313,7 +4508,7 @@
               <w:widowControl w:val="0"/>
               <w:numPr>
                 <w:ilvl w:val="0"/>
-                <w:numId w:val="12"/>
+                <w:numId w:val="19"/>
               </w:numPr>
               <w:spacing w:line="240" w:lineRule="auto"/>
               <w:ind w:left="720" w:hanging="360"/>
@@ -4339,17 +4534,21 @@
       <w:pPr>
         <w:ind w:firstLine="720"/>
         <w:rPr>
-          <w:sz w:val="26"/>
-          <w:szCs w:val="26"/>
+          <w:b w:val="1"/>
+          <w:bCs w:val="1"/>
+          <w:sz w:val="30"/>
+          <w:szCs w:val="30"/>
         </w:rPr>
       </w:pPr>
       <w:r>
         <w:rPr>
-          <w:sz w:val="26"/>
-          <w:szCs w:val="26"/>
+          <w:b w:val="1"/>
+          <w:bCs w:val="1"/>
+          <w:sz w:val="30"/>
+          <w:szCs w:val="30"/>
           <w:rtl w:val="0"/>
         </w:rPr>
-        <w:t xml:space="preserve">2.5. chức năng xem lịch sử vé đã mua</w:t>
+        <w:t xml:space="preserve">2.5. chức năng xem lịch sử vé đã mua cho Người tham dự</w:t>
       </w:r>
     </w:p>
     <w:p>
@@ -4412,12 +4611,16 @@
               <w:widowControl w:val="0"/>
               <w:spacing w:line="240" w:lineRule="auto"/>
               <w:rPr>
-                <w:sz w:val="26"/>
-                <w:szCs w:val="26"/>
-              </w:rPr>
-            </w:pPr>
-            <w:r>
-              <w:rPr>
+                <w:i w:val="1"/>
+                <w:iCs w:val="1"/>
+                <w:sz w:val="26"/>
+                <w:szCs w:val="26"/>
+              </w:rPr>
+            </w:pPr>
+            <w:r>
+              <w:rPr>
+                <w:i w:val="1"/>
+                <w:iCs w:val="1"/>
                 <w:sz w:val="26"/>
                 <w:szCs w:val="26"/>
                 <w:rtl w:val="0"/>
@@ -4478,12 +4681,16 @@
               <w:widowControl w:val="0"/>
               <w:spacing w:line="240" w:lineRule="auto"/>
               <w:rPr>
-                <w:sz w:val="26"/>
-                <w:szCs w:val="26"/>
-              </w:rPr>
-            </w:pPr>
-            <w:r>
-              <w:rPr>
+                <w:i w:val="1"/>
+                <w:iCs w:val="1"/>
+                <w:sz w:val="26"/>
+                <w:szCs w:val="26"/>
+              </w:rPr>
+            </w:pPr>
+            <w:r>
+              <w:rPr>
+                <w:i w:val="1"/>
+                <w:iCs w:val="1"/>
                 <w:sz w:val="26"/>
                 <w:szCs w:val="26"/>
                 <w:rtl w:val="0"/>
@@ -4544,12 +4751,16 @@
               <w:widowControl w:val="0"/>
               <w:spacing w:line="240" w:lineRule="auto"/>
               <w:rPr>
-                <w:sz w:val="26"/>
-                <w:szCs w:val="26"/>
-              </w:rPr>
-            </w:pPr>
-            <w:r>
-              <w:rPr>
+                <w:i w:val="1"/>
+                <w:iCs w:val="1"/>
+                <w:sz w:val="26"/>
+                <w:szCs w:val="26"/>
+              </w:rPr>
+            </w:pPr>
+            <w:r>
+              <w:rPr>
+                <w:i w:val="1"/>
+                <w:iCs w:val="1"/>
                 <w:sz w:val="26"/>
                 <w:szCs w:val="26"/>
                 <w:rtl w:val="0"/>
@@ -4611,12 +4822,16 @@
               <w:widowControl w:val="0"/>
               <w:spacing w:line="240" w:lineRule="auto"/>
               <w:rPr>
-                <w:sz w:val="26"/>
-                <w:szCs w:val="26"/>
-              </w:rPr>
-            </w:pPr>
-            <w:r>
-              <w:rPr>
+                <w:i w:val="1"/>
+                <w:iCs w:val="1"/>
+                <w:sz w:val="26"/>
+                <w:szCs w:val="26"/>
+              </w:rPr>
+            </w:pPr>
+            <w:r>
+              <w:rPr>
+                <w:i w:val="1"/>
+                <w:iCs w:val="1"/>
                 <w:sz w:val="26"/>
                 <w:szCs w:val="26"/>
                 <w:rtl w:val="0"/>
@@ -4677,12 +4892,16 @@
               <w:widowControl w:val="0"/>
               <w:spacing w:line="240" w:lineRule="auto"/>
               <w:rPr>
-                <w:sz w:val="26"/>
-                <w:szCs w:val="26"/>
-              </w:rPr>
-            </w:pPr>
-            <w:r>
-              <w:rPr>
+                <w:i w:val="1"/>
+                <w:iCs w:val="1"/>
+                <w:sz w:val="26"/>
+                <w:szCs w:val="26"/>
+              </w:rPr>
+            </w:pPr>
+            <w:r>
+              <w:rPr>
+                <w:i w:val="1"/>
+                <w:iCs w:val="1"/>
                 <w:sz w:val="26"/>
                 <w:szCs w:val="26"/>
                 <w:rtl w:val="0"/>
@@ -4743,12 +4962,16 @@
               <w:widowControl w:val="0"/>
               <w:spacing w:line="240" w:lineRule="auto"/>
               <w:rPr>
-                <w:sz w:val="26"/>
-                <w:szCs w:val="26"/>
-              </w:rPr>
-            </w:pPr>
-            <w:r>
-              <w:rPr>
+                <w:i w:val="1"/>
+                <w:iCs w:val="1"/>
+                <w:sz w:val="26"/>
+                <w:szCs w:val="26"/>
+              </w:rPr>
+            </w:pPr>
+            <w:r>
+              <w:rPr>
+                <w:i w:val="1"/>
+                <w:iCs w:val="1"/>
                 <w:sz w:val="26"/>
                 <w:szCs w:val="26"/>
                 <w:rtl w:val="0"/>
@@ -4839,12 +5062,16 @@
               <w:widowControl w:val="0"/>
               <w:spacing w:line="240" w:lineRule="auto"/>
               <w:rPr>
-                <w:sz w:val="26"/>
-                <w:szCs w:val="26"/>
-              </w:rPr>
-            </w:pPr>
-            <w:r>
-              <w:rPr>
+                <w:i w:val="1"/>
+                <w:iCs w:val="1"/>
+                <w:sz w:val="26"/>
+                <w:szCs w:val="26"/>
+              </w:rPr>
+            </w:pPr>
+            <w:r>
+              <w:rPr>
+                <w:i w:val="1"/>
+                <w:iCs w:val="1"/>
                 <w:sz w:val="26"/>
                 <w:szCs w:val="26"/>
                 <w:rtl w:val="0"/>
@@ -4869,7 +5096,7 @@
               <w:widowControl w:val="0"/>
               <w:numPr>
                 <w:ilvl w:val="0"/>
-                <w:numId w:val="11"/>
+                <w:numId w:val="18"/>
               </w:numPr>
               <w:spacing w:line="240" w:lineRule="auto"/>
               <w:ind w:left="720" w:hanging="360"/>
@@ -4893,7 +5120,7 @@
               <w:widowControl w:val="0"/>
               <w:numPr>
                 <w:ilvl w:val="0"/>
-                <w:numId w:val="11"/>
+                <w:numId w:val="18"/>
               </w:numPr>
               <w:spacing w:line="240" w:lineRule="auto"/>
               <w:ind w:left="720" w:hanging="360"/>
@@ -4917,7 +5144,7 @@
               <w:widowControl w:val="0"/>
               <w:numPr>
                 <w:ilvl w:val="0"/>
-                <w:numId w:val="11"/>
+                <w:numId w:val="18"/>
               </w:numPr>
               <w:spacing w:line="240" w:lineRule="auto"/>
               <w:ind w:left="720" w:hanging="360"/>
@@ -4941,7 +5168,7 @@
               <w:widowControl w:val="0"/>
               <w:numPr>
                 <w:ilvl w:val="0"/>
-                <w:numId w:val="11"/>
+                <w:numId w:val="18"/>
               </w:numPr>
               <w:spacing w:line="240" w:lineRule="auto"/>
               <w:ind w:left="720" w:hanging="360"/>
@@ -4965,7 +5192,7 @@
               <w:widowControl w:val="0"/>
               <w:numPr>
                 <w:ilvl w:val="0"/>
-                <w:numId w:val="11"/>
+                <w:numId w:val="18"/>
               </w:numPr>
               <w:spacing w:line="240" w:lineRule="auto"/>
               <w:ind w:left="720" w:hanging="360"/>
@@ -5122,7 +5349,7 @@
               <w:widowControl w:val="0"/>
               <w:numPr>
                 <w:ilvl w:val="0"/>
-                <w:numId w:val="11"/>
+                <w:numId w:val="18"/>
               </w:numPr>
               <w:spacing w:line="240" w:lineRule="auto"/>
               <w:ind w:left="720" w:hanging="360"/>
@@ -5164,12 +5391,16 @@
               <w:widowControl w:val="0"/>
               <w:spacing w:line="240" w:lineRule="auto"/>
               <w:rPr>
-                <w:sz w:val="26"/>
-                <w:szCs w:val="26"/>
-              </w:rPr>
-            </w:pPr>
-            <w:r>
-              <w:rPr>
+                <w:i w:val="1"/>
+                <w:iCs w:val="1"/>
+                <w:sz w:val="26"/>
+                <w:szCs w:val="26"/>
+              </w:rPr>
+            </w:pPr>
+            <w:r>
+              <w:rPr>
+                <w:i w:val="1"/>
+                <w:iCs w:val="1"/>
                 <w:sz w:val="26"/>
                 <w:szCs w:val="26"/>
                 <w:rtl w:val="0"/>
@@ -5250,12 +5481,16 @@
               <w:widowControl w:val="0"/>
               <w:spacing w:line="240" w:lineRule="auto"/>
               <w:rPr>
-                <w:sz w:val="26"/>
-                <w:szCs w:val="26"/>
-              </w:rPr>
-            </w:pPr>
-            <w:r>
-              <w:rPr>
+                <w:i w:val="1"/>
+                <w:iCs w:val="1"/>
+                <w:sz w:val="26"/>
+                <w:szCs w:val="26"/>
+              </w:rPr>
+            </w:pPr>
+            <w:r>
+              <w:rPr>
+                <w:i w:val="1"/>
+                <w:iCs w:val="1"/>
                 <w:sz w:val="26"/>
                 <w:szCs w:val="26"/>
                 <w:rtl w:val="0"/>
@@ -5300,32 +5535,5226 @@
       <w:pPr>
         <w:ind w:firstLine="720"/>
         <w:rPr>
-          <w:sz w:val="26"/>
-          <w:szCs w:val="26"/>
+          <w:b w:val="1"/>
+          <w:bCs w:val="1"/>
+          <w:sz w:val="30"/>
+          <w:szCs w:val="30"/>
         </w:rPr>
       </w:pPr>
       <w:r>
         <w:rPr>
+          <w:b w:val="1"/>
+          <w:bCs w:val="1"/>
+          <w:sz w:val="30"/>
+          <w:szCs w:val="30"/>
           <w:rtl w:val="0"/>
         </w:rPr>
+        <w:t xml:space="preserve">2.6. chức năng đăng nhập cho người tổ chức sự kiện.</w:t>
       </w:r>
     </w:p>
     <w:p>
       <w:pPr>
+        <w:rPr>
+          <w:sz w:val="26"/>
+          <w:szCs w:val="26"/>
+        </w:rPr>
+      </w:pPr>
+      <w:r>
+        <w:rPr>
+          <w:rtl w:val="0"/>
+        </w:rPr>
+      </w:r>
+    </w:p>
+    <w:tbl>
+      <w:tblPr>
+        <w:tblStyle w:val="Table6"/>
+        <w:tblW w:w="9000.0" w:type="dxa"/>
+        <w:jc w:val="left"/>
+        <w:tblBorders>
+          <w:top w:color="000000" w:space="0" w:sz="8" w:val="single"/>
+          <w:left w:color="000000" w:space="0" w:sz="8" w:val="single"/>
+          <w:bottom w:color="000000" w:space="0" w:sz="8" w:val="single"/>
+          <w:right w:color="000000" w:space="0" w:sz="8" w:val="single"/>
+          <w:insideH w:color="000000" w:space="0" w:sz="8" w:val="single"/>
+          <w:insideV w:color="000000" w:space="0" w:sz="8" w:val="single"/>
+        </w:tblBorders>
+        <w:tblLayout w:type="fixed"/>
+        <w:tblLook w:val="0600"/>
+      </w:tblPr>
+      <w:tblGrid>
+        <w:gridCol w:w="2805"/>
+        <w:gridCol w:w="6195"/>
+        <w:tblGridChange w:id="0">
+          <w:tblGrid>
+            <w:gridCol w:w="2805"/>
+            <w:gridCol w:w="6195"/>
+          </w:tblGrid>
+        </w:tblGridChange>
+      </w:tblGrid>
+      <w:tr>
+        <w:trPr>
+          <w:cantSplit w:val="0"/>
+          <w:tblHeader w:val="0"/>
+        </w:trPr>
+        <w:tc>
+          <w:tcPr>
+            <w:shd w:fill="auto" w:val="clear"/>
+            <w:tcMar>
+              <w:top w:w="100.0" w:type="dxa"/>
+              <w:left w:w="100.0" w:type="dxa"/>
+              <w:bottom w:w="100.0" w:type="dxa"/>
+              <w:right w:w="100.0" w:type="dxa"/>
+            </w:tcMar>
+            <w:vAlign w:val="top"/>
+          </w:tcPr>
+          <w:p>
+            <w:pPr>
+              <w:widowControl w:val="0"/>
+              <w:spacing w:line="240" w:lineRule="auto"/>
+              <w:rPr>
+                <w:i w:val="1"/>
+                <w:iCs w:val="1"/>
+                <w:sz w:val="26"/>
+                <w:szCs w:val="26"/>
+              </w:rPr>
+            </w:pPr>
+            <w:r>
+              <w:rPr>
+                <w:i w:val="1"/>
+                <w:iCs w:val="1"/>
+                <w:sz w:val="26"/>
+                <w:szCs w:val="26"/>
+                <w:rtl w:val="0"/>
+              </w:rPr>
+              <w:t xml:space="preserve">MÃ USECASE</w:t>
+            </w:r>
+          </w:p>
+        </w:tc>
+        <w:tc>
+          <w:tcPr>
+            <w:shd w:fill="auto" w:val="clear"/>
+            <w:tcMar>
+              <w:top w:w="100.0" w:type="dxa"/>
+              <w:left w:w="100.0" w:type="dxa"/>
+              <w:bottom w:w="100.0" w:type="dxa"/>
+              <w:right w:w="100.0" w:type="dxa"/>
+            </w:tcMar>
+            <w:vAlign w:val="top"/>
+          </w:tcPr>
+          <w:p>
+            <w:pPr>
+              <w:widowControl w:val="0"/>
+              <w:spacing w:line="240" w:lineRule="auto"/>
+              <w:rPr>
+                <w:sz w:val="26"/>
+                <w:szCs w:val="26"/>
+              </w:rPr>
+            </w:pPr>
+            <w:r>
+              <w:rPr>
+                <w:sz w:val="26"/>
+                <w:szCs w:val="26"/>
+                <w:rtl w:val="0"/>
+              </w:rPr>
+              <w:t xml:space="preserve">UC06</w:t>
+            </w:r>
+          </w:p>
+        </w:tc>
+      </w:tr>
+      <w:tr>
+        <w:trPr>
+          <w:cantSplit w:val="0"/>
+          <w:tblHeader w:val="0"/>
+        </w:trPr>
+        <w:tc>
+          <w:tcPr>
+            <w:shd w:fill="auto" w:val="clear"/>
+            <w:tcMar>
+              <w:top w:w="100.0" w:type="dxa"/>
+              <w:left w:w="100.0" w:type="dxa"/>
+              <w:bottom w:w="100.0" w:type="dxa"/>
+              <w:right w:w="100.0" w:type="dxa"/>
+            </w:tcMar>
+            <w:vAlign w:val="top"/>
+          </w:tcPr>
+          <w:p>
+            <w:pPr>
+              <w:widowControl w:val="0"/>
+              <w:spacing w:line="240" w:lineRule="auto"/>
+              <w:rPr>
+                <w:i w:val="1"/>
+                <w:iCs w:val="1"/>
+                <w:sz w:val="26"/>
+                <w:szCs w:val="26"/>
+              </w:rPr>
+            </w:pPr>
+            <w:r>
+              <w:rPr>
+                <w:i w:val="1"/>
+                <w:iCs w:val="1"/>
+                <w:sz w:val="26"/>
+                <w:szCs w:val="26"/>
+                <w:rtl w:val="0"/>
+              </w:rPr>
+              <w:t xml:space="preserve">TÊN USECASE</w:t>
+            </w:r>
+          </w:p>
+        </w:tc>
+        <w:tc>
+          <w:tcPr>
+            <w:shd w:fill="auto" w:val="clear"/>
+            <w:tcMar>
+              <w:top w:w="100.0" w:type="dxa"/>
+              <w:left w:w="100.0" w:type="dxa"/>
+              <w:bottom w:w="100.0" w:type="dxa"/>
+              <w:right w:w="100.0" w:type="dxa"/>
+            </w:tcMar>
+            <w:vAlign w:val="top"/>
+          </w:tcPr>
+          <w:p>
+            <w:pPr>
+              <w:widowControl w:val="0"/>
+              <w:spacing w:line="240" w:lineRule="auto"/>
+              <w:rPr>
+                <w:sz w:val="26"/>
+                <w:szCs w:val="26"/>
+              </w:rPr>
+            </w:pPr>
+            <w:r>
+              <w:rPr>
+                <w:sz w:val="26"/>
+                <w:szCs w:val="26"/>
+                <w:rtl w:val="0"/>
+              </w:rPr>
+              <w:t xml:space="preserve">đăng nhập</w:t>
+            </w:r>
+          </w:p>
+        </w:tc>
+      </w:tr>
+      <w:tr>
+        <w:trPr>
+          <w:cantSplit w:val="0"/>
+          <w:tblHeader w:val="0"/>
+        </w:trPr>
+        <w:tc>
+          <w:tcPr>
+            <w:shd w:fill="auto" w:val="clear"/>
+            <w:tcMar>
+              <w:top w:w="100.0" w:type="dxa"/>
+              <w:left w:w="100.0" w:type="dxa"/>
+              <w:bottom w:w="100.0" w:type="dxa"/>
+              <w:right w:w="100.0" w:type="dxa"/>
+            </w:tcMar>
+            <w:vAlign w:val="top"/>
+          </w:tcPr>
+          <w:p>
+            <w:pPr>
+              <w:widowControl w:val="0"/>
+              <w:spacing w:line="240" w:lineRule="auto"/>
+              <w:rPr>
+                <w:i w:val="1"/>
+                <w:iCs w:val="1"/>
+                <w:sz w:val="26"/>
+                <w:szCs w:val="26"/>
+              </w:rPr>
+            </w:pPr>
+            <w:r>
+              <w:rPr>
+                <w:i w:val="1"/>
+                <w:iCs w:val="1"/>
+                <w:sz w:val="26"/>
+                <w:szCs w:val="26"/>
+                <w:rtl w:val="0"/>
+              </w:rPr>
+              <w:t xml:space="preserve">MÔ TẢ USECASE</w:t>
+            </w:r>
+          </w:p>
+        </w:tc>
+        <w:tc>
+          <w:tcPr>
+            <w:shd w:fill="auto" w:val="clear"/>
+            <w:tcMar>
+              <w:top w:w="100.0" w:type="dxa"/>
+              <w:left w:w="100.0" w:type="dxa"/>
+              <w:bottom w:w="100.0" w:type="dxa"/>
+              <w:right w:w="100.0" w:type="dxa"/>
+            </w:tcMar>
+            <w:vAlign w:val="top"/>
+          </w:tcPr>
+          <w:p>
+            <w:pPr>
+              <w:widowControl w:val="0"/>
+              <w:spacing w:line="240" w:lineRule="auto"/>
+              <w:rPr>
+                <w:sz w:val="26"/>
+                <w:szCs w:val="26"/>
+              </w:rPr>
+            </w:pPr>
+            <w:r>
+              <w:rPr>
+                <w:sz w:val="26"/>
+                <w:szCs w:val="26"/>
+                <w:rtl w:val="0"/>
+              </w:rPr>
+              <w:t xml:space="preserve">người tổ chức sự kiện đăng nhập vào hệ thống</w:t>
+            </w:r>
+          </w:p>
+        </w:tc>
+      </w:tr>
+      <w:tr>
+        <w:trPr>
+          <w:cantSplit w:val="0"/>
+          <w:tblHeader w:val="0"/>
+        </w:trPr>
+        <w:tc>
+          <w:tcPr>
+            <w:shd w:fill="auto" w:val="clear"/>
+            <w:tcMar>
+              <w:top w:w="100.0" w:type="dxa"/>
+              <w:left w:w="100.0" w:type="dxa"/>
+              <w:bottom w:w="100.0" w:type="dxa"/>
+              <w:right w:w="100.0" w:type="dxa"/>
+            </w:tcMar>
+            <w:vAlign w:val="top"/>
+          </w:tcPr>
+          <w:p>
+            <w:pPr>
+              <w:widowControl w:val="0"/>
+              <w:spacing w:line="240" w:lineRule="auto"/>
+              <w:rPr>
+                <w:i w:val="1"/>
+                <w:iCs w:val="1"/>
+                <w:sz w:val="26"/>
+                <w:szCs w:val="26"/>
+              </w:rPr>
+            </w:pPr>
+            <w:r>
+              <w:rPr>
+                <w:i w:val="1"/>
+                <w:iCs w:val="1"/>
+                <w:sz w:val="26"/>
+                <w:szCs w:val="26"/>
+                <w:rtl w:val="0"/>
+              </w:rPr>
+              <w:t xml:space="preserve">ACTOR CHÍNH</w:t>
+            </w:r>
+          </w:p>
+        </w:tc>
+        <w:tc>
+          <w:tcPr>
+            <w:shd w:fill="auto" w:val="clear"/>
+            <w:tcMar>
+              <w:top w:w="100.0" w:type="dxa"/>
+              <w:left w:w="100.0" w:type="dxa"/>
+              <w:bottom w:w="100.0" w:type="dxa"/>
+              <w:right w:w="100.0" w:type="dxa"/>
+            </w:tcMar>
+            <w:vAlign w:val="top"/>
+          </w:tcPr>
+          <w:p>
+            <w:pPr>
+              <w:widowControl w:val="0"/>
+              <w:spacing w:line="240" w:lineRule="auto"/>
+              <w:rPr>
+                <w:sz w:val="26"/>
+                <w:szCs w:val="26"/>
+              </w:rPr>
+            </w:pPr>
+            <w:r>
+              <w:rPr>
+                <w:sz w:val="26"/>
+                <w:szCs w:val="26"/>
+                <w:rtl w:val="0"/>
+              </w:rPr>
+              <w:t xml:space="preserve">người tham dự</w:t>
+            </w:r>
+          </w:p>
+        </w:tc>
+      </w:tr>
+      <w:tr>
+        <w:trPr>
+          <w:cantSplit w:val="0"/>
+          <w:tblHeader w:val="0"/>
+        </w:trPr>
+        <w:tc>
+          <w:tcPr>
+            <w:shd w:fill="auto" w:val="clear"/>
+            <w:tcMar>
+              <w:top w:w="100.0" w:type="dxa"/>
+              <w:left w:w="100.0" w:type="dxa"/>
+              <w:bottom w:w="100.0" w:type="dxa"/>
+              <w:right w:w="100.0" w:type="dxa"/>
+            </w:tcMar>
+            <w:vAlign w:val="top"/>
+          </w:tcPr>
+          <w:p>
+            <w:pPr>
+              <w:widowControl w:val="0"/>
+              <w:spacing w:line="240" w:lineRule="auto"/>
+              <w:rPr>
+                <w:i w:val="1"/>
+                <w:iCs w:val="1"/>
+                <w:sz w:val="26"/>
+                <w:szCs w:val="26"/>
+              </w:rPr>
+            </w:pPr>
+            <w:r>
+              <w:rPr>
+                <w:i w:val="1"/>
+                <w:iCs w:val="1"/>
+                <w:sz w:val="26"/>
+                <w:szCs w:val="26"/>
+                <w:rtl w:val="0"/>
+              </w:rPr>
+              <w:t xml:space="preserve">ACTOR PHỤ</w:t>
+            </w:r>
+          </w:p>
+        </w:tc>
+        <w:tc>
+          <w:tcPr>
+            <w:shd w:fill="auto" w:val="clear"/>
+            <w:tcMar>
+              <w:top w:w="100.0" w:type="dxa"/>
+              <w:left w:w="100.0" w:type="dxa"/>
+              <w:bottom w:w="100.0" w:type="dxa"/>
+              <w:right w:w="100.0" w:type="dxa"/>
+            </w:tcMar>
+            <w:vAlign w:val="top"/>
+          </w:tcPr>
+          <w:p>
+            <w:pPr>
+              <w:widowControl w:val="0"/>
+              <w:spacing w:line="240" w:lineRule="auto"/>
+              <w:rPr>
+                <w:sz w:val="26"/>
+                <w:szCs w:val="26"/>
+              </w:rPr>
+            </w:pPr>
+            <w:r>
+              <w:rPr>
+                <w:sz w:val="26"/>
+                <w:szCs w:val="26"/>
+                <w:rtl w:val="0"/>
+              </w:rPr>
+              <w:t xml:space="preserve">không có</w:t>
+            </w:r>
+          </w:p>
+        </w:tc>
+      </w:tr>
+      <w:tr>
+        <w:trPr>
+          <w:cantSplit w:val="0"/>
+          <w:tblHeader w:val="0"/>
+        </w:trPr>
+        <w:tc>
+          <w:tcPr>
+            <w:shd w:fill="auto" w:val="clear"/>
+            <w:tcMar>
+              <w:top w:w="100.0" w:type="dxa"/>
+              <w:left w:w="100.0" w:type="dxa"/>
+              <w:bottom w:w="100.0" w:type="dxa"/>
+              <w:right w:w="100.0" w:type="dxa"/>
+            </w:tcMar>
+            <w:vAlign w:val="top"/>
+          </w:tcPr>
+          <w:p>
+            <w:pPr>
+              <w:widowControl w:val="0"/>
+              <w:spacing w:line="240" w:lineRule="auto"/>
+              <w:rPr>
+                <w:i w:val="1"/>
+                <w:iCs w:val="1"/>
+                <w:sz w:val="26"/>
+                <w:szCs w:val="26"/>
+              </w:rPr>
+            </w:pPr>
+            <w:r>
+              <w:rPr>
+                <w:i w:val="1"/>
+                <w:iCs w:val="1"/>
+                <w:sz w:val="26"/>
+                <w:szCs w:val="26"/>
+                <w:rtl w:val="0"/>
+              </w:rPr>
+              <w:t xml:space="preserve">TIỀN ĐIỀU KIỆN</w:t>
+            </w:r>
+          </w:p>
+        </w:tc>
+        <w:tc>
+          <w:tcPr>
+            <w:shd w:fill="auto" w:val="clear"/>
+            <w:tcMar>
+              <w:top w:w="100.0" w:type="dxa"/>
+              <w:left w:w="100.0" w:type="dxa"/>
+              <w:bottom w:w="100.0" w:type="dxa"/>
+              <w:right w:w="100.0" w:type="dxa"/>
+            </w:tcMar>
+            <w:vAlign w:val="top"/>
+          </w:tcPr>
+          <w:p>
+            <w:pPr>
+              <w:widowControl w:val="0"/>
+              <w:numPr>
+                <w:ilvl w:val="0"/>
+                <w:numId w:val="2"/>
+              </w:numPr>
+              <w:spacing w:line="240" w:lineRule="auto"/>
+              <w:ind w:left="720" w:hanging="360"/>
+              <w:rPr>
+                <w:sz w:val="26"/>
+                <w:szCs w:val="26"/>
+              </w:rPr>
+            </w:pPr>
+            <w:r>
+              <w:rPr>
+                <w:sz w:val="26"/>
+                <w:szCs w:val="26"/>
+                <w:rtl w:val="0"/>
+              </w:rPr>
+              <w:t xml:space="preserve">Người tổ chức sự kiện phải đăng ký ít nhất 1 tài khoản</w:t>
+            </w:r>
+          </w:p>
+          <w:p>
+            <w:pPr>
+              <w:widowControl w:val="0"/>
+              <w:numPr>
+                <w:ilvl w:val="0"/>
+                <w:numId w:val="2"/>
+              </w:numPr>
+              <w:spacing w:line="240" w:lineRule="auto"/>
+              <w:ind w:left="720" w:hanging="360"/>
+              <w:rPr>
+                <w:sz w:val="26"/>
+                <w:szCs w:val="26"/>
+              </w:rPr>
+            </w:pPr>
+            <w:r>
+              <w:rPr>
+                <w:sz w:val="26"/>
+                <w:szCs w:val="26"/>
+                <w:rtl w:val="0"/>
+              </w:rPr>
+              <w:t xml:space="preserve">Người tổ chức đã được admin duyệt tài khoản </w:t>
+            </w:r>
+          </w:p>
+        </w:tc>
+      </w:tr>
+      <w:tr>
+        <w:trPr>
+          <w:cantSplit w:val="0"/>
+          <w:tblHeader w:val="0"/>
+        </w:trPr>
+        <w:tc>
+          <w:tcPr>
+            <w:shd w:fill="auto" w:val="clear"/>
+            <w:tcMar>
+              <w:top w:w="100.0" w:type="dxa"/>
+              <w:left w:w="100.0" w:type="dxa"/>
+              <w:bottom w:w="100.0" w:type="dxa"/>
+              <w:right w:w="100.0" w:type="dxa"/>
+            </w:tcMar>
+            <w:vAlign w:val="top"/>
+          </w:tcPr>
+          <w:p>
+            <w:pPr>
+              <w:widowControl w:val="0"/>
+              <w:spacing w:line="240" w:lineRule="auto"/>
+              <w:rPr>
+                <w:i w:val="1"/>
+                <w:iCs w:val="1"/>
+                <w:sz w:val="26"/>
+                <w:szCs w:val="26"/>
+              </w:rPr>
+            </w:pPr>
+            <w:r>
+              <w:rPr>
+                <w:i w:val="1"/>
+                <w:iCs w:val="1"/>
+                <w:sz w:val="26"/>
+                <w:szCs w:val="26"/>
+                <w:rtl w:val="0"/>
+              </w:rPr>
+              <w:t xml:space="preserve">LUỒNG CHÍNH</w:t>
+            </w:r>
+          </w:p>
+        </w:tc>
+        <w:tc>
+          <w:tcPr>
+            <w:shd w:fill="auto" w:val="clear"/>
+            <w:tcMar>
+              <w:top w:w="100.0" w:type="dxa"/>
+              <w:left w:w="100.0" w:type="dxa"/>
+              <w:bottom w:w="100.0" w:type="dxa"/>
+              <w:right w:w="100.0" w:type="dxa"/>
+            </w:tcMar>
+            <w:vAlign w:val="top"/>
+          </w:tcPr>
+          <w:p>
+            <w:pPr>
+              <w:widowControl w:val="0"/>
+              <w:numPr>
+                <w:ilvl w:val="0"/>
+                <w:numId w:val="4"/>
+              </w:numPr>
+              <w:spacing w:line="240" w:lineRule="auto"/>
+              <w:ind w:left="720" w:hanging="360"/>
+              <w:rPr>
+                <w:sz w:val="26"/>
+                <w:szCs w:val="26"/>
+                <w:u w:val="none"/>
+              </w:rPr>
+            </w:pPr>
+            <w:r>
+              <w:rPr>
+                <w:sz w:val="26"/>
+                <w:szCs w:val="26"/>
+                <w:rtl w:val="0"/>
+              </w:rPr>
+              <w:t xml:space="preserve">Người tổ chức sự kiện chọn chức năng đăng nhập</w:t>
+            </w:r>
+          </w:p>
+          <w:p>
+            <w:pPr>
+              <w:widowControl w:val="0"/>
+              <w:numPr>
+                <w:ilvl w:val="0"/>
+                <w:numId w:val="4"/>
+              </w:numPr>
+              <w:spacing w:line="240" w:lineRule="auto"/>
+              <w:ind w:left="720" w:hanging="360"/>
+              <w:rPr>
+                <w:sz w:val="26"/>
+                <w:szCs w:val="26"/>
+                <w:u w:val="none"/>
+              </w:rPr>
+            </w:pPr>
+            <w:r>
+              <w:rPr>
+                <w:sz w:val="26"/>
+                <w:szCs w:val="26"/>
+                <w:rtl w:val="0"/>
+              </w:rPr>
+              <w:t xml:space="preserve">Sau đó sẽ hiển thị ra trang đăng nhập với 2 button là đăng nhập cho người tổ chức và đăng ký cho người tổ chức</w:t>
+            </w:r>
+          </w:p>
+          <w:p>
+            <w:pPr>
+              <w:widowControl w:val="0"/>
+              <w:numPr>
+                <w:ilvl w:val="0"/>
+                <w:numId w:val="4"/>
+              </w:numPr>
+              <w:spacing w:line="240" w:lineRule="auto"/>
+              <w:ind w:left="720" w:hanging="360"/>
+              <w:rPr>
+                <w:sz w:val="26"/>
+                <w:szCs w:val="26"/>
+                <w:u w:val="none"/>
+              </w:rPr>
+            </w:pPr>
+            <w:r>
+              <w:rPr>
+                <w:sz w:val="26"/>
+                <w:szCs w:val="26"/>
+                <w:rtl w:val="0"/>
+              </w:rPr>
+              <w:t xml:space="preserve">Click chọn đăng nhập cho người tổ chức</w:t>
+            </w:r>
+          </w:p>
+          <w:p>
+            <w:pPr>
+              <w:widowControl w:val="0"/>
+              <w:numPr>
+                <w:ilvl w:val="0"/>
+                <w:numId w:val="4"/>
+              </w:numPr>
+              <w:spacing w:line="240" w:lineRule="auto"/>
+              <w:ind w:left="720" w:hanging="360"/>
+              <w:rPr>
+                <w:sz w:val="26"/>
+                <w:szCs w:val="26"/>
+                <w:u w:val="none"/>
+              </w:rPr>
+            </w:pPr>
+            <w:r>
+              <w:rPr>
+                <w:sz w:val="26"/>
+                <w:szCs w:val="26"/>
+                <w:rtl w:val="0"/>
+              </w:rPr>
+              <w:t xml:space="preserve">Chuyển đổi trang yêu cầu người tổ chức nhập username bằng email và password </w:t>
+            </w:r>
+          </w:p>
+          <w:p>
+            <w:pPr>
+              <w:widowControl w:val="0"/>
+              <w:spacing w:line="240" w:lineRule="auto"/>
+              <w:ind w:left="720" w:firstLine="0"/>
+              <w:rPr>
+                <w:sz w:val="26"/>
+                <w:szCs w:val="26"/>
+              </w:rPr>
+            </w:pPr>
+            <w:r>
+              <w:rPr>
+                <w:sz w:val="26"/>
+                <w:szCs w:val="26"/>
+                <w:rtl w:val="0"/>
+              </w:rPr>
+              <w:t xml:space="preserve">và chọn địa điểm làm việc</w:t>
+            </w:r>
+          </w:p>
+          <w:p>
+            <w:pPr>
+              <w:widowControl w:val="0"/>
+              <w:numPr>
+                <w:ilvl w:val="0"/>
+                <w:numId w:val="4"/>
+              </w:numPr>
+              <w:spacing w:line="240" w:lineRule="auto"/>
+              <w:ind w:left="720" w:hanging="360"/>
+              <w:rPr>
+                <w:sz w:val="26"/>
+                <w:szCs w:val="26"/>
+                <w:u w:val="none"/>
+              </w:rPr>
+            </w:pPr>
+            <w:r>
+              <w:rPr>
+                <w:sz w:val="26"/>
+                <w:szCs w:val="26"/>
+                <w:rtl w:val="0"/>
+              </w:rPr>
+              <w:t xml:space="preserve">Thông báo đăng nhập thành công </w:t>
+            </w:r>
+          </w:p>
+          <w:p>
+            <w:pPr>
+              <w:widowControl w:val="0"/>
+              <w:numPr>
+                <w:ilvl w:val="0"/>
+                <w:numId w:val="4"/>
+              </w:numPr>
+              <w:spacing w:line="240" w:lineRule="auto"/>
+              <w:ind w:left="720" w:hanging="360"/>
+              <w:rPr>
+                <w:sz w:val="26"/>
+                <w:szCs w:val="26"/>
+                <w:u w:val="none"/>
+              </w:rPr>
+            </w:pPr>
+            <w:r>
+              <w:rPr>
+                <w:sz w:val="26"/>
+                <w:szCs w:val="26"/>
+                <w:rtl w:val="0"/>
+              </w:rPr>
+              <w:t xml:space="preserve">Chuyển trang về trang quản trị cho người tổ chức</w:t>
+            </w:r>
+          </w:p>
+        </w:tc>
+      </w:tr>
+      <w:tr>
+        <w:trPr>
+          <w:cantSplit w:val="0"/>
+          <w:tblHeader w:val="0"/>
+        </w:trPr>
+        <w:tc>
+          <w:tcPr>
+            <w:shd w:fill="auto" w:val="clear"/>
+            <w:tcMar>
+              <w:top w:w="100.0" w:type="dxa"/>
+              <w:left w:w="100.0" w:type="dxa"/>
+              <w:bottom w:w="100.0" w:type="dxa"/>
+              <w:right w:w="100.0" w:type="dxa"/>
+            </w:tcMar>
+            <w:vAlign w:val="top"/>
+          </w:tcPr>
+          <w:p>
+            <w:pPr>
+              <w:widowControl w:val="0"/>
+              <w:spacing w:line="240" w:lineRule="auto"/>
+              <w:rPr>
+                <w:i w:val="1"/>
+                <w:iCs w:val="1"/>
+                <w:sz w:val="26"/>
+                <w:szCs w:val="26"/>
+              </w:rPr>
+            </w:pPr>
+            <w:r>
+              <w:rPr>
+                <w:i w:val="1"/>
+                <w:iCs w:val="1"/>
+                <w:sz w:val="26"/>
+                <w:szCs w:val="26"/>
+                <w:rtl w:val="0"/>
+              </w:rPr>
+              <w:t xml:space="preserve">LUỒNG THAY THẾ</w:t>
+            </w:r>
+          </w:p>
+        </w:tc>
+        <w:tc>
+          <w:tcPr>
+            <w:shd w:fill="auto" w:val="clear"/>
+            <w:tcMar>
+              <w:top w:w="100.0" w:type="dxa"/>
+              <w:left w:w="100.0" w:type="dxa"/>
+              <w:bottom w:w="100.0" w:type="dxa"/>
+              <w:right w:w="100.0" w:type="dxa"/>
+            </w:tcMar>
+            <w:vAlign w:val="top"/>
+          </w:tcPr>
+          <w:p>
+            <w:pPr>
+              <w:widowControl w:val="0"/>
+              <w:spacing w:line="240" w:lineRule="auto"/>
+              <w:ind w:left="720" w:hanging="360"/>
+              <w:rPr>
+                <w:sz w:val="26"/>
+                <w:szCs w:val="26"/>
+              </w:rPr>
+            </w:pPr>
+            <w:r>
+              <w:rPr>
+                <w:sz w:val="26"/>
+                <w:szCs w:val="26"/>
+                <w:rtl w:val="0"/>
+              </w:rPr>
+              <w:t xml:space="preserve">5.1. Sai thông tin đăng nhập</w:t>
+            </w:r>
+          </w:p>
+          <w:p>
+            <w:pPr>
+              <w:widowControl w:val="0"/>
+              <w:spacing w:line="240" w:lineRule="auto"/>
+              <w:ind w:left="720" w:hanging="360"/>
+              <w:rPr>
+                <w:sz w:val="26"/>
+                <w:szCs w:val="26"/>
+              </w:rPr>
+            </w:pPr>
+            <w:r>
+              <w:rPr>
+                <w:sz w:val="26"/>
+                <w:szCs w:val="26"/>
+                <w:rtl w:val="0"/>
+              </w:rPr>
+              <w:t xml:space="preserve">  5.1.1 thông báo lỗi yêu cầu nhập lại</w:t>
+            </w:r>
+          </w:p>
+          <w:p>
+            <w:pPr>
+              <w:widowControl w:val="0"/>
+              <w:spacing w:line="240" w:lineRule="auto"/>
+              <w:ind w:left="720" w:hanging="360"/>
+              <w:rPr>
+                <w:sz w:val="26"/>
+                <w:szCs w:val="26"/>
+              </w:rPr>
+            </w:pPr>
+            <w:r>
+              <w:rPr>
+                <w:sz w:val="26"/>
+                <w:szCs w:val="26"/>
+                <w:rtl w:val="0"/>
+              </w:rPr>
+              <w:t xml:space="preserve">  5.1.2 chọn sai tổ chức làm việc yêu cầu chọn lại</w:t>
+            </w:r>
+          </w:p>
+        </w:tc>
+      </w:tr>
+      <w:tr>
+        <w:trPr>
+          <w:cantSplit w:val="0"/>
+          <w:tblHeader w:val="0"/>
+        </w:trPr>
+        <w:tc>
+          <w:tcPr>
+            <w:shd w:fill="auto" w:val="clear"/>
+            <w:tcMar>
+              <w:top w:w="100.0" w:type="dxa"/>
+              <w:left w:w="100.0" w:type="dxa"/>
+              <w:bottom w:w="100.0" w:type="dxa"/>
+              <w:right w:w="100.0" w:type="dxa"/>
+            </w:tcMar>
+            <w:vAlign w:val="top"/>
+          </w:tcPr>
+          <w:p>
+            <w:pPr>
+              <w:widowControl w:val="0"/>
+              <w:spacing w:line="240" w:lineRule="auto"/>
+              <w:rPr>
+                <w:i w:val="1"/>
+                <w:iCs w:val="1"/>
+                <w:sz w:val="26"/>
+                <w:szCs w:val="26"/>
+              </w:rPr>
+            </w:pPr>
+            <w:r>
+              <w:rPr>
+                <w:i w:val="1"/>
+                <w:iCs w:val="1"/>
+                <w:sz w:val="26"/>
+                <w:szCs w:val="26"/>
+                <w:rtl w:val="0"/>
+              </w:rPr>
+              <w:t xml:space="preserve">HẬU ĐIỀU KIỆN</w:t>
+            </w:r>
+          </w:p>
+        </w:tc>
+        <w:tc>
+          <w:tcPr>
+            <w:shd w:fill="auto" w:val="clear"/>
+            <w:tcMar>
+              <w:top w:w="100.0" w:type="dxa"/>
+              <w:left w:w="100.0" w:type="dxa"/>
+              <w:bottom w:w="100.0" w:type="dxa"/>
+              <w:right w:w="100.0" w:type="dxa"/>
+            </w:tcMar>
+            <w:vAlign w:val="top"/>
+          </w:tcPr>
+          <w:p>
+            <w:pPr>
+              <w:widowControl w:val="0"/>
+              <w:spacing w:line="240" w:lineRule="auto"/>
+              <w:rPr>
+                <w:sz w:val="26"/>
+                <w:szCs w:val="26"/>
+              </w:rPr>
+            </w:pPr>
+            <w:r>
+              <w:rPr>
+                <w:sz w:val="26"/>
+                <w:szCs w:val="26"/>
+                <w:rtl w:val="0"/>
+              </w:rPr>
+              <w:t xml:space="preserve">Đăng nhập thành công vào trang quản trị để sử dụng các chức năng của người tổ chức sự kiện</w:t>
+            </w:r>
+          </w:p>
+        </w:tc>
+      </w:tr>
+    </w:tbl>
+    <w:p>
+      <w:pPr>
+        <w:ind w:firstLine="720"/>
+        <w:rPr>
+          <w:sz w:val="26"/>
+          <w:szCs w:val="26"/>
+        </w:rPr>
+      </w:pPr>
+      <w:r>
+        <w:rPr>
+          <w:rtl w:val="0"/>
+        </w:rPr>
+      </w:r>
+    </w:p>
+    <w:p>
+      <w:pPr>
+        <w:ind w:firstLine="720"/>
+        <w:rPr>
+          <w:b w:val="1"/>
+          <w:bCs w:val="1"/>
+          <w:sz w:val="30"/>
+          <w:szCs w:val="30"/>
+        </w:rPr>
+      </w:pPr>
+      <w:r>
+        <w:rPr>
+          <w:b w:val="1"/>
+          <w:bCs w:val="1"/>
+          <w:sz w:val="30"/>
+          <w:szCs w:val="30"/>
+          <w:rtl w:val="0"/>
+        </w:rPr>
+        <w:t xml:space="preserve">2.7. chức năng đăng ký cho người tổ chức sự kiện.</w:t>
+      </w:r>
+    </w:p>
+    <w:p>
+      <w:pPr>
+        <w:rPr>
+          <w:sz w:val="26"/>
+          <w:szCs w:val="26"/>
+        </w:rPr>
+      </w:pPr>
+      <w:r>
+        <w:rPr>
+          <w:rtl w:val="0"/>
+        </w:rPr>
+      </w:r>
+    </w:p>
+    <w:tbl>
+      <w:tblPr>
+        <w:tblStyle w:val="Table7"/>
+        <w:tblW w:w="9000.0" w:type="dxa"/>
+        <w:jc w:val="left"/>
+        <w:tblBorders>
+          <w:top w:color="000000" w:space="0" w:sz="8" w:val="single"/>
+          <w:left w:color="000000" w:space="0" w:sz="8" w:val="single"/>
+          <w:bottom w:color="000000" w:space="0" w:sz="8" w:val="single"/>
+          <w:right w:color="000000" w:space="0" w:sz="8" w:val="single"/>
+          <w:insideH w:color="000000" w:space="0" w:sz="8" w:val="single"/>
+          <w:insideV w:color="000000" w:space="0" w:sz="8" w:val="single"/>
+        </w:tblBorders>
+        <w:tblLayout w:type="fixed"/>
+        <w:tblLook w:val="0600"/>
+      </w:tblPr>
+      <w:tblGrid>
+        <w:gridCol w:w="2805"/>
+        <w:gridCol w:w="6195"/>
+        <w:tblGridChange w:id="0">
+          <w:tblGrid>
+            <w:gridCol w:w="2805"/>
+            <w:gridCol w:w="6195"/>
+          </w:tblGrid>
+        </w:tblGridChange>
+      </w:tblGrid>
+      <w:tr>
+        <w:trPr>
+          <w:cantSplit w:val="0"/>
+          <w:tblHeader w:val="0"/>
+        </w:trPr>
+        <w:tc>
+          <w:tcPr>
+            <w:shd w:fill="auto" w:val="clear"/>
+            <w:tcMar>
+              <w:top w:w="100.0" w:type="dxa"/>
+              <w:left w:w="100.0" w:type="dxa"/>
+              <w:bottom w:w="100.0" w:type="dxa"/>
+              <w:right w:w="100.0" w:type="dxa"/>
+            </w:tcMar>
+            <w:vAlign w:val="top"/>
+          </w:tcPr>
+          <w:p>
+            <w:pPr>
+              <w:widowControl w:val="0"/>
+              <w:spacing w:line="240" w:lineRule="auto"/>
+              <w:rPr>
+                <w:i w:val="1"/>
+                <w:iCs w:val="1"/>
+                <w:sz w:val="26"/>
+                <w:szCs w:val="26"/>
+              </w:rPr>
+            </w:pPr>
+            <w:r>
+              <w:rPr>
+                <w:i w:val="1"/>
+                <w:iCs w:val="1"/>
+                <w:sz w:val="26"/>
+                <w:szCs w:val="26"/>
+                <w:rtl w:val="0"/>
+              </w:rPr>
+              <w:t xml:space="preserve">MÃ USECASE</w:t>
+            </w:r>
+          </w:p>
+        </w:tc>
+        <w:tc>
+          <w:tcPr>
+            <w:shd w:fill="auto" w:val="clear"/>
+            <w:tcMar>
+              <w:top w:w="100.0" w:type="dxa"/>
+              <w:left w:w="100.0" w:type="dxa"/>
+              <w:bottom w:w="100.0" w:type="dxa"/>
+              <w:right w:w="100.0" w:type="dxa"/>
+            </w:tcMar>
+            <w:vAlign w:val="top"/>
+          </w:tcPr>
+          <w:p>
+            <w:pPr>
+              <w:widowControl w:val="0"/>
+              <w:spacing w:line="240" w:lineRule="auto"/>
+              <w:rPr>
+                <w:sz w:val="26"/>
+                <w:szCs w:val="26"/>
+              </w:rPr>
+            </w:pPr>
+            <w:r>
+              <w:rPr>
+                <w:sz w:val="26"/>
+                <w:szCs w:val="26"/>
+                <w:rtl w:val="0"/>
+              </w:rPr>
+              <w:t xml:space="preserve">UC07</w:t>
+            </w:r>
+          </w:p>
+        </w:tc>
+      </w:tr>
+      <w:tr>
+        <w:trPr>
+          <w:cantSplit w:val="0"/>
+          <w:tblHeader w:val="0"/>
+        </w:trPr>
+        <w:tc>
+          <w:tcPr>
+            <w:shd w:fill="auto" w:val="clear"/>
+            <w:tcMar>
+              <w:top w:w="100.0" w:type="dxa"/>
+              <w:left w:w="100.0" w:type="dxa"/>
+              <w:bottom w:w="100.0" w:type="dxa"/>
+              <w:right w:w="100.0" w:type="dxa"/>
+            </w:tcMar>
+            <w:vAlign w:val="top"/>
+          </w:tcPr>
+          <w:p>
+            <w:pPr>
+              <w:widowControl w:val="0"/>
+              <w:spacing w:line="240" w:lineRule="auto"/>
+              <w:rPr>
+                <w:i w:val="1"/>
+                <w:iCs w:val="1"/>
+                <w:sz w:val="26"/>
+                <w:szCs w:val="26"/>
+              </w:rPr>
+            </w:pPr>
+            <w:r>
+              <w:rPr>
+                <w:i w:val="1"/>
+                <w:iCs w:val="1"/>
+                <w:sz w:val="26"/>
+                <w:szCs w:val="26"/>
+                <w:rtl w:val="0"/>
+              </w:rPr>
+              <w:t xml:space="preserve">TÊN USECASE</w:t>
+            </w:r>
+          </w:p>
+        </w:tc>
+        <w:tc>
+          <w:tcPr>
+            <w:shd w:fill="auto" w:val="clear"/>
+            <w:tcMar>
+              <w:top w:w="100.0" w:type="dxa"/>
+              <w:left w:w="100.0" w:type="dxa"/>
+              <w:bottom w:w="100.0" w:type="dxa"/>
+              <w:right w:w="100.0" w:type="dxa"/>
+            </w:tcMar>
+            <w:vAlign w:val="top"/>
+          </w:tcPr>
+          <w:p>
+            <w:pPr>
+              <w:widowControl w:val="0"/>
+              <w:spacing w:line="240" w:lineRule="auto"/>
+              <w:rPr>
+                <w:sz w:val="26"/>
+                <w:szCs w:val="26"/>
+              </w:rPr>
+            </w:pPr>
+            <w:r>
+              <w:rPr>
+                <w:sz w:val="26"/>
+                <w:szCs w:val="26"/>
+                <w:rtl w:val="0"/>
+              </w:rPr>
+              <w:t xml:space="preserve">đăng ký</w:t>
+            </w:r>
+          </w:p>
+        </w:tc>
+      </w:tr>
+      <w:tr>
+        <w:trPr>
+          <w:cantSplit w:val="0"/>
+          <w:tblHeader w:val="0"/>
+        </w:trPr>
+        <w:tc>
+          <w:tcPr>
+            <w:shd w:fill="auto" w:val="clear"/>
+            <w:tcMar>
+              <w:top w:w="100.0" w:type="dxa"/>
+              <w:left w:w="100.0" w:type="dxa"/>
+              <w:bottom w:w="100.0" w:type="dxa"/>
+              <w:right w:w="100.0" w:type="dxa"/>
+            </w:tcMar>
+            <w:vAlign w:val="top"/>
+          </w:tcPr>
+          <w:p>
+            <w:pPr>
+              <w:widowControl w:val="0"/>
+              <w:spacing w:line="240" w:lineRule="auto"/>
+              <w:rPr>
+                <w:i w:val="1"/>
+                <w:iCs w:val="1"/>
+                <w:sz w:val="26"/>
+                <w:szCs w:val="26"/>
+              </w:rPr>
+            </w:pPr>
+            <w:r>
+              <w:rPr>
+                <w:i w:val="1"/>
+                <w:iCs w:val="1"/>
+                <w:sz w:val="26"/>
+                <w:szCs w:val="26"/>
+                <w:rtl w:val="0"/>
+              </w:rPr>
+              <w:t xml:space="preserve">MÔ TẢ USECASE</w:t>
+            </w:r>
+          </w:p>
+        </w:tc>
+        <w:tc>
+          <w:tcPr>
+            <w:shd w:fill="auto" w:val="clear"/>
+            <w:tcMar>
+              <w:top w:w="100.0" w:type="dxa"/>
+              <w:left w:w="100.0" w:type="dxa"/>
+              <w:bottom w:w="100.0" w:type="dxa"/>
+              <w:right w:w="100.0" w:type="dxa"/>
+            </w:tcMar>
+            <w:vAlign w:val="top"/>
+          </w:tcPr>
+          <w:p>
+            <w:pPr>
+              <w:widowControl w:val="0"/>
+              <w:spacing w:line="240" w:lineRule="auto"/>
+              <w:rPr>
+                <w:sz w:val="26"/>
+                <w:szCs w:val="26"/>
+              </w:rPr>
+            </w:pPr>
+            <w:r>
+              <w:rPr>
+                <w:sz w:val="26"/>
+                <w:szCs w:val="26"/>
+                <w:rtl w:val="0"/>
+              </w:rPr>
+              <w:t xml:space="preserve">người tổ chức sự kiện đăng ký tài khoản</w:t>
+            </w:r>
+          </w:p>
+        </w:tc>
+      </w:tr>
+      <w:tr>
+        <w:trPr>
+          <w:cantSplit w:val="0"/>
+          <w:tblHeader w:val="0"/>
+        </w:trPr>
+        <w:tc>
+          <w:tcPr>
+            <w:shd w:fill="auto" w:val="clear"/>
+            <w:tcMar>
+              <w:top w:w="100.0" w:type="dxa"/>
+              <w:left w:w="100.0" w:type="dxa"/>
+              <w:bottom w:w="100.0" w:type="dxa"/>
+              <w:right w:w="100.0" w:type="dxa"/>
+            </w:tcMar>
+            <w:vAlign w:val="top"/>
+          </w:tcPr>
+          <w:p>
+            <w:pPr>
+              <w:widowControl w:val="0"/>
+              <w:spacing w:line="240" w:lineRule="auto"/>
+              <w:rPr>
+                <w:i w:val="1"/>
+                <w:iCs w:val="1"/>
+                <w:sz w:val="26"/>
+                <w:szCs w:val="26"/>
+              </w:rPr>
+            </w:pPr>
+            <w:r>
+              <w:rPr>
+                <w:i w:val="1"/>
+                <w:iCs w:val="1"/>
+                <w:sz w:val="26"/>
+                <w:szCs w:val="26"/>
+                <w:rtl w:val="0"/>
+              </w:rPr>
+              <w:t xml:space="preserve">ACTOR CHÍNH</w:t>
+            </w:r>
+          </w:p>
+        </w:tc>
+        <w:tc>
+          <w:tcPr>
+            <w:shd w:fill="auto" w:val="clear"/>
+            <w:tcMar>
+              <w:top w:w="100.0" w:type="dxa"/>
+              <w:left w:w="100.0" w:type="dxa"/>
+              <w:bottom w:w="100.0" w:type="dxa"/>
+              <w:right w:w="100.0" w:type="dxa"/>
+            </w:tcMar>
+            <w:vAlign w:val="top"/>
+          </w:tcPr>
+          <w:p>
+            <w:pPr>
+              <w:widowControl w:val="0"/>
+              <w:spacing w:line="240" w:lineRule="auto"/>
+              <w:rPr>
+                <w:sz w:val="26"/>
+                <w:szCs w:val="26"/>
+              </w:rPr>
+            </w:pPr>
+            <w:r>
+              <w:rPr>
+                <w:sz w:val="26"/>
+                <w:szCs w:val="26"/>
+                <w:rtl w:val="0"/>
+              </w:rPr>
+              <w:t xml:space="preserve">người tổ chức sự kiện</w:t>
+            </w:r>
+          </w:p>
+        </w:tc>
+      </w:tr>
+      <w:tr>
+        <w:trPr>
+          <w:cantSplit w:val="0"/>
+          <w:tblHeader w:val="0"/>
+        </w:trPr>
+        <w:tc>
+          <w:tcPr>
+            <w:shd w:fill="auto" w:val="clear"/>
+            <w:tcMar>
+              <w:top w:w="100.0" w:type="dxa"/>
+              <w:left w:w="100.0" w:type="dxa"/>
+              <w:bottom w:w="100.0" w:type="dxa"/>
+              <w:right w:w="100.0" w:type="dxa"/>
+            </w:tcMar>
+            <w:vAlign w:val="top"/>
+          </w:tcPr>
+          <w:p>
+            <w:pPr>
+              <w:widowControl w:val="0"/>
+              <w:spacing w:line="240" w:lineRule="auto"/>
+              <w:rPr>
+                <w:i w:val="1"/>
+                <w:iCs w:val="1"/>
+                <w:sz w:val="26"/>
+                <w:szCs w:val="26"/>
+              </w:rPr>
+            </w:pPr>
+            <w:r>
+              <w:rPr>
+                <w:i w:val="1"/>
+                <w:iCs w:val="1"/>
+                <w:sz w:val="26"/>
+                <w:szCs w:val="26"/>
+                <w:rtl w:val="0"/>
+              </w:rPr>
+              <w:t xml:space="preserve">ACTOR PHỤ</w:t>
+            </w:r>
+          </w:p>
+        </w:tc>
+        <w:tc>
+          <w:tcPr>
+            <w:shd w:fill="auto" w:val="clear"/>
+            <w:tcMar>
+              <w:top w:w="100.0" w:type="dxa"/>
+              <w:left w:w="100.0" w:type="dxa"/>
+              <w:bottom w:w="100.0" w:type="dxa"/>
+              <w:right w:w="100.0" w:type="dxa"/>
+            </w:tcMar>
+            <w:vAlign w:val="top"/>
+          </w:tcPr>
+          <w:p>
+            <w:pPr>
+              <w:widowControl w:val="0"/>
+              <w:spacing w:line="240" w:lineRule="auto"/>
+              <w:rPr>
+                <w:sz w:val="26"/>
+                <w:szCs w:val="26"/>
+              </w:rPr>
+            </w:pPr>
+            <w:r>
+              <w:rPr>
+                <w:sz w:val="26"/>
+                <w:szCs w:val="26"/>
+                <w:rtl w:val="0"/>
+              </w:rPr>
+              <w:t xml:space="preserve">không có</w:t>
+            </w:r>
+          </w:p>
+        </w:tc>
+      </w:tr>
+      <w:tr>
+        <w:trPr>
+          <w:cantSplit w:val="0"/>
+          <w:tblHeader w:val="0"/>
+        </w:trPr>
+        <w:tc>
+          <w:tcPr>
+            <w:shd w:fill="auto" w:val="clear"/>
+            <w:tcMar>
+              <w:top w:w="100.0" w:type="dxa"/>
+              <w:left w:w="100.0" w:type="dxa"/>
+              <w:bottom w:w="100.0" w:type="dxa"/>
+              <w:right w:w="100.0" w:type="dxa"/>
+            </w:tcMar>
+            <w:vAlign w:val="top"/>
+          </w:tcPr>
+          <w:p>
+            <w:pPr>
+              <w:widowControl w:val="0"/>
+              <w:spacing w:line="240" w:lineRule="auto"/>
+              <w:rPr>
+                <w:i w:val="1"/>
+                <w:iCs w:val="1"/>
+                <w:sz w:val="26"/>
+                <w:szCs w:val="26"/>
+              </w:rPr>
+            </w:pPr>
+            <w:r>
+              <w:rPr>
+                <w:i w:val="1"/>
+                <w:iCs w:val="1"/>
+                <w:sz w:val="26"/>
+                <w:szCs w:val="26"/>
+                <w:rtl w:val="0"/>
+              </w:rPr>
+              <w:t xml:space="preserve">TIỀN ĐIỀU KIỆN</w:t>
+            </w:r>
+          </w:p>
+        </w:tc>
+        <w:tc>
+          <w:tcPr>
+            <w:shd w:fill="auto" w:val="clear"/>
+            <w:tcMar>
+              <w:top w:w="100.0" w:type="dxa"/>
+              <w:left w:w="100.0" w:type="dxa"/>
+              <w:bottom w:w="100.0" w:type="dxa"/>
+              <w:right w:w="100.0" w:type="dxa"/>
+            </w:tcMar>
+            <w:vAlign w:val="top"/>
+          </w:tcPr>
+          <w:p>
+            <w:pPr>
+              <w:widowControl w:val="0"/>
+              <w:numPr>
+                <w:ilvl w:val="0"/>
+                <w:numId w:val="2"/>
+              </w:numPr>
+              <w:spacing w:line="240" w:lineRule="auto"/>
+              <w:ind w:left="720" w:hanging="360"/>
+              <w:rPr>
+                <w:sz w:val="26"/>
+                <w:szCs w:val="26"/>
+              </w:rPr>
+            </w:pPr>
+            <w:r>
+              <w:rPr>
+                <w:sz w:val="26"/>
+                <w:szCs w:val="26"/>
+                <w:rtl w:val="0"/>
+              </w:rPr>
+              <w:t xml:space="preserve">Người tổ chưa có tài khoản</w:t>
+            </w:r>
+          </w:p>
+        </w:tc>
+      </w:tr>
+      <w:tr>
+        <w:trPr>
+          <w:cantSplit w:val="0"/>
+          <w:tblHeader w:val="0"/>
+        </w:trPr>
+        <w:tc>
+          <w:tcPr>
+            <w:shd w:fill="auto" w:val="clear"/>
+            <w:tcMar>
+              <w:top w:w="100.0" w:type="dxa"/>
+              <w:left w:w="100.0" w:type="dxa"/>
+              <w:bottom w:w="100.0" w:type="dxa"/>
+              <w:right w:w="100.0" w:type="dxa"/>
+            </w:tcMar>
+            <w:vAlign w:val="top"/>
+          </w:tcPr>
+          <w:p>
+            <w:pPr>
+              <w:widowControl w:val="0"/>
+              <w:spacing w:line="240" w:lineRule="auto"/>
+              <w:rPr>
+                <w:i w:val="1"/>
+                <w:iCs w:val="1"/>
+                <w:sz w:val="26"/>
+                <w:szCs w:val="26"/>
+              </w:rPr>
+            </w:pPr>
+            <w:r>
+              <w:rPr>
+                <w:i w:val="1"/>
+                <w:iCs w:val="1"/>
+                <w:sz w:val="26"/>
+                <w:szCs w:val="26"/>
+                <w:rtl w:val="0"/>
+              </w:rPr>
+              <w:t xml:space="preserve">LUỒNG CHÍNH</w:t>
+            </w:r>
+          </w:p>
+        </w:tc>
+        <w:tc>
+          <w:tcPr>
+            <w:shd w:fill="auto" w:val="clear"/>
+            <w:tcMar>
+              <w:top w:w="100.0" w:type="dxa"/>
+              <w:left w:w="100.0" w:type="dxa"/>
+              <w:bottom w:w="100.0" w:type="dxa"/>
+              <w:right w:w="100.0" w:type="dxa"/>
+            </w:tcMar>
+            <w:vAlign w:val="top"/>
+          </w:tcPr>
+          <w:p>
+            <w:pPr>
+              <w:widowControl w:val="0"/>
+              <w:numPr>
+                <w:ilvl w:val="0"/>
+                <w:numId w:val="13"/>
+              </w:numPr>
+              <w:spacing w:line="240" w:lineRule="auto"/>
+              <w:ind w:left="720" w:hanging="360"/>
+              <w:rPr>
+                <w:sz w:val="26"/>
+                <w:szCs w:val="26"/>
+              </w:rPr>
+            </w:pPr>
+            <w:r>
+              <w:rPr>
+                <w:sz w:val="26"/>
+                <w:szCs w:val="26"/>
+                <w:rtl w:val="0"/>
+              </w:rPr>
+              <w:t xml:space="preserve">Người tổ chức sự kiện chọn chức năng đăng nhập</w:t>
+            </w:r>
+          </w:p>
+          <w:p>
+            <w:pPr>
+              <w:widowControl w:val="0"/>
+              <w:numPr>
+                <w:ilvl w:val="0"/>
+                <w:numId w:val="13"/>
+              </w:numPr>
+              <w:spacing w:line="240" w:lineRule="auto"/>
+              <w:ind w:left="720" w:hanging="360"/>
+              <w:rPr>
+                <w:sz w:val="26"/>
+                <w:szCs w:val="26"/>
+              </w:rPr>
+            </w:pPr>
+            <w:r>
+              <w:rPr>
+                <w:sz w:val="26"/>
+                <w:szCs w:val="26"/>
+                <w:rtl w:val="0"/>
+              </w:rPr>
+              <w:t xml:space="preserve">Sau đó sẽ hiển thị ra trang đăng nhập với 2 button là đăng nhập cho người tổ chức và đăng ký cho người tổ chức</w:t>
+            </w:r>
+          </w:p>
+          <w:p>
+            <w:pPr>
+              <w:widowControl w:val="0"/>
+              <w:numPr>
+                <w:ilvl w:val="0"/>
+                <w:numId w:val="13"/>
+              </w:numPr>
+              <w:spacing w:line="240" w:lineRule="auto"/>
+              <w:ind w:left="720" w:hanging="360"/>
+              <w:rPr>
+                <w:sz w:val="26"/>
+                <w:szCs w:val="26"/>
+                <w:u w:val="none"/>
+              </w:rPr>
+            </w:pPr>
+            <w:r>
+              <w:rPr>
+                <w:sz w:val="26"/>
+                <w:szCs w:val="26"/>
+                <w:rtl w:val="0"/>
+              </w:rPr>
+              <w:t xml:space="preserve">Người tổ chức click chọn chức năng đăng ký tài khoản</w:t>
+            </w:r>
+          </w:p>
+          <w:p>
+            <w:pPr>
+              <w:widowControl w:val="0"/>
+              <w:numPr>
+                <w:ilvl w:val="0"/>
+                <w:numId w:val="13"/>
+              </w:numPr>
+              <w:spacing w:line="240" w:lineRule="auto"/>
+              <w:ind w:left="720" w:hanging="360"/>
+              <w:rPr>
+                <w:sz w:val="26"/>
+                <w:szCs w:val="26"/>
+                <w:u w:val="none"/>
+              </w:rPr>
+            </w:pPr>
+            <w:r>
+              <w:rPr>
+                <w:sz w:val="26"/>
+                <w:szCs w:val="26"/>
+                <w:rtl w:val="0"/>
+              </w:rPr>
+              <w:t xml:space="preserve">Yêu cầu Người tổ chức nhập và chọn đầy đủ thông tin và không được để trống</w:t>
+            </w:r>
+          </w:p>
+          <w:p>
+            <w:pPr>
+              <w:widowControl w:val="0"/>
+              <w:numPr>
+                <w:ilvl w:val="0"/>
+                <w:numId w:val="13"/>
+              </w:numPr>
+              <w:spacing w:line="240" w:lineRule="auto"/>
+              <w:ind w:left="720" w:hanging="360"/>
+              <w:rPr>
+                <w:sz w:val="26"/>
+                <w:szCs w:val="26"/>
+                <w:u w:val="none"/>
+              </w:rPr>
+            </w:pPr>
+            <w:r>
+              <w:rPr>
+                <w:sz w:val="26"/>
+                <w:szCs w:val="26"/>
+                <w:rtl w:val="0"/>
+              </w:rPr>
+              <w:t xml:space="preserve">Thông báo đăng ký thành công</w:t>
+            </w:r>
+          </w:p>
+          <w:p>
+            <w:pPr>
+              <w:widowControl w:val="0"/>
+              <w:numPr>
+                <w:ilvl w:val="0"/>
+                <w:numId w:val="13"/>
+              </w:numPr>
+              <w:spacing w:line="240" w:lineRule="auto"/>
+              <w:ind w:left="720" w:hanging="360"/>
+              <w:rPr>
+                <w:sz w:val="26"/>
+                <w:szCs w:val="26"/>
+                <w:u w:val="none"/>
+              </w:rPr>
+            </w:pPr>
+            <w:r>
+              <w:rPr>
+                <w:sz w:val="26"/>
+                <w:szCs w:val="26"/>
+                <w:rtl w:val="0"/>
+              </w:rPr>
+              <w:t xml:space="preserve">Thông báo tài khoản sẽ được duyệt và được thông báo qua email trong vòng 2 ngày sau</w:t>
+            </w:r>
+          </w:p>
+        </w:tc>
+      </w:tr>
+      <w:tr>
+        <w:trPr>
+          <w:cantSplit w:val="0"/>
+          <w:tblHeader w:val="0"/>
+        </w:trPr>
+        <w:tc>
+          <w:tcPr>
+            <w:shd w:fill="auto" w:val="clear"/>
+            <w:tcMar>
+              <w:top w:w="100.0" w:type="dxa"/>
+              <w:left w:w="100.0" w:type="dxa"/>
+              <w:bottom w:w="100.0" w:type="dxa"/>
+              <w:right w:w="100.0" w:type="dxa"/>
+            </w:tcMar>
+            <w:vAlign w:val="top"/>
+          </w:tcPr>
+          <w:p>
+            <w:pPr>
+              <w:widowControl w:val="0"/>
+              <w:spacing w:line="240" w:lineRule="auto"/>
+              <w:rPr>
+                <w:i w:val="1"/>
+                <w:iCs w:val="1"/>
+                <w:sz w:val="26"/>
+                <w:szCs w:val="26"/>
+              </w:rPr>
+            </w:pPr>
+            <w:r>
+              <w:rPr>
+                <w:i w:val="1"/>
+                <w:iCs w:val="1"/>
+                <w:sz w:val="26"/>
+                <w:szCs w:val="26"/>
+                <w:rtl w:val="0"/>
+              </w:rPr>
+              <w:t xml:space="preserve">LUỒNG THAY THẾ</w:t>
+            </w:r>
+          </w:p>
+        </w:tc>
+        <w:tc>
+          <w:tcPr>
+            <w:shd w:fill="auto" w:val="clear"/>
+            <w:tcMar>
+              <w:top w:w="100.0" w:type="dxa"/>
+              <w:left w:w="100.0" w:type="dxa"/>
+              <w:bottom w:w="100.0" w:type="dxa"/>
+              <w:right w:w="100.0" w:type="dxa"/>
+            </w:tcMar>
+            <w:vAlign w:val="top"/>
+          </w:tcPr>
+          <w:p>
+            <w:pPr>
+              <w:widowControl w:val="0"/>
+              <w:spacing w:line="240" w:lineRule="auto"/>
+              <w:ind w:left="720" w:hanging="360"/>
+              <w:rPr>
+                <w:sz w:val="26"/>
+                <w:szCs w:val="26"/>
+              </w:rPr>
+            </w:pPr>
+            <w:r>
+              <w:rPr>
+                <w:sz w:val="26"/>
+                <w:szCs w:val="26"/>
+                <w:rtl w:val="0"/>
+              </w:rPr>
+              <w:t xml:space="preserve">4.1. Nhập thiếu thông tin</w:t>
+            </w:r>
+          </w:p>
+          <w:p>
+            <w:pPr>
+              <w:widowControl w:val="0"/>
+              <w:spacing w:line="240" w:lineRule="auto"/>
+              <w:ind w:left="720" w:hanging="360"/>
+              <w:rPr>
+                <w:sz w:val="26"/>
+                <w:szCs w:val="26"/>
+              </w:rPr>
+            </w:pPr>
+            <w:r>
+              <w:rPr>
+                <w:sz w:val="26"/>
+                <w:szCs w:val="26"/>
+                <w:rtl w:val="0"/>
+              </w:rPr>
+              <w:t xml:space="preserve">  4.1.1. Thông báo lỗi thiếu thông tin yêu cầu nhập đầy đủ</w:t>
+            </w:r>
+          </w:p>
+        </w:tc>
+      </w:tr>
+      <w:tr>
+        <w:trPr>
+          <w:cantSplit w:val="0"/>
+          <w:tblHeader w:val="0"/>
+        </w:trPr>
+        <w:tc>
+          <w:tcPr>
+            <w:shd w:fill="auto" w:val="clear"/>
+            <w:tcMar>
+              <w:top w:w="100.0" w:type="dxa"/>
+              <w:left w:w="100.0" w:type="dxa"/>
+              <w:bottom w:w="100.0" w:type="dxa"/>
+              <w:right w:w="100.0" w:type="dxa"/>
+            </w:tcMar>
+            <w:vAlign w:val="top"/>
+          </w:tcPr>
+          <w:p>
+            <w:pPr>
+              <w:widowControl w:val="0"/>
+              <w:spacing w:line="240" w:lineRule="auto"/>
+              <w:rPr>
+                <w:i w:val="1"/>
+                <w:iCs w:val="1"/>
+                <w:sz w:val="26"/>
+                <w:szCs w:val="26"/>
+              </w:rPr>
+            </w:pPr>
+            <w:r>
+              <w:rPr>
+                <w:i w:val="1"/>
+                <w:iCs w:val="1"/>
+                <w:sz w:val="26"/>
+                <w:szCs w:val="26"/>
+                <w:rtl w:val="0"/>
+              </w:rPr>
+              <w:t xml:space="preserve">HẬU ĐIỀU KIỆN</w:t>
+            </w:r>
+          </w:p>
+        </w:tc>
+        <w:tc>
+          <w:tcPr>
+            <w:shd w:fill="auto" w:val="clear"/>
+            <w:tcMar>
+              <w:top w:w="100.0" w:type="dxa"/>
+              <w:left w:w="100.0" w:type="dxa"/>
+              <w:bottom w:w="100.0" w:type="dxa"/>
+              <w:right w:w="100.0" w:type="dxa"/>
+            </w:tcMar>
+            <w:vAlign w:val="top"/>
+          </w:tcPr>
+          <w:p>
+            <w:pPr>
+              <w:widowControl w:val="0"/>
+              <w:spacing w:line="240" w:lineRule="auto"/>
+              <w:rPr>
+                <w:sz w:val="26"/>
+                <w:szCs w:val="26"/>
+              </w:rPr>
+            </w:pPr>
+            <w:r>
+              <w:rPr>
+                <w:sz w:val="26"/>
+                <w:szCs w:val="26"/>
+                <w:rtl w:val="0"/>
+              </w:rPr>
+              <w:t xml:space="preserve">Thông báo đăng ký thành công và thông báo chờ xét duyệt trả về trang đăng nhập</w:t>
+            </w:r>
+          </w:p>
+        </w:tc>
+      </w:tr>
+    </w:tbl>
+    <w:p>
+      <w:pPr>
+        <w:ind w:firstLine="720"/>
+        <w:rPr>
+          <w:b w:val="1"/>
+          <w:bCs w:val="1"/>
+          <w:sz w:val="30"/>
+          <w:szCs w:val="30"/>
+        </w:rPr>
+      </w:pPr>
+      <w:r>
+        <w:rPr>
+          <w:b w:val="1"/>
+          <w:bCs w:val="1"/>
+          <w:sz w:val="30"/>
+          <w:szCs w:val="30"/>
+          <w:rtl w:val="0"/>
+        </w:rPr>
+        <w:t xml:space="preserve">2.8. chức năng tạo sự kiện (người tổ chức sự kiện).</w:t>
+      </w:r>
+    </w:p>
+    <w:tbl>
+      <w:tblPr>
+        <w:tblStyle w:val="Table8"/>
+        <w:tblW w:w="9000.0" w:type="dxa"/>
+        <w:jc w:val="left"/>
+        <w:tblBorders>
+          <w:top w:color="000000" w:space="0" w:sz="8" w:val="single"/>
+          <w:left w:color="000000" w:space="0" w:sz="8" w:val="single"/>
+          <w:bottom w:color="000000" w:space="0" w:sz="8" w:val="single"/>
+          <w:right w:color="000000" w:space="0" w:sz="8" w:val="single"/>
+          <w:insideH w:color="000000" w:space="0" w:sz="8" w:val="single"/>
+          <w:insideV w:color="000000" w:space="0" w:sz="8" w:val="single"/>
+        </w:tblBorders>
+        <w:tblLayout w:type="fixed"/>
+        <w:tblLook w:val="0600"/>
+      </w:tblPr>
+      <w:tblGrid>
+        <w:gridCol w:w="2805"/>
+        <w:gridCol w:w="6195"/>
+        <w:tblGridChange w:id="0">
+          <w:tblGrid>
+            <w:gridCol w:w="2805"/>
+            <w:gridCol w:w="6195"/>
+          </w:tblGrid>
+        </w:tblGridChange>
+      </w:tblGrid>
+      <w:tr>
+        <w:trPr>
+          <w:cantSplit w:val="0"/>
+          <w:tblHeader w:val="0"/>
+        </w:trPr>
+        <w:tc>
+          <w:tcPr>
+            <w:shd w:fill="auto" w:val="clear"/>
+            <w:tcMar>
+              <w:top w:w="100.0" w:type="dxa"/>
+              <w:left w:w="100.0" w:type="dxa"/>
+              <w:bottom w:w="100.0" w:type="dxa"/>
+              <w:right w:w="100.0" w:type="dxa"/>
+            </w:tcMar>
+            <w:vAlign w:val="top"/>
+          </w:tcPr>
+          <w:p>
+            <w:pPr>
+              <w:widowControl w:val="0"/>
+              <w:spacing w:line="240" w:lineRule="auto"/>
+              <w:rPr>
+                <w:i w:val="1"/>
+                <w:iCs w:val="1"/>
+                <w:sz w:val="26"/>
+                <w:szCs w:val="26"/>
+              </w:rPr>
+            </w:pPr>
+            <w:r>
+              <w:rPr>
+                <w:i w:val="1"/>
+                <w:iCs w:val="1"/>
+                <w:sz w:val="26"/>
+                <w:szCs w:val="26"/>
+                <w:rtl w:val="0"/>
+              </w:rPr>
+              <w:t xml:space="preserve">MÃ USECASE</w:t>
+            </w:r>
+          </w:p>
+        </w:tc>
+        <w:tc>
+          <w:tcPr>
+            <w:shd w:fill="auto" w:val="clear"/>
+            <w:tcMar>
+              <w:top w:w="100.0" w:type="dxa"/>
+              <w:left w:w="100.0" w:type="dxa"/>
+              <w:bottom w:w="100.0" w:type="dxa"/>
+              <w:right w:w="100.0" w:type="dxa"/>
+            </w:tcMar>
+            <w:vAlign w:val="top"/>
+          </w:tcPr>
+          <w:p>
+            <w:pPr>
+              <w:widowControl w:val="0"/>
+              <w:spacing w:line="240" w:lineRule="auto"/>
+              <w:rPr>
+                <w:sz w:val="26"/>
+                <w:szCs w:val="26"/>
+              </w:rPr>
+            </w:pPr>
+            <w:r>
+              <w:rPr>
+                <w:sz w:val="26"/>
+                <w:szCs w:val="26"/>
+                <w:rtl w:val="0"/>
+              </w:rPr>
+              <w:t xml:space="preserve">UC08</w:t>
+            </w:r>
+          </w:p>
+        </w:tc>
+      </w:tr>
+      <w:tr>
+        <w:trPr>
+          <w:cantSplit w:val="0"/>
+          <w:tblHeader w:val="0"/>
+        </w:trPr>
+        <w:tc>
+          <w:tcPr>
+            <w:shd w:fill="auto" w:val="clear"/>
+            <w:tcMar>
+              <w:top w:w="100.0" w:type="dxa"/>
+              <w:left w:w="100.0" w:type="dxa"/>
+              <w:bottom w:w="100.0" w:type="dxa"/>
+              <w:right w:w="100.0" w:type="dxa"/>
+            </w:tcMar>
+            <w:vAlign w:val="top"/>
+          </w:tcPr>
+          <w:p>
+            <w:pPr>
+              <w:widowControl w:val="0"/>
+              <w:spacing w:line="240" w:lineRule="auto"/>
+              <w:rPr>
+                <w:i w:val="1"/>
+                <w:iCs w:val="1"/>
+                <w:sz w:val="26"/>
+                <w:szCs w:val="26"/>
+              </w:rPr>
+            </w:pPr>
+            <w:r>
+              <w:rPr>
+                <w:i w:val="1"/>
+                <w:iCs w:val="1"/>
+                <w:sz w:val="26"/>
+                <w:szCs w:val="26"/>
+                <w:rtl w:val="0"/>
+              </w:rPr>
+              <w:t xml:space="preserve">TÊN USECASE</w:t>
+            </w:r>
+          </w:p>
+        </w:tc>
+        <w:tc>
+          <w:tcPr>
+            <w:shd w:fill="auto" w:val="clear"/>
+            <w:tcMar>
+              <w:top w:w="100.0" w:type="dxa"/>
+              <w:left w:w="100.0" w:type="dxa"/>
+              <w:bottom w:w="100.0" w:type="dxa"/>
+              <w:right w:w="100.0" w:type="dxa"/>
+            </w:tcMar>
+            <w:vAlign w:val="top"/>
+          </w:tcPr>
+          <w:p>
+            <w:pPr>
+              <w:widowControl w:val="0"/>
+              <w:spacing w:line="240" w:lineRule="auto"/>
+              <w:rPr>
+                <w:sz w:val="26"/>
+                <w:szCs w:val="26"/>
+              </w:rPr>
+            </w:pPr>
+            <w:r>
+              <w:rPr>
+                <w:sz w:val="26"/>
+                <w:szCs w:val="26"/>
+                <w:rtl w:val="0"/>
+              </w:rPr>
+              <w:t xml:space="preserve">Tạo sự kiện</w:t>
+            </w:r>
+          </w:p>
+        </w:tc>
+      </w:tr>
+      <w:tr>
+        <w:trPr>
+          <w:cantSplit w:val="0"/>
+          <w:tblHeader w:val="0"/>
+        </w:trPr>
+        <w:tc>
+          <w:tcPr>
+            <w:shd w:fill="auto" w:val="clear"/>
+            <w:tcMar>
+              <w:top w:w="100.0" w:type="dxa"/>
+              <w:left w:w="100.0" w:type="dxa"/>
+              <w:bottom w:w="100.0" w:type="dxa"/>
+              <w:right w:w="100.0" w:type="dxa"/>
+            </w:tcMar>
+            <w:vAlign w:val="top"/>
+          </w:tcPr>
+          <w:p>
+            <w:pPr>
+              <w:widowControl w:val="0"/>
+              <w:spacing w:line="240" w:lineRule="auto"/>
+              <w:rPr>
+                <w:i w:val="1"/>
+                <w:iCs w:val="1"/>
+                <w:sz w:val="26"/>
+                <w:szCs w:val="26"/>
+              </w:rPr>
+            </w:pPr>
+            <w:r>
+              <w:rPr>
+                <w:i w:val="1"/>
+                <w:iCs w:val="1"/>
+                <w:sz w:val="26"/>
+                <w:szCs w:val="26"/>
+                <w:rtl w:val="0"/>
+              </w:rPr>
+              <w:t xml:space="preserve">MÔ TẢ USECASE</w:t>
+            </w:r>
+          </w:p>
+        </w:tc>
+        <w:tc>
+          <w:tcPr>
+            <w:shd w:fill="auto" w:val="clear"/>
+            <w:tcMar>
+              <w:top w:w="100.0" w:type="dxa"/>
+              <w:left w:w="100.0" w:type="dxa"/>
+              <w:bottom w:w="100.0" w:type="dxa"/>
+              <w:right w:w="100.0" w:type="dxa"/>
+            </w:tcMar>
+            <w:vAlign w:val="top"/>
+          </w:tcPr>
+          <w:p>
+            <w:pPr>
+              <w:widowControl w:val="0"/>
+              <w:spacing w:line="240" w:lineRule="auto"/>
+              <w:rPr>
+                <w:sz w:val="26"/>
+                <w:szCs w:val="26"/>
+              </w:rPr>
+            </w:pPr>
+            <w:r>
+              <w:rPr>
+                <w:sz w:val="26"/>
+                <w:szCs w:val="26"/>
+                <w:rtl w:val="0"/>
+              </w:rPr>
+              <w:t xml:space="preserve">người tổ chức tạo sự kiện (CRUD sự kiện) và có thể đăng sự kiện hoặc thu hồi sự kiện</w:t>
+            </w:r>
+          </w:p>
+        </w:tc>
+      </w:tr>
+      <w:tr>
+        <w:trPr>
+          <w:cantSplit w:val="0"/>
+          <w:tblHeader w:val="0"/>
+        </w:trPr>
+        <w:tc>
+          <w:tcPr>
+            <w:shd w:fill="auto" w:val="clear"/>
+            <w:tcMar>
+              <w:top w:w="100.0" w:type="dxa"/>
+              <w:left w:w="100.0" w:type="dxa"/>
+              <w:bottom w:w="100.0" w:type="dxa"/>
+              <w:right w:w="100.0" w:type="dxa"/>
+            </w:tcMar>
+            <w:vAlign w:val="top"/>
+          </w:tcPr>
+          <w:p>
+            <w:pPr>
+              <w:widowControl w:val="0"/>
+              <w:spacing w:line="240" w:lineRule="auto"/>
+              <w:rPr>
+                <w:i w:val="1"/>
+                <w:iCs w:val="1"/>
+                <w:sz w:val="26"/>
+                <w:szCs w:val="26"/>
+              </w:rPr>
+            </w:pPr>
+            <w:r>
+              <w:rPr>
+                <w:i w:val="1"/>
+                <w:iCs w:val="1"/>
+                <w:sz w:val="26"/>
+                <w:szCs w:val="26"/>
+                <w:rtl w:val="0"/>
+              </w:rPr>
+              <w:t xml:space="preserve">ACTOR CHÍNH</w:t>
+            </w:r>
+          </w:p>
+        </w:tc>
+        <w:tc>
+          <w:tcPr>
+            <w:shd w:fill="auto" w:val="clear"/>
+            <w:tcMar>
+              <w:top w:w="100.0" w:type="dxa"/>
+              <w:left w:w="100.0" w:type="dxa"/>
+              <w:bottom w:w="100.0" w:type="dxa"/>
+              <w:right w:w="100.0" w:type="dxa"/>
+            </w:tcMar>
+            <w:vAlign w:val="top"/>
+          </w:tcPr>
+          <w:p>
+            <w:pPr>
+              <w:widowControl w:val="0"/>
+              <w:spacing w:line="240" w:lineRule="auto"/>
+              <w:rPr>
+                <w:sz w:val="26"/>
+                <w:szCs w:val="26"/>
+              </w:rPr>
+            </w:pPr>
+            <w:r>
+              <w:rPr>
+                <w:sz w:val="26"/>
+                <w:szCs w:val="26"/>
+                <w:rtl w:val="0"/>
+              </w:rPr>
+              <w:t xml:space="preserve">người tổ chức sự kiện</w:t>
+            </w:r>
+          </w:p>
+        </w:tc>
+      </w:tr>
+      <w:tr>
+        <w:trPr>
+          <w:cantSplit w:val="0"/>
+          <w:tblHeader w:val="0"/>
+        </w:trPr>
+        <w:tc>
+          <w:tcPr>
+            <w:shd w:fill="auto" w:val="clear"/>
+            <w:tcMar>
+              <w:top w:w="100.0" w:type="dxa"/>
+              <w:left w:w="100.0" w:type="dxa"/>
+              <w:bottom w:w="100.0" w:type="dxa"/>
+              <w:right w:w="100.0" w:type="dxa"/>
+            </w:tcMar>
+            <w:vAlign w:val="top"/>
+          </w:tcPr>
+          <w:p>
+            <w:pPr>
+              <w:widowControl w:val="0"/>
+              <w:spacing w:line="240" w:lineRule="auto"/>
+              <w:rPr>
+                <w:i w:val="1"/>
+                <w:iCs w:val="1"/>
+                <w:sz w:val="26"/>
+                <w:szCs w:val="26"/>
+              </w:rPr>
+            </w:pPr>
+            <w:r>
+              <w:rPr>
+                <w:i w:val="1"/>
+                <w:iCs w:val="1"/>
+                <w:sz w:val="26"/>
+                <w:szCs w:val="26"/>
+                <w:rtl w:val="0"/>
+              </w:rPr>
+              <w:t xml:space="preserve">ACTOR PHỤ</w:t>
+            </w:r>
+          </w:p>
+        </w:tc>
+        <w:tc>
+          <w:tcPr>
+            <w:shd w:fill="auto" w:val="clear"/>
+            <w:tcMar>
+              <w:top w:w="100.0" w:type="dxa"/>
+              <w:left w:w="100.0" w:type="dxa"/>
+              <w:bottom w:w="100.0" w:type="dxa"/>
+              <w:right w:w="100.0" w:type="dxa"/>
+            </w:tcMar>
+            <w:vAlign w:val="top"/>
+          </w:tcPr>
+          <w:p>
+            <w:pPr>
+              <w:widowControl w:val="0"/>
+              <w:spacing w:line="240" w:lineRule="auto"/>
+              <w:rPr>
+                <w:sz w:val="26"/>
+                <w:szCs w:val="26"/>
+              </w:rPr>
+            </w:pPr>
+            <w:r>
+              <w:rPr>
+                <w:sz w:val="26"/>
+                <w:szCs w:val="26"/>
+                <w:rtl w:val="0"/>
+              </w:rPr>
+              <w:t xml:space="preserve">không có</w:t>
+            </w:r>
+          </w:p>
+        </w:tc>
+      </w:tr>
+      <w:tr>
+        <w:trPr>
+          <w:cantSplit w:val="0"/>
+          <w:tblHeader w:val="0"/>
+        </w:trPr>
+        <w:tc>
+          <w:tcPr>
+            <w:shd w:fill="auto" w:val="clear"/>
+            <w:tcMar>
+              <w:top w:w="100.0" w:type="dxa"/>
+              <w:left w:w="100.0" w:type="dxa"/>
+              <w:bottom w:w="100.0" w:type="dxa"/>
+              <w:right w:w="100.0" w:type="dxa"/>
+            </w:tcMar>
+            <w:vAlign w:val="top"/>
+          </w:tcPr>
+          <w:p>
+            <w:pPr>
+              <w:widowControl w:val="0"/>
+              <w:spacing w:line="240" w:lineRule="auto"/>
+              <w:rPr>
+                <w:i w:val="1"/>
+                <w:iCs w:val="1"/>
+                <w:sz w:val="26"/>
+                <w:szCs w:val="26"/>
+              </w:rPr>
+            </w:pPr>
+            <w:r>
+              <w:rPr>
+                <w:i w:val="1"/>
+                <w:iCs w:val="1"/>
+                <w:sz w:val="26"/>
+                <w:szCs w:val="26"/>
+                <w:rtl w:val="0"/>
+              </w:rPr>
+              <w:t xml:space="preserve">TIỀN ĐIỀU KIỆN</w:t>
+            </w:r>
+          </w:p>
+        </w:tc>
+        <w:tc>
+          <w:tcPr>
+            <w:shd w:fill="auto" w:val="clear"/>
+            <w:tcMar>
+              <w:top w:w="100.0" w:type="dxa"/>
+              <w:left w:w="100.0" w:type="dxa"/>
+              <w:bottom w:w="100.0" w:type="dxa"/>
+              <w:right w:w="100.0" w:type="dxa"/>
+            </w:tcMar>
+            <w:vAlign w:val="top"/>
+          </w:tcPr>
+          <w:p>
+            <w:pPr>
+              <w:widowControl w:val="0"/>
+              <w:numPr>
+                <w:ilvl w:val="0"/>
+                <w:numId w:val="14"/>
+              </w:numPr>
+              <w:spacing w:line="240" w:lineRule="auto"/>
+              <w:ind w:left="720" w:hanging="360"/>
+              <w:rPr>
+                <w:sz w:val="26"/>
+                <w:szCs w:val="26"/>
+                <w:u w:val="none"/>
+              </w:rPr>
+            </w:pPr>
+            <w:r>
+              <w:rPr>
+                <w:sz w:val="26"/>
+                <w:szCs w:val="26"/>
+                <w:rtl w:val="0"/>
+              </w:rPr>
+              <w:t xml:space="preserve">Người tổ chức sự kiện đã đăng nhập vào hệ thống</w:t>
+            </w:r>
+          </w:p>
+          <w:p>
+            <w:pPr>
+              <w:widowControl w:val="0"/>
+              <w:numPr>
+                <w:ilvl w:val="0"/>
+                <w:numId w:val="14"/>
+              </w:numPr>
+              <w:spacing w:line="240" w:lineRule="auto"/>
+              <w:ind w:left="720" w:hanging="360"/>
+              <w:rPr>
+                <w:sz w:val="26"/>
+                <w:szCs w:val="26"/>
+                <w:u w:val="none"/>
+              </w:rPr>
+            </w:pPr>
+            <w:r>
+              <w:rPr>
+                <w:sz w:val="26"/>
+                <w:szCs w:val="26"/>
+                <w:rtl w:val="0"/>
+              </w:rPr>
+              <w:t xml:space="preserve">Người tổ chức phải có quyền hạn là người tổ chức sự kiện</w:t>
+            </w:r>
+          </w:p>
+        </w:tc>
+      </w:tr>
+      <w:tr>
+        <w:trPr>
+          <w:cantSplit w:val="0"/>
+          <w:tblHeader w:val="0"/>
+        </w:trPr>
+        <w:tc>
+          <w:tcPr>
+            <w:shd w:fill="auto" w:val="clear"/>
+            <w:tcMar>
+              <w:top w:w="100.0" w:type="dxa"/>
+              <w:left w:w="100.0" w:type="dxa"/>
+              <w:bottom w:w="100.0" w:type="dxa"/>
+              <w:right w:w="100.0" w:type="dxa"/>
+            </w:tcMar>
+            <w:vAlign w:val="top"/>
+          </w:tcPr>
+          <w:p>
+            <w:pPr>
+              <w:widowControl w:val="0"/>
+              <w:spacing w:line="240" w:lineRule="auto"/>
+              <w:rPr>
+                <w:i w:val="1"/>
+                <w:iCs w:val="1"/>
+                <w:sz w:val="26"/>
+                <w:szCs w:val="26"/>
+              </w:rPr>
+            </w:pPr>
+            <w:r>
+              <w:rPr>
+                <w:i w:val="1"/>
+                <w:iCs w:val="1"/>
+                <w:sz w:val="26"/>
+                <w:szCs w:val="26"/>
+                <w:rtl w:val="0"/>
+              </w:rPr>
+              <w:t xml:space="preserve">LUỒNG CHÍNH</w:t>
+            </w:r>
+          </w:p>
+        </w:tc>
+        <w:tc>
+          <w:tcPr>
+            <w:shd w:fill="auto" w:val="clear"/>
+            <w:tcMar>
+              <w:top w:w="100.0" w:type="dxa"/>
+              <w:left w:w="100.0" w:type="dxa"/>
+              <w:bottom w:w="100.0" w:type="dxa"/>
+              <w:right w:w="100.0" w:type="dxa"/>
+            </w:tcMar>
+            <w:vAlign w:val="top"/>
+          </w:tcPr>
+          <w:p>
+            <w:pPr>
+              <w:widowControl w:val="0"/>
+              <w:numPr>
+                <w:ilvl w:val="0"/>
+                <w:numId w:val="8"/>
+              </w:numPr>
+              <w:spacing w:line="240" w:lineRule="auto"/>
+              <w:ind w:left="720" w:hanging="360"/>
+              <w:rPr>
+                <w:sz w:val="26"/>
+                <w:szCs w:val="26"/>
+                <w:u w:val="none"/>
+              </w:rPr>
+            </w:pPr>
+            <w:r>
+              <w:rPr>
+                <w:sz w:val="26"/>
+                <w:szCs w:val="26"/>
+                <w:rtl w:val="0"/>
+              </w:rPr>
+              <w:t xml:space="preserve">Người tổ chức sự kiện chọn tạo sự kiện</w:t>
+            </w:r>
+          </w:p>
+          <w:p>
+            <w:pPr>
+              <w:widowControl w:val="0"/>
+              <w:numPr>
+                <w:ilvl w:val="0"/>
+                <w:numId w:val="8"/>
+              </w:numPr>
+              <w:spacing w:line="240" w:lineRule="auto"/>
+              <w:ind w:left="720" w:hanging="360"/>
+              <w:rPr>
+                <w:sz w:val="26"/>
+                <w:szCs w:val="26"/>
+                <w:u w:val="none"/>
+              </w:rPr>
+            </w:pPr>
+            <w:r>
+              <w:rPr>
+                <w:sz w:val="26"/>
+                <w:szCs w:val="26"/>
+                <w:rtl w:val="0"/>
+              </w:rPr>
+              <w:t xml:space="preserve">Nhập thông tin sự kiện</w:t>
+            </w:r>
+          </w:p>
+          <w:p>
+            <w:pPr>
+              <w:widowControl w:val="0"/>
+              <w:spacing w:line="240" w:lineRule="auto"/>
+              <w:rPr>
+                <w:sz w:val="26"/>
+                <w:szCs w:val="26"/>
+              </w:rPr>
+            </w:pPr>
+            <w:r>
+              <w:rPr>
+                <w:sz w:val="26"/>
+                <w:szCs w:val="26"/>
+                <w:rtl w:val="0"/>
+              </w:rPr>
+              <w:t xml:space="preserve">           2.1. Tiêu đề sự kiện</w:t>
+            </w:r>
+          </w:p>
+          <w:p>
+            <w:pPr>
+              <w:widowControl w:val="0"/>
+              <w:spacing w:line="240" w:lineRule="auto"/>
+              <w:rPr>
+                <w:sz w:val="26"/>
+                <w:szCs w:val="26"/>
+              </w:rPr>
+            </w:pPr>
+            <w:r>
+              <w:rPr>
+                <w:sz w:val="26"/>
+                <w:szCs w:val="26"/>
+                <w:rtl w:val="0"/>
+              </w:rPr>
+              <w:t xml:space="preserve">           2.2. Mô tả sự kiện</w:t>
+            </w:r>
+          </w:p>
+          <w:p>
+            <w:pPr>
+              <w:widowControl w:val="0"/>
+              <w:spacing w:line="240" w:lineRule="auto"/>
+              <w:rPr>
+                <w:sz w:val="26"/>
+                <w:szCs w:val="26"/>
+              </w:rPr>
+            </w:pPr>
+            <w:r>
+              <w:rPr>
+                <w:sz w:val="26"/>
+                <w:szCs w:val="26"/>
+                <w:rtl w:val="0"/>
+              </w:rPr>
+              <w:t xml:space="preserve">           2.3. Ngày diễn ra sự kiện</w:t>
+            </w:r>
+          </w:p>
+          <w:p>
+            <w:pPr>
+              <w:widowControl w:val="0"/>
+              <w:spacing w:line="240" w:lineRule="auto"/>
+              <w:rPr>
+                <w:sz w:val="26"/>
+                <w:szCs w:val="26"/>
+              </w:rPr>
+            </w:pPr>
+            <w:r>
+              <w:rPr>
+                <w:sz w:val="26"/>
+                <w:szCs w:val="26"/>
+                <w:rtl w:val="0"/>
+              </w:rPr>
+              <w:t xml:space="preserve">           2.4. Giờ bắt đầu - giờ kết thúc</w:t>
+            </w:r>
+          </w:p>
+          <w:p>
+            <w:pPr>
+              <w:widowControl w:val="0"/>
+              <w:spacing w:line="240" w:lineRule="auto"/>
+              <w:rPr>
+                <w:sz w:val="26"/>
+                <w:szCs w:val="26"/>
+              </w:rPr>
+            </w:pPr>
+            <w:r>
+              <w:rPr>
+                <w:sz w:val="26"/>
+                <w:szCs w:val="26"/>
+                <w:rtl w:val="0"/>
+              </w:rPr>
+              <w:t xml:space="preserve">           2.5. Địa điểm</w:t>
+            </w:r>
+          </w:p>
+          <w:p>
+            <w:pPr>
+              <w:widowControl w:val="0"/>
+              <w:spacing w:line="240" w:lineRule="auto"/>
+              <w:rPr>
+                <w:sz w:val="26"/>
+                <w:szCs w:val="26"/>
+              </w:rPr>
+            </w:pPr>
+            <w:r>
+              <w:rPr>
+                <w:sz w:val="26"/>
+                <w:szCs w:val="26"/>
+                <w:rtl w:val="0"/>
+              </w:rPr>
+              <w:t xml:space="preserve">           2.6. Chèn hình ảnh</w:t>
+            </w:r>
+          </w:p>
+          <w:p>
+            <w:pPr>
+              <w:widowControl w:val="0"/>
+              <w:numPr>
+                <w:ilvl w:val="0"/>
+                <w:numId w:val="8"/>
+              </w:numPr>
+              <w:spacing w:line="240" w:lineRule="auto"/>
+              <w:ind w:left="720" w:hanging="360"/>
+              <w:rPr>
+                <w:sz w:val="26"/>
+                <w:szCs w:val="26"/>
+                <w:u w:val="none"/>
+              </w:rPr>
+            </w:pPr>
+            <w:r>
+              <w:rPr>
+                <w:sz w:val="26"/>
+                <w:szCs w:val="26"/>
+                <w:rtl w:val="0"/>
+              </w:rPr>
+              <w:t xml:space="preserve">Nhấn đăng</w:t>
+            </w:r>
+          </w:p>
+          <w:p>
+            <w:pPr>
+              <w:widowControl w:val="0"/>
+              <w:numPr>
+                <w:ilvl w:val="0"/>
+                <w:numId w:val="8"/>
+              </w:numPr>
+              <w:spacing w:line="240" w:lineRule="auto"/>
+              <w:ind w:left="720" w:hanging="360"/>
+              <w:rPr>
+                <w:sz w:val="26"/>
+                <w:szCs w:val="26"/>
+                <w:u w:val="none"/>
+              </w:rPr>
+            </w:pPr>
+            <w:r>
+              <w:rPr>
+                <w:sz w:val="26"/>
+                <w:szCs w:val="26"/>
+                <w:rtl w:val="0"/>
+              </w:rPr>
+              <w:t xml:space="preserve">Sự kiện sẽ được hiển thị trên danh sách chờ admin duyệt sự kiện.</w:t>
+            </w:r>
+          </w:p>
+        </w:tc>
+      </w:tr>
+      <w:tr>
+        <w:trPr>
+          <w:cantSplit w:val="0"/>
+          <w:tblHeader w:val="0"/>
+        </w:trPr>
+        <w:tc>
+          <w:tcPr>
+            <w:shd w:fill="auto" w:val="clear"/>
+            <w:tcMar>
+              <w:top w:w="100.0" w:type="dxa"/>
+              <w:left w:w="100.0" w:type="dxa"/>
+              <w:bottom w:w="100.0" w:type="dxa"/>
+              <w:right w:w="100.0" w:type="dxa"/>
+            </w:tcMar>
+            <w:vAlign w:val="top"/>
+          </w:tcPr>
+          <w:p>
+            <w:pPr>
+              <w:widowControl w:val="0"/>
+              <w:spacing w:line="240" w:lineRule="auto"/>
+              <w:rPr>
+                <w:i w:val="1"/>
+                <w:iCs w:val="1"/>
+                <w:sz w:val="26"/>
+                <w:szCs w:val="26"/>
+              </w:rPr>
+            </w:pPr>
+            <w:r>
+              <w:rPr>
+                <w:i w:val="1"/>
+                <w:iCs w:val="1"/>
+                <w:sz w:val="26"/>
+                <w:szCs w:val="26"/>
+                <w:rtl w:val="0"/>
+              </w:rPr>
+              <w:t xml:space="preserve">LUỒNG THAY THẾ</w:t>
+            </w:r>
+          </w:p>
+        </w:tc>
+        <w:tc>
+          <w:tcPr>
+            <w:shd w:fill="auto" w:val="clear"/>
+            <w:tcMar>
+              <w:top w:w="100.0" w:type="dxa"/>
+              <w:left w:w="100.0" w:type="dxa"/>
+              <w:bottom w:w="100.0" w:type="dxa"/>
+              <w:right w:w="100.0" w:type="dxa"/>
+            </w:tcMar>
+            <w:vAlign w:val="top"/>
+          </w:tcPr>
+          <w:p>
+            <w:pPr>
+              <w:widowControl w:val="0"/>
+              <w:spacing w:line="240" w:lineRule="auto"/>
+              <w:ind w:left="720" w:hanging="360"/>
+              <w:rPr>
+                <w:sz w:val="26"/>
+                <w:szCs w:val="26"/>
+              </w:rPr>
+            </w:pPr>
+            <w:r>
+              <w:rPr>
+                <w:sz w:val="26"/>
+                <w:szCs w:val="26"/>
+                <w:rtl w:val="0"/>
+              </w:rPr>
+              <w:t xml:space="preserve">3.1 Thu hồi sự kiện</w:t>
+            </w:r>
+          </w:p>
+          <w:p>
+            <w:pPr>
+              <w:widowControl w:val="0"/>
+              <w:spacing w:line="240" w:lineRule="auto"/>
+              <w:ind w:left="720" w:hanging="360"/>
+              <w:rPr>
+                <w:sz w:val="26"/>
+                <w:szCs w:val="26"/>
+              </w:rPr>
+            </w:pPr>
+            <w:r>
+              <w:rPr>
+                <w:sz w:val="26"/>
+                <w:szCs w:val="26"/>
+                <w:rtl w:val="0"/>
+              </w:rPr>
+              <w:t xml:space="preserve">  3.1.1. người tổ chức sự kiện có thể thu hồi lại (xóa) sự kiện đã đăng</w:t>
+            </w:r>
+          </w:p>
+        </w:tc>
+      </w:tr>
+      <w:tr>
+        <w:trPr>
+          <w:cantSplit w:val="0"/>
+          <w:tblHeader w:val="0"/>
+        </w:trPr>
+        <w:tc>
+          <w:tcPr>
+            <w:shd w:fill="auto" w:val="clear"/>
+            <w:tcMar>
+              <w:top w:w="100.0" w:type="dxa"/>
+              <w:left w:w="100.0" w:type="dxa"/>
+              <w:bottom w:w="100.0" w:type="dxa"/>
+              <w:right w:w="100.0" w:type="dxa"/>
+            </w:tcMar>
+            <w:vAlign w:val="top"/>
+          </w:tcPr>
+          <w:p>
+            <w:pPr>
+              <w:widowControl w:val="0"/>
+              <w:spacing w:line="240" w:lineRule="auto"/>
+              <w:rPr>
+                <w:i w:val="1"/>
+                <w:iCs w:val="1"/>
+                <w:sz w:val="26"/>
+                <w:szCs w:val="26"/>
+              </w:rPr>
+            </w:pPr>
+            <w:r>
+              <w:rPr>
+                <w:i w:val="1"/>
+                <w:iCs w:val="1"/>
+                <w:sz w:val="26"/>
+                <w:szCs w:val="26"/>
+                <w:rtl w:val="0"/>
+              </w:rPr>
+              <w:t xml:space="preserve">HẬU ĐIỀU KIỆN</w:t>
+            </w:r>
+          </w:p>
+        </w:tc>
+        <w:tc>
+          <w:tcPr>
+            <w:shd w:fill="auto" w:val="clear"/>
+            <w:tcMar>
+              <w:top w:w="100.0" w:type="dxa"/>
+              <w:left w:w="100.0" w:type="dxa"/>
+              <w:bottom w:w="100.0" w:type="dxa"/>
+              <w:right w:w="100.0" w:type="dxa"/>
+            </w:tcMar>
+            <w:vAlign w:val="top"/>
+          </w:tcPr>
+          <w:p>
+            <w:pPr>
+              <w:widowControl w:val="0"/>
+              <w:spacing w:line="240" w:lineRule="auto"/>
+              <w:rPr>
+                <w:sz w:val="26"/>
+                <w:szCs w:val="26"/>
+              </w:rPr>
+            </w:pPr>
+            <w:r>
+              <w:rPr>
+                <w:sz w:val="26"/>
+                <w:szCs w:val="26"/>
+                <w:rtl w:val="0"/>
+              </w:rPr>
+              <w:t xml:space="preserve">Sự kiện đã được nhập thông tin sẽ được hiển thị lên danh sách sự kiện</w:t>
+            </w:r>
+          </w:p>
+        </w:tc>
+      </w:tr>
+    </w:tbl>
+    <w:p>
+      <w:pPr>
+        <w:ind w:firstLine="720"/>
+        <w:rPr>
+          <w:b w:val="1"/>
+          <w:bCs w:val="1"/>
+          <w:sz w:val="30"/>
+          <w:szCs w:val="30"/>
+        </w:rPr>
+      </w:pPr>
+      <w:r>
+        <w:rPr>
+          <w:b w:val="1"/>
+          <w:bCs w:val="1"/>
+          <w:sz w:val="30"/>
+          <w:szCs w:val="30"/>
+          <w:rtl w:val="0"/>
+        </w:rPr>
+        <w:t xml:space="preserve">2.9. chức năng xem danh sách người đăng ký sự kiện (người tổ chức).</w:t>
+      </w:r>
+    </w:p>
+    <w:tbl>
+      <w:tblPr>
+        <w:tblStyle w:val="Table9"/>
+        <w:tblW w:w="9000.0" w:type="dxa"/>
+        <w:jc w:val="left"/>
+        <w:tblBorders>
+          <w:top w:color="000000" w:space="0" w:sz="8" w:val="single"/>
+          <w:left w:color="000000" w:space="0" w:sz="8" w:val="single"/>
+          <w:bottom w:color="000000" w:space="0" w:sz="8" w:val="single"/>
+          <w:right w:color="000000" w:space="0" w:sz="8" w:val="single"/>
+          <w:insideH w:color="000000" w:space="0" w:sz="8" w:val="single"/>
+          <w:insideV w:color="000000" w:space="0" w:sz="8" w:val="single"/>
+        </w:tblBorders>
+        <w:tblLayout w:type="fixed"/>
+        <w:tblLook w:val="0600"/>
+      </w:tblPr>
+      <w:tblGrid>
+        <w:gridCol w:w="2805"/>
+        <w:gridCol w:w="6195"/>
+        <w:tblGridChange w:id="0">
+          <w:tblGrid>
+            <w:gridCol w:w="2805"/>
+            <w:gridCol w:w="6195"/>
+          </w:tblGrid>
+        </w:tblGridChange>
+      </w:tblGrid>
+      <w:tr>
+        <w:trPr>
+          <w:cantSplit w:val="0"/>
+          <w:tblHeader w:val="0"/>
+        </w:trPr>
+        <w:tc>
+          <w:tcPr>
+            <w:shd w:fill="auto" w:val="clear"/>
+            <w:tcMar>
+              <w:top w:w="100.0" w:type="dxa"/>
+              <w:left w:w="100.0" w:type="dxa"/>
+              <w:bottom w:w="100.0" w:type="dxa"/>
+              <w:right w:w="100.0" w:type="dxa"/>
+            </w:tcMar>
+            <w:vAlign w:val="top"/>
+          </w:tcPr>
+          <w:p>
+            <w:pPr>
+              <w:widowControl w:val="0"/>
+              <w:spacing w:line="240" w:lineRule="auto"/>
+              <w:rPr>
+                <w:i w:val="1"/>
+                <w:iCs w:val="1"/>
+                <w:sz w:val="26"/>
+                <w:szCs w:val="26"/>
+              </w:rPr>
+            </w:pPr>
+            <w:r>
+              <w:rPr>
+                <w:i w:val="1"/>
+                <w:iCs w:val="1"/>
+                <w:sz w:val="26"/>
+                <w:szCs w:val="26"/>
+                <w:rtl w:val="0"/>
+              </w:rPr>
+              <w:t xml:space="preserve">MÃ USECASE</w:t>
+            </w:r>
+          </w:p>
+        </w:tc>
+        <w:tc>
+          <w:tcPr>
+            <w:shd w:fill="auto" w:val="clear"/>
+            <w:tcMar>
+              <w:top w:w="100.0" w:type="dxa"/>
+              <w:left w:w="100.0" w:type="dxa"/>
+              <w:bottom w:w="100.0" w:type="dxa"/>
+              <w:right w:w="100.0" w:type="dxa"/>
+            </w:tcMar>
+            <w:vAlign w:val="top"/>
+          </w:tcPr>
+          <w:p>
+            <w:pPr>
+              <w:widowControl w:val="0"/>
+              <w:spacing w:line="240" w:lineRule="auto"/>
+              <w:rPr>
+                <w:sz w:val="26"/>
+                <w:szCs w:val="26"/>
+              </w:rPr>
+            </w:pPr>
+            <w:r>
+              <w:rPr>
+                <w:sz w:val="26"/>
+                <w:szCs w:val="26"/>
+                <w:rtl w:val="0"/>
+              </w:rPr>
+              <w:t xml:space="preserve">UC09</w:t>
+            </w:r>
+          </w:p>
+        </w:tc>
+      </w:tr>
+      <w:tr>
+        <w:trPr>
+          <w:cantSplit w:val="0"/>
+          <w:tblHeader w:val="0"/>
+        </w:trPr>
+        <w:tc>
+          <w:tcPr>
+            <w:shd w:fill="auto" w:val="clear"/>
+            <w:tcMar>
+              <w:top w:w="100.0" w:type="dxa"/>
+              <w:left w:w="100.0" w:type="dxa"/>
+              <w:bottom w:w="100.0" w:type="dxa"/>
+              <w:right w:w="100.0" w:type="dxa"/>
+            </w:tcMar>
+            <w:vAlign w:val="top"/>
+          </w:tcPr>
+          <w:p>
+            <w:pPr>
+              <w:widowControl w:val="0"/>
+              <w:spacing w:line="240" w:lineRule="auto"/>
+              <w:rPr>
+                <w:i w:val="1"/>
+                <w:iCs w:val="1"/>
+                <w:sz w:val="26"/>
+                <w:szCs w:val="26"/>
+              </w:rPr>
+            </w:pPr>
+            <w:r>
+              <w:rPr>
+                <w:i w:val="1"/>
+                <w:iCs w:val="1"/>
+                <w:sz w:val="26"/>
+                <w:szCs w:val="26"/>
+                <w:rtl w:val="0"/>
+              </w:rPr>
+              <w:t xml:space="preserve">TÊN USECASE</w:t>
+            </w:r>
+          </w:p>
+        </w:tc>
+        <w:tc>
+          <w:tcPr>
+            <w:shd w:fill="auto" w:val="clear"/>
+            <w:tcMar>
+              <w:top w:w="100.0" w:type="dxa"/>
+              <w:left w:w="100.0" w:type="dxa"/>
+              <w:bottom w:w="100.0" w:type="dxa"/>
+              <w:right w:w="100.0" w:type="dxa"/>
+            </w:tcMar>
+            <w:vAlign w:val="top"/>
+          </w:tcPr>
+          <w:p>
+            <w:pPr>
+              <w:widowControl w:val="0"/>
+              <w:spacing w:line="240" w:lineRule="auto"/>
+              <w:rPr>
+                <w:sz w:val="26"/>
+                <w:szCs w:val="26"/>
+              </w:rPr>
+            </w:pPr>
+            <w:r>
+              <w:rPr>
+                <w:sz w:val="26"/>
+                <w:szCs w:val="26"/>
+                <w:rtl w:val="0"/>
+              </w:rPr>
+              <w:t xml:space="preserve">Xem danh sách người đăng ký sự kiện</w:t>
+            </w:r>
+          </w:p>
+        </w:tc>
+      </w:tr>
+      <w:tr>
+        <w:trPr>
+          <w:cantSplit w:val="0"/>
+          <w:tblHeader w:val="0"/>
+        </w:trPr>
+        <w:tc>
+          <w:tcPr>
+            <w:shd w:fill="auto" w:val="clear"/>
+            <w:tcMar>
+              <w:top w:w="100.0" w:type="dxa"/>
+              <w:left w:w="100.0" w:type="dxa"/>
+              <w:bottom w:w="100.0" w:type="dxa"/>
+              <w:right w:w="100.0" w:type="dxa"/>
+            </w:tcMar>
+            <w:vAlign w:val="top"/>
+          </w:tcPr>
+          <w:p>
+            <w:pPr>
+              <w:widowControl w:val="0"/>
+              <w:spacing w:line="240" w:lineRule="auto"/>
+              <w:rPr>
+                <w:i w:val="1"/>
+                <w:iCs w:val="1"/>
+                <w:sz w:val="26"/>
+                <w:szCs w:val="26"/>
+              </w:rPr>
+            </w:pPr>
+            <w:r>
+              <w:rPr>
+                <w:i w:val="1"/>
+                <w:iCs w:val="1"/>
+                <w:sz w:val="26"/>
+                <w:szCs w:val="26"/>
+                <w:rtl w:val="0"/>
+              </w:rPr>
+              <w:t xml:space="preserve">MÔ TẢ USECASE</w:t>
+            </w:r>
+          </w:p>
+        </w:tc>
+        <w:tc>
+          <w:tcPr>
+            <w:shd w:fill="auto" w:val="clear"/>
+            <w:tcMar>
+              <w:top w:w="100.0" w:type="dxa"/>
+              <w:left w:w="100.0" w:type="dxa"/>
+              <w:bottom w:w="100.0" w:type="dxa"/>
+              <w:right w:w="100.0" w:type="dxa"/>
+            </w:tcMar>
+            <w:vAlign w:val="top"/>
+          </w:tcPr>
+          <w:p>
+            <w:pPr>
+              <w:widowControl w:val="0"/>
+              <w:spacing w:line="240" w:lineRule="auto"/>
+              <w:rPr>
+                <w:sz w:val="26"/>
+                <w:szCs w:val="26"/>
+              </w:rPr>
+            </w:pPr>
+            <w:r>
+              <w:rPr>
+                <w:sz w:val="26"/>
+                <w:szCs w:val="26"/>
+                <w:rtl w:val="0"/>
+              </w:rPr>
+              <w:t xml:space="preserve">Người tổ chức vào xem danh sách người tham dự đã đăng ký sự kiện</w:t>
+            </w:r>
+          </w:p>
+        </w:tc>
+      </w:tr>
+      <w:tr>
+        <w:trPr>
+          <w:cantSplit w:val="0"/>
+          <w:tblHeader w:val="0"/>
+        </w:trPr>
+        <w:tc>
+          <w:tcPr>
+            <w:shd w:fill="auto" w:val="clear"/>
+            <w:tcMar>
+              <w:top w:w="100.0" w:type="dxa"/>
+              <w:left w:w="100.0" w:type="dxa"/>
+              <w:bottom w:w="100.0" w:type="dxa"/>
+              <w:right w:w="100.0" w:type="dxa"/>
+            </w:tcMar>
+            <w:vAlign w:val="top"/>
+          </w:tcPr>
+          <w:p>
+            <w:pPr>
+              <w:widowControl w:val="0"/>
+              <w:spacing w:line="240" w:lineRule="auto"/>
+              <w:rPr>
+                <w:i w:val="1"/>
+                <w:iCs w:val="1"/>
+                <w:sz w:val="26"/>
+                <w:szCs w:val="26"/>
+              </w:rPr>
+            </w:pPr>
+            <w:r>
+              <w:rPr>
+                <w:i w:val="1"/>
+                <w:iCs w:val="1"/>
+                <w:sz w:val="26"/>
+                <w:szCs w:val="26"/>
+                <w:rtl w:val="0"/>
+              </w:rPr>
+              <w:t xml:space="preserve">ACTOR CHÍNH</w:t>
+            </w:r>
+          </w:p>
+        </w:tc>
+        <w:tc>
+          <w:tcPr>
+            <w:shd w:fill="auto" w:val="clear"/>
+            <w:tcMar>
+              <w:top w:w="100.0" w:type="dxa"/>
+              <w:left w:w="100.0" w:type="dxa"/>
+              <w:bottom w:w="100.0" w:type="dxa"/>
+              <w:right w:w="100.0" w:type="dxa"/>
+            </w:tcMar>
+            <w:vAlign w:val="top"/>
+          </w:tcPr>
+          <w:p>
+            <w:pPr>
+              <w:widowControl w:val="0"/>
+              <w:spacing w:line="240" w:lineRule="auto"/>
+              <w:rPr>
+                <w:sz w:val="26"/>
+                <w:szCs w:val="26"/>
+              </w:rPr>
+            </w:pPr>
+            <w:r>
+              <w:rPr>
+                <w:sz w:val="26"/>
+                <w:szCs w:val="26"/>
+                <w:rtl w:val="0"/>
+              </w:rPr>
+              <w:t xml:space="preserve">người tổ chức sự kiện</w:t>
+            </w:r>
+          </w:p>
+        </w:tc>
+      </w:tr>
+      <w:tr>
+        <w:trPr>
+          <w:cantSplit w:val="0"/>
+          <w:tblHeader w:val="0"/>
+        </w:trPr>
+        <w:tc>
+          <w:tcPr>
+            <w:shd w:fill="auto" w:val="clear"/>
+            <w:tcMar>
+              <w:top w:w="100.0" w:type="dxa"/>
+              <w:left w:w="100.0" w:type="dxa"/>
+              <w:bottom w:w="100.0" w:type="dxa"/>
+              <w:right w:w="100.0" w:type="dxa"/>
+            </w:tcMar>
+            <w:vAlign w:val="top"/>
+          </w:tcPr>
+          <w:p>
+            <w:pPr>
+              <w:widowControl w:val="0"/>
+              <w:spacing w:line="240" w:lineRule="auto"/>
+              <w:rPr>
+                <w:i w:val="1"/>
+                <w:iCs w:val="1"/>
+                <w:sz w:val="26"/>
+                <w:szCs w:val="26"/>
+              </w:rPr>
+            </w:pPr>
+            <w:r>
+              <w:rPr>
+                <w:i w:val="1"/>
+                <w:iCs w:val="1"/>
+                <w:sz w:val="26"/>
+                <w:szCs w:val="26"/>
+                <w:rtl w:val="0"/>
+              </w:rPr>
+              <w:t xml:space="preserve">ACTOR PHỤ</w:t>
+            </w:r>
+          </w:p>
+        </w:tc>
+        <w:tc>
+          <w:tcPr>
+            <w:shd w:fill="auto" w:val="clear"/>
+            <w:tcMar>
+              <w:top w:w="100.0" w:type="dxa"/>
+              <w:left w:w="100.0" w:type="dxa"/>
+              <w:bottom w:w="100.0" w:type="dxa"/>
+              <w:right w:w="100.0" w:type="dxa"/>
+            </w:tcMar>
+            <w:vAlign w:val="top"/>
+          </w:tcPr>
+          <w:p>
+            <w:pPr>
+              <w:widowControl w:val="0"/>
+              <w:spacing w:line="240" w:lineRule="auto"/>
+              <w:rPr>
+                <w:sz w:val="26"/>
+                <w:szCs w:val="26"/>
+              </w:rPr>
+            </w:pPr>
+            <w:r>
+              <w:rPr>
+                <w:sz w:val="26"/>
+                <w:szCs w:val="26"/>
+                <w:rtl w:val="0"/>
+              </w:rPr>
+              <w:t xml:space="preserve">không có</w:t>
+            </w:r>
+          </w:p>
+        </w:tc>
+      </w:tr>
+      <w:tr>
+        <w:trPr>
+          <w:cantSplit w:val="0"/>
+          <w:tblHeader w:val="0"/>
+        </w:trPr>
+        <w:tc>
+          <w:tcPr>
+            <w:shd w:fill="auto" w:val="clear"/>
+            <w:tcMar>
+              <w:top w:w="100.0" w:type="dxa"/>
+              <w:left w:w="100.0" w:type="dxa"/>
+              <w:bottom w:w="100.0" w:type="dxa"/>
+              <w:right w:w="100.0" w:type="dxa"/>
+            </w:tcMar>
+            <w:vAlign w:val="top"/>
+          </w:tcPr>
+          <w:p>
+            <w:pPr>
+              <w:widowControl w:val="0"/>
+              <w:spacing w:line="240" w:lineRule="auto"/>
+              <w:rPr>
+                <w:i w:val="1"/>
+                <w:iCs w:val="1"/>
+                <w:sz w:val="26"/>
+                <w:szCs w:val="26"/>
+              </w:rPr>
+            </w:pPr>
+            <w:r>
+              <w:rPr>
+                <w:i w:val="1"/>
+                <w:iCs w:val="1"/>
+                <w:sz w:val="26"/>
+                <w:szCs w:val="26"/>
+                <w:rtl w:val="0"/>
+              </w:rPr>
+              <w:t xml:space="preserve">TIỀN ĐIỀU KIỆN</w:t>
+            </w:r>
+          </w:p>
+        </w:tc>
+        <w:tc>
+          <w:tcPr>
+            <w:shd w:fill="auto" w:val="clear"/>
+            <w:tcMar>
+              <w:top w:w="100.0" w:type="dxa"/>
+              <w:left w:w="100.0" w:type="dxa"/>
+              <w:bottom w:w="100.0" w:type="dxa"/>
+              <w:right w:w="100.0" w:type="dxa"/>
+            </w:tcMar>
+            <w:vAlign w:val="top"/>
+          </w:tcPr>
+          <w:p>
+            <w:pPr>
+              <w:widowControl w:val="0"/>
+              <w:numPr>
+                <w:ilvl w:val="0"/>
+                <w:numId w:val="10"/>
+              </w:numPr>
+              <w:spacing w:line="240" w:lineRule="auto"/>
+              <w:ind w:left="720" w:hanging="360"/>
+              <w:rPr>
+                <w:sz w:val="26"/>
+                <w:szCs w:val="26"/>
+                <w:u w:val="none"/>
+              </w:rPr>
+            </w:pPr>
+            <w:r>
+              <w:rPr>
+                <w:sz w:val="26"/>
+                <w:szCs w:val="26"/>
+                <w:rtl w:val="0"/>
+              </w:rPr>
+              <w:t xml:space="preserve">Người tổ chức sự kiện đã đăng nhập vào hệ thống</w:t>
+            </w:r>
+          </w:p>
+          <w:p>
+            <w:pPr>
+              <w:widowControl w:val="0"/>
+              <w:numPr>
+                <w:ilvl w:val="0"/>
+                <w:numId w:val="10"/>
+              </w:numPr>
+              <w:spacing w:line="240" w:lineRule="auto"/>
+              <w:ind w:left="720" w:hanging="360"/>
+              <w:rPr>
+                <w:sz w:val="26"/>
+                <w:szCs w:val="26"/>
+                <w:u w:val="none"/>
+              </w:rPr>
+            </w:pPr>
+            <w:r>
+              <w:rPr>
+                <w:sz w:val="26"/>
+                <w:szCs w:val="26"/>
+                <w:rtl w:val="0"/>
+              </w:rPr>
+              <w:t xml:space="preserve">Người tổ chức phải có quyền hạn là người tổ chức sự kiện</w:t>
+            </w:r>
+          </w:p>
+          <w:p>
+            <w:pPr>
+              <w:widowControl w:val="0"/>
+              <w:numPr>
+                <w:ilvl w:val="0"/>
+                <w:numId w:val="10"/>
+              </w:numPr>
+              <w:spacing w:line="240" w:lineRule="auto"/>
+              <w:ind w:left="720" w:hanging="360"/>
+              <w:rPr>
+                <w:sz w:val="26"/>
+                <w:szCs w:val="26"/>
+                <w:u w:val="none"/>
+              </w:rPr>
+            </w:pPr>
+            <w:r>
+              <w:rPr>
+                <w:sz w:val="26"/>
+                <w:szCs w:val="26"/>
+                <w:rtl w:val="0"/>
+              </w:rPr>
+              <w:t xml:space="preserve">Sự kiện đang tồn tại</w:t>
+            </w:r>
+          </w:p>
+        </w:tc>
+      </w:tr>
+      <w:tr>
+        <w:trPr>
+          <w:cantSplit w:val="0"/>
+          <w:tblHeader w:val="0"/>
+        </w:trPr>
+        <w:tc>
+          <w:tcPr>
+            <w:shd w:fill="auto" w:val="clear"/>
+            <w:tcMar>
+              <w:top w:w="100.0" w:type="dxa"/>
+              <w:left w:w="100.0" w:type="dxa"/>
+              <w:bottom w:w="100.0" w:type="dxa"/>
+              <w:right w:w="100.0" w:type="dxa"/>
+            </w:tcMar>
+            <w:vAlign w:val="top"/>
+          </w:tcPr>
+          <w:p>
+            <w:pPr>
+              <w:widowControl w:val="0"/>
+              <w:spacing w:line="240" w:lineRule="auto"/>
+              <w:rPr>
+                <w:i w:val="1"/>
+                <w:iCs w:val="1"/>
+                <w:sz w:val="26"/>
+                <w:szCs w:val="26"/>
+              </w:rPr>
+            </w:pPr>
+            <w:r>
+              <w:rPr>
+                <w:i w:val="1"/>
+                <w:iCs w:val="1"/>
+                <w:sz w:val="26"/>
+                <w:szCs w:val="26"/>
+                <w:rtl w:val="0"/>
+              </w:rPr>
+              <w:t xml:space="preserve">LUỒNG CHÍNH</w:t>
+            </w:r>
+          </w:p>
+        </w:tc>
+        <w:tc>
+          <w:tcPr>
+            <w:shd w:fill="auto" w:val="clear"/>
+            <w:tcMar>
+              <w:top w:w="100.0" w:type="dxa"/>
+              <w:left w:w="100.0" w:type="dxa"/>
+              <w:bottom w:w="100.0" w:type="dxa"/>
+              <w:right w:w="100.0" w:type="dxa"/>
+            </w:tcMar>
+            <w:vAlign w:val="top"/>
+          </w:tcPr>
+          <w:p>
+            <w:pPr>
+              <w:widowControl w:val="0"/>
+              <w:numPr>
+                <w:ilvl w:val="0"/>
+                <w:numId w:val="7"/>
+              </w:numPr>
+              <w:spacing w:line="240" w:lineRule="auto"/>
+              <w:ind w:left="720" w:hanging="360"/>
+              <w:rPr>
+                <w:sz w:val="26"/>
+                <w:szCs w:val="26"/>
+                <w:u w:val="none"/>
+              </w:rPr>
+            </w:pPr>
+            <w:r>
+              <w:rPr>
+                <w:sz w:val="26"/>
+                <w:szCs w:val="26"/>
+                <w:rtl w:val="0"/>
+              </w:rPr>
+              <w:t xml:space="preserve">Người tổ chức sự kiện chọn danh sách đăng ký</w:t>
+            </w:r>
+          </w:p>
+          <w:p>
+            <w:pPr>
+              <w:widowControl w:val="0"/>
+              <w:numPr>
+                <w:ilvl w:val="0"/>
+                <w:numId w:val="7"/>
+              </w:numPr>
+              <w:spacing w:line="240" w:lineRule="auto"/>
+              <w:ind w:left="720" w:hanging="360"/>
+              <w:rPr>
+                <w:sz w:val="26"/>
+                <w:szCs w:val="26"/>
+                <w:u w:val="none"/>
+              </w:rPr>
+            </w:pPr>
+            <w:r>
+              <w:rPr>
+                <w:sz w:val="26"/>
+                <w:szCs w:val="26"/>
+                <w:rtl w:val="0"/>
+              </w:rPr>
+              <w:t xml:space="preserve">Hiển thị danh sách các sự kiện</w:t>
+            </w:r>
+          </w:p>
+          <w:p>
+            <w:pPr>
+              <w:widowControl w:val="0"/>
+              <w:numPr>
+                <w:ilvl w:val="0"/>
+                <w:numId w:val="7"/>
+              </w:numPr>
+              <w:spacing w:line="240" w:lineRule="auto"/>
+              <w:ind w:left="720" w:hanging="360"/>
+              <w:rPr>
+                <w:sz w:val="26"/>
+                <w:szCs w:val="26"/>
+                <w:u w:val="none"/>
+              </w:rPr>
+            </w:pPr>
+            <w:r>
+              <w:rPr>
+                <w:sz w:val="26"/>
+                <w:szCs w:val="26"/>
+                <w:rtl w:val="0"/>
+              </w:rPr>
+              <w:t xml:space="preserve">Chọn 1 sự kiện</w:t>
+            </w:r>
+          </w:p>
+          <w:p>
+            <w:pPr>
+              <w:widowControl w:val="0"/>
+              <w:numPr>
+                <w:ilvl w:val="0"/>
+                <w:numId w:val="7"/>
+              </w:numPr>
+              <w:spacing w:line="240" w:lineRule="auto"/>
+              <w:ind w:left="720" w:hanging="360"/>
+              <w:rPr>
+                <w:sz w:val="26"/>
+                <w:szCs w:val="26"/>
+                <w:u w:val="none"/>
+              </w:rPr>
+            </w:pPr>
+            <w:r>
+              <w:rPr>
+                <w:sz w:val="26"/>
+                <w:szCs w:val="26"/>
+                <w:rtl w:val="0"/>
+              </w:rPr>
+              <w:t xml:space="preserve">chọn xem danh sách người đăng ký</w:t>
+            </w:r>
+          </w:p>
+          <w:p>
+            <w:pPr>
+              <w:widowControl w:val="0"/>
+              <w:numPr>
+                <w:ilvl w:val="0"/>
+                <w:numId w:val="7"/>
+              </w:numPr>
+              <w:spacing w:line="240" w:lineRule="auto"/>
+              <w:ind w:left="720" w:hanging="360"/>
+              <w:rPr>
+                <w:sz w:val="26"/>
+                <w:szCs w:val="26"/>
+                <w:u w:val="none"/>
+              </w:rPr>
+            </w:pPr>
+            <w:r>
+              <w:rPr>
+                <w:sz w:val="26"/>
+                <w:szCs w:val="26"/>
+                <w:rtl w:val="0"/>
+              </w:rPr>
+              <w:t xml:space="preserve">Hệ thống hiển thị danh sách</w:t>
+            </w:r>
+          </w:p>
+          <w:p>
+            <w:pPr>
+              <w:widowControl w:val="0"/>
+              <w:numPr>
+                <w:ilvl w:val="0"/>
+                <w:numId w:val="7"/>
+              </w:numPr>
+              <w:spacing w:line="240" w:lineRule="auto"/>
+              <w:ind w:left="720" w:hanging="360"/>
+              <w:rPr>
+                <w:sz w:val="26"/>
+                <w:szCs w:val="26"/>
+                <w:u w:val="none"/>
+              </w:rPr>
+            </w:pPr>
+            <w:r>
+              <w:rPr>
+                <w:sz w:val="26"/>
+                <w:szCs w:val="26"/>
+                <w:rtl w:val="0"/>
+              </w:rPr>
+              <w:t xml:space="preserve">Hiển thị thông tin các khách đã đăng ký</w:t>
+            </w:r>
+          </w:p>
+          <w:p>
+            <w:pPr>
+              <w:widowControl w:val="0"/>
+              <w:spacing w:line="240" w:lineRule="auto"/>
+              <w:ind w:left="720" w:hanging="360"/>
+              <w:rPr>
+                <w:sz w:val="26"/>
+                <w:szCs w:val="26"/>
+              </w:rPr>
+            </w:pPr>
+            <w:r>
+              <w:rPr>
+                <w:sz w:val="26"/>
+                <w:szCs w:val="26"/>
+                <w:rtl w:val="0"/>
+              </w:rPr>
+              <w:t xml:space="preserve">   6.1. Người tổ chức sự kiện có thể nhấn chọn gửi email </w:t>
+            </w:r>
+          </w:p>
+          <w:p>
+            <w:pPr>
+              <w:widowControl w:val="0"/>
+              <w:spacing w:line="240" w:lineRule="auto"/>
+              <w:ind w:left="720" w:hanging="360"/>
+              <w:rPr>
+                <w:sz w:val="26"/>
+                <w:szCs w:val="26"/>
+              </w:rPr>
+            </w:pPr>
+            <w:r>
+              <w:rPr>
+                <w:sz w:val="26"/>
+                <w:szCs w:val="26"/>
+                <w:rtl w:val="0"/>
+              </w:rPr>
+              <w:t xml:space="preserve">     6.1.1. Chọn tất cả khách đăng ký</w:t>
+            </w:r>
+          </w:p>
+          <w:p>
+            <w:pPr>
+              <w:widowControl w:val="0"/>
+              <w:spacing w:line="240" w:lineRule="auto"/>
+              <w:ind w:left="720" w:hanging="360"/>
+              <w:rPr>
+                <w:sz w:val="26"/>
+                <w:szCs w:val="26"/>
+              </w:rPr>
+            </w:pPr>
+            <w:r>
+              <w:rPr>
+                <w:sz w:val="26"/>
+                <w:szCs w:val="26"/>
+                <w:rtl w:val="0"/>
+              </w:rPr>
+              <w:t xml:space="preserve">     6.1.2. Nhập thông tin thông báo</w:t>
+            </w:r>
+          </w:p>
+          <w:p>
+            <w:pPr>
+              <w:widowControl w:val="0"/>
+              <w:spacing w:line="240" w:lineRule="auto"/>
+              <w:ind w:left="720" w:hanging="360"/>
+              <w:rPr>
+                <w:sz w:val="26"/>
+                <w:szCs w:val="26"/>
+              </w:rPr>
+            </w:pPr>
+            <w:r>
+              <w:rPr>
+                <w:sz w:val="26"/>
+                <w:szCs w:val="26"/>
+                <w:rtl w:val="0"/>
+              </w:rPr>
+              <w:t xml:space="preserve">     6.1.3. Chọn gửi email</w:t>
+            </w:r>
+          </w:p>
+          <w:p>
+            <w:pPr>
+              <w:widowControl w:val="0"/>
+              <w:numPr>
+                <w:ilvl w:val="0"/>
+                <w:numId w:val="7"/>
+              </w:numPr>
+              <w:spacing w:line="240" w:lineRule="auto"/>
+              <w:ind w:left="720" w:hanging="360"/>
+              <w:rPr>
+                <w:sz w:val="26"/>
+                <w:szCs w:val="26"/>
+                <w:u w:val="none"/>
+              </w:rPr>
+            </w:pPr>
+            <w:r>
+              <w:rPr>
+                <w:sz w:val="26"/>
+                <w:szCs w:val="26"/>
+                <w:rtl w:val="0"/>
+              </w:rPr>
+              <w:t xml:space="preserve">Người tổ chức xem danh sách</w:t>
+            </w:r>
+          </w:p>
+        </w:tc>
+      </w:tr>
+      <w:tr>
+        <w:trPr>
+          <w:cantSplit w:val="0"/>
+          <w:tblHeader w:val="0"/>
+        </w:trPr>
+        <w:tc>
+          <w:tcPr>
+            <w:shd w:fill="auto" w:val="clear"/>
+            <w:tcMar>
+              <w:top w:w="100.0" w:type="dxa"/>
+              <w:left w:w="100.0" w:type="dxa"/>
+              <w:bottom w:w="100.0" w:type="dxa"/>
+              <w:right w:w="100.0" w:type="dxa"/>
+            </w:tcMar>
+            <w:vAlign w:val="top"/>
+          </w:tcPr>
+          <w:p>
+            <w:pPr>
+              <w:widowControl w:val="0"/>
+              <w:spacing w:line="240" w:lineRule="auto"/>
+              <w:rPr>
+                <w:i w:val="1"/>
+                <w:iCs w:val="1"/>
+                <w:sz w:val="26"/>
+                <w:szCs w:val="26"/>
+              </w:rPr>
+            </w:pPr>
+            <w:r>
+              <w:rPr>
+                <w:i w:val="1"/>
+                <w:iCs w:val="1"/>
+                <w:sz w:val="26"/>
+                <w:szCs w:val="26"/>
+                <w:rtl w:val="0"/>
+              </w:rPr>
+              <w:t xml:space="preserve">LUỒNG THAY THẾ</w:t>
+            </w:r>
+          </w:p>
+        </w:tc>
+        <w:tc>
+          <w:tcPr>
+            <w:shd w:fill="auto" w:val="clear"/>
+            <w:tcMar>
+              <w:top w:w="100.0" w:type="dxa"/>
+              <w:left w:w="100.0" w:type="dxa"/>
+              <w:bottom w:w="100.0" w:type="dxa"/>
+              <w:right w:w="100.0" w:type="dxa"/>
+            </w:tcMar>
+            <w:vAlign w:val="top"/>
+          </w:tcPr>
+          <w:p>
+            <w:pPr>
+              <w:widowControl w:val="0"/>
+              <w:spacing w:line="240" w:lineRule="auto"/>
+              <w:ind w:left="720" w:hanging="360"/>
+              <w:rPr>
+                <w:sz w:val="26"/>
+                <w:szCs w:val="26"/>
+              </w:rPr>
+            </w:pPr>
+            <w:r>
+              <w:rPr>
+                <w:sz w:val="26"/>
+                <w:szCs w:val="26"/>
+                <w:rtl w:val="0"/>
+              </w:rPr>
+              <w:t xml:space="preserve">5.1. Sự kiện không có người đăng ký</w:t>
+            </w:r>
+          </w:p>
+          <w:p>
+            <w:pPr>
+              <w:widowControl w:val="0"/>
+              <w:spacing w:line="240" w:lineRule="auto"/>
+              <w:ind w:left="720" w:hanging="360"/>
+              <w:rPr>
+                <w:sz w:val="26"/>
+                <w:szCs w:val="26"/>
+              </w:rPr>
+            </w:pPr>
+            <w:r>
+              <w:rPr>
+                <w:sz w:val="26"/>
+                <w:szCs w:val="26"/>
+                <w:rtl w:val="0"/>
+              </w:rPr>
+              <w:t xml:space="preserve">  5.1.1. Hiển thị thông báo “chưa có người đăng ký”</w:t>
+            </w:r>
+          </w:p>
+        </w:tc>
+      </w:tr>
+      <w:tr>
+        <w:trPr>
+          <w:cantSplit w:val="0"/>
+          <w:tblHeader w:val="0"/>
+        </w:trPr>
+        <w:tc>
+          <w:tcPr>
+            <w:shd w:fill="auto" w:val="clear"/>
+            <w:tcMar>
+              <w:top w:w="100.0" w:type="dxa"/>
+              <w:left w:w="100.0" w:type="dxa"/>
+              <w:bottom w:w="100.0" w:type="dxa"/>
+              <w:right w:w="100.0" w:type="dxa"/>
+            </w:tcMar>
+            <w:vAlign w:val="top"/>
+          </w:tcPr>
+          <w:p>
+            <w:pPr>
+              <w:widowControl w:val="0"/>
+              <w:spacing w:line="240" w:lineRule="auto"/>
+              <w:rPr>
+                <w:i w:val="1"/>
+                <w:iCs w:val="1"/>
+                <w:sz w:val="26"/>
+                <w:szCs w:val="26"/>
+              </w:rPr>
+            </w:pPr>
+            <w:r>
+              <w:rPr>
+                <w:i w:val="1"/>
+                <w:iCs w:val="1"/>
+                <w:sz w:val="26"/>
+                <w:szCs w:val="26"/>
+                <w:rtl w:val="0"/>
+              </w:rPr>
+              <w:t xml:space="preserve">HẬU ĐIỀU KIỆN</w:t>
+            </w:r>
+          </w:p>
+        </w:tc>
+        <w:tc>
+          <w:tcPr>
+            <w:shd w:fill="auto" w:val="clear"/>
+            <w:tcMar>
+              <w:top w:w="100.0" w:type="dxa"/>
+              <w:left w:w="100.0" w:type="dxa"/>
+              <w:bottom w:w="100.0" w:type="dxa"/>
+              <w:right w:w="100.0" w:type="dxa"/>
+            </w:tcMar>
+            <w:vAlign w:val="top"/>
+          </w:tcPr>
+          <w:p>
+            <w:pPr>
+              <w:widowControl w:val="0"/>
+              <w:spacing w:line="240" w:lineRule="auto"/>
+              <w:rPr>
+                <w:sz w:val="26"/>
+                <w:szCs w:val="26"/>
+              </w:rPr>
+            </w:pPr>
+            <w:r>
+              <w:rPr>
+                <w:sz w:val="26"/>
+                <w:szCs w:val="26"/>
+                <w:rtl w:val="0"/>
+              </w:rPr>
+              <w:t xml:space="preserve">Hiển thị danh sách người đăng ký sự kiện</w:t>
+            </w:r>
+          </w:p>
+        </w:tc>
+      </w:tr>
+    </w:tbl>
+    <w:p>
+      <w:pPr>
+        <w:ind w:firstLine="720"/>
+        <w:rPr>
+          <w:b w:val="1"/>
+          <w:bCs w:val="1"/>
+          <w:sz w:val="30"/>
+          <w:szCs w:val="30"/>
+        </w:rPr>
+      </w:pPr>
+      <w:r>
+        <w:rPr>
+          <w:b w:val="1"/>
+          <w:bCs w:val="1"/>
+          <w:sz w:val="30"/>
+          <w:szCs w:val="30"/>
+          <w:rtl w:val="0"/>
+        </w:rPr>
+        <w:t xml:space="preserve">2.10. chức năng xem báo cáo bán vé (người tổ chức).</w:t>
+      </w:r>
+    </w:p>
+    <w:tbl>
+      <w:tblPr>
+        <w:tblStyle w:val="Table10"/>
+        <w:tblW w:w="9000.0" w:type="dxa"/>
+        <w:jc w:val="left"/>
+        <w:tblBorders>
+          <w:top w:color="000000" w:space="0" w:sz="8" w:val="single"/>
+          <w:left w:color="000000" w:space="0" w:sz="8" w:val="single"/>
+          <w:bottom w:color="000000" w:space="0" w:sz="8" w:val="single"/>
+          <w:right w:color="000000" w:space="0" w:sz="8" w:val="single"/>
+          <w:insideH w:color="000000" w:space="0" w:sz="8" w:val="single"/>
+          <w:insideV w:color="000000" w:space="0" w:sz="8" w:val="single"/>
+        </w:tblBorders>
+        <w:tblLayout w:type="fixed"/>
+        <w:tblLook w:val="0600"/>
+      </w:tblPr>
+      <w:tblGrid>
+        <w:gridCol w:w="2805"/>
+        <w:gridCol w:w="6195"/>
+        <w:tblGridChange w:id="0">
+          <w:tblGrid>
+            <w:gridCol w:w="2805"/>
+            <w:gridCol w:w="6195"/>
+          </w:tblGrid>
+        </w:tblGridChange>
+      </w:tblGrid>
+      <w:tr>
+        <w:trPr>
+          <w:cantSplit w:val="0"/>
+          <w:tblHeader w:val="0"/>
+        </w:trPr>
+        <w:tc>
+          <w:tcPr>
+            <w:shd w:fill="auto" w:val="clear"/>
+            <w:tcMar>
+              <w:top w:w="100.0" w:type="dxa"/>
+              <w:left w:w="100.0" w:type="dxa"/>
+              <w:bottom w:w="100.0" w:type="dxa"/>
+              <w:right w:w="100.0" w:type="dxa"/>
+            </w:tcMar>
+            <w:vAlign w:val="top"/>
+          </w:tcPr>
+          <w:p>
+            <w:pPr>
+              <w:widowControl w:val="0"/>
+              <w:spacing w:line="240" w:lineRule="auto"/>
+              <w:rPr>
+                <w:i w:val="1"/>
+                <w:iCs w:val="1"/>
+                <w:sz w:val="26"/>
+                <w:szCs w:val="26"/>
+              </w:rPr>
+            </w:pPr>
+            <w:r>
+              <w:rPr>
+                <w:i w:val="1"/>
+                <w:iCs w:val="1"/>
+                <w:sz w:val="26"/>
+                <w:szCs w:val="26"/>
+                <w:rtl w:val="0"/>
+              </w:rPr>
+              <w:t xml:space="preserve">MÃ USECASE</w:t>
+            </w:r>
+          </w:p>
+        </w:tc>
+        <w:tc>
+          <w:tcPr>
+            <w:shd w:fill="auto" w:val="clear"/>
+            <w:tcMar>
+              <w:top w:w="100.0" w:type="dxa"/>
+              <w:left w:w="100.0" w:type="dxa"/>
+              <w:bottom w:w="100.0" w:type="dxa"/>
+              <w:right w:w="100.0" w:type="dxa"/>
+            </w:tcMar>
+            <w:vAlign w:val="top"/>
+          </w:tcPr>
+          <w:p>
+            <w:pPr>
+              <w:widowControl w:val="0"/>
+              <w:spacing w:line="240" w:lineRule="auto"/>
+              <w:rPr>
+                <w:sz w:val="26"/>
+                <w:szCs w:val="26"/>
+              </w:rPr>
+            </w:pPr>
+            <w:r>
+              <w:rPr>
+                <w:sz w:val="26"/>
+                <w:szCs w:val="26"/>
+                <w:rtl w:val="0"/>
+              </w:rPr>
+              <w:t xml:space="preserve">UC10</w:t>
+            </w:r>
+          </w:p>
+        </w:tc>
+      </w:tr>
+      <w:tr>
+        <w:trPr>
+          <w:cantSplit w:val="0"/>
+          <w:tblHeader w:val="0"/>
+        </w:trPr>
+        <w:tc>
+          <w:tcPr>
+            <w:shd w:fill="auto" w:val="clear"/>
+            <w:tcMar>
+              <w:top w:w="100.0" w:type="dxa"/>
+              <w:left w:w="100.0" w:type="dxa"/>
+              <w:bottom w:w="100.0" w:type="dxa"/>
+              <w:right w:w="100.0" w:type="dxa"/>
+            </w:tcMar>
+            <w:vAlign w:val="top"/>
+          </w:tcPr>
+          <w:p>
+            <w:pPr>
+              <w:widowControl w:val="0"/>
+              <w:spacing w:line="240" w:lineRule="auto"/>
+              <w:rPr>
+                <w:i w:val="1"/>
+                <w:iCs w:val="1"/>
+                <w:sz w:val="26"/>
+                <w:szCs w:val="26"/>
+              </w:rPr>
+            </w:pPr>
+            <w:r>
+              <w:rPr>
+                <w:i w:val="1"/>
+                <w:iCs w:val="1"/>
+                <w:sz w:val="26"/>
+                <w:szCs w:val="26"/>
+                <w:rtl w:val="0"/>
+              </w:rPr>
+              <w:t xml:space="preserve">TÊN USECASE</w:t>
+            </w:r>
+          </w:p>
+        </w:tc>
+        <w:tc>
+          <w:tcPr>
+            <w:shd w:fill="auto" w:val="clear"/>
+            <w:tcMar>
+              <w:top w:w="100.0" w:type="dxa"/>
+              <w:left w:w="100.0" w:type="dxa"/>
+              <w:bottom w:w="100.0" w:type="dxa"/>
+              <w:right w:w="100.0" w:type="dxa"/>
+            </w:tcMar>
+            <w:vAlign w:val="top"/>
+          </w:tcPr>
+          <w:p>
+            <w:pPr>
+              <w:widowControl w:val="0"/>
+              <w:spacing w:line="240" w:lineRule="auto"/>
+              <w:rPr>
+                <w:sz w:val="26"/>
+                <w:szCs w:val="26"/>
+              </w:rPr>
+            </w:pPr>
+            <w:r>
+              <w:rPr>
+                <w:sz w:val="26"/>
+                <w:szCs w:val="26"/>
+                <w:rtl w:val="0"/>
+              </w:rPr>
+              <w:t xml:space="preserve">Xem báo cáo bán vé</w:t>
+            </w:r>
+          </w:p>
+        </w:tc>
+      </w:tr>
+      <w:tr>
+        <w:trPr>
+          <w:cantSplit w:val="0"/>
+          <w:tblHeader w:val="0"/>
+        </w:trPr>
+        <w:tc>
+          <w:tcPr>
+            <w:shd w:fill="auto" w:val="clear"/>
+            <w:tcMar>
+              <w:top w:w="100.0" w:type="dxa"/>
+              <w:left w:w="100.0" w:type="dxa"/>
+              <w:bottom w:w="100.0" w:type="dxa"/>
+              <w:right w:w="100.0" w:type="dxa"/>
+            </w:tcMar>
+            <w:vAlign w:val="top"/>
+          </w:tcPr>
+          <w:p>
+            <w:pPr>
+              <w:widowControl w:val="0"/>
+              <w:spacing w:line="240" w:lineRule="auto"/>
+              <w:rPr>
+                <w:i w:val="1"/>
+                <w:iCs w:val="1"/>
+                <w:sz w:val="26"/>
+                <w:szCs w:val="26"/>
+              </w:rPr>
+            </w:pPr>
+            <w:r>
+              <w:rPr>
+                <w:i w:val="1"/>
+                <w:iCs w:val="1"/>
+                <w:sz w:val="26"/>
+                <w:szCs w:val="26"/>
+                <w:rtl w:val="0"/>
+              </w:rPr>
+              <w:t xml:space="preserve">MÔ TẢ USECASE</w:t>
+            </w:r>
+          </w:p>
+        </w:tc>
+        <w:tc>
+          <w:tcPr>
+            <w:shd w:fill="auto" w:val="clear"/>
+            <w:tcMar>
+              <w:top w:w="100.0" w:type="dxa"/>
+              <w:left w:w="100.0" w:type="dxa"/>
+              <w:bottom w:w="100.0" w:type="dxa"/>
+              <w:right w:w="100.0" w:type="dxa"/>
+            </w:tcMar>
+            <w:vAlign w:val="top"/>
+          </w:tcPr>
+          <w:p>
+            <w:pPr>
+              <w:widowControl w:val="0"/>
+              <w:spacing w:line="240" w:lineRule="auto"/>
+              <w:rPr>
+                <w:sz w:val="26"/>
+                <w:szCs w:val="26"/>
+              </w:rPr>
+            </w:pPr>
+            <w:r>
+              <w:rPr>
+                <w:sz w:val="26"/>
+                <w:szCs w:val="26"/>
+                <w:rtl w:val="0"/>
+              </w:rPr>
+              <w:t xml:space="preserve">Người tổ chức vào xem thông tin vé bán được của sự kiện</w:t>
+            </w:r>
+          </w:p>
+        </w:tc>
+      </w:tr>
+      <w:tr>
+        <w:trPr>
+          <w:cantSplit w:val="0"/>
+          <w:tblHeader w:val="0"/>
+        </w:trPr>
+        <w:tc>
+          <w:tcPr>
+            <w:shd w:fill="auto" w:val="clear"/>
+            <w:tcMar>
+              <w:top w:w="100.0" w:type="dxa"/>
+              <w:left w:w="100.0" w:type="dxa"/>
+              <w:bottom w:w="100.0" w:type="dxa"/>
+              <w:right w:w="100.0" w:type="dxa"/>
+            </w:tcMar>
+            <w:vAlign w:val="top"/>
+          </w:tcPr>
+          <w:p>
+            <w:pPr>
+              <w:widowControl w:val="0"/>
+              <w:spacing w:line="240" w:lineRule="auto"/>
+              <w:rPr>
+                <w:i w:val="1"/>
+                <w:iCs w:val="1"/>
+                <w:sz w:val="26"/>
+                <w:szCs w:val="26"/>
+              </w:rPr>
+            </w:pPr>
+            <w:r>
+              <w:rPr>
+                <w:i w:val="1"/>
+                <w:iCs w:val="1"/>
+                <w:sz w:val="26"/>
+                <w:szCs w:val="26"/>
+                <w:rtl w:val="0"/>
+              </w:rPr>
+              <w:t xml:space="preserve">ACTOR CHÍNH</w:t>
+            </w:r>
+          </w:p>
+        </w:tc>
+        <w:tc>
+          <w:tcPr>
+            <w:shd w:fill="auto" w:val="clear"/>
+            <w:tcMar>
+              <w:top w:w="100.0" w:type="dxa"/>
+              <w:left w:w="100.0" w:type="dxa"/>
+              <w:bottom w:w="100.0" w:type="dxa"/>
+              <w:right w:w="100.0" w:type="dxa"/>
+            </w:tcMar>
+            <w:vAlign w:val="top"/>
+          </w:tcPr>
+          <w:p>
+            <w:pPr>
+              <w:widowControl w:val="0"/>
+              <w:spacing w:line="240" w:lineRule="auto"/>
+              <w:rPr>
+                <w:sz w:val="26"/>
+                <w:szCs w:val="26"/>
+              </w:rPr>
+            </w:pPr>
+            <w:r>
+              <w:rPr>
+                <w:sz w:val="26"/>
+                <w:szCs w:val="26"/>
+                <w:rtl w:val="0"/>
+              </w:rPr>
+              <w:t xml:space="preserve">người tổ chức sự kiện</w:t>
+            </w:r>
+          </w:p>
+        </w:tc>
+      </w:tr>
+      <w:tr>
+        <w:trPr>
+          <w:cantSplit w:val="0"/>
+          <w:tblHeader w:val="0"/>
+        </w:trPr>
+        <w:tc>
+          <w:tcPr>
+            <w:shd w:fill="auto" w:val="clear"/>
+            <w:tcMar>
+              <w:top w:w="100.0" w:type="dxa"/>
+              <w:left w:w="100.0" w:type="dxa"/>
+              <w:bottom w:w="100.0" w:type="dxa"/>
+              <w:right w:w="100.0" w:type="dxa"/>
+            </w:tcMar>
+            <w:vAlign w:val="top"/>
+          </w:tcPr>
+          <w:p>
+            <w:pPr>
+              <w:widowControl w:val="0"/>
+              <w:spacing w:line="240" w:lineRule="auto"/>
+              <w:rPr>
+                <w:i w:val="1"/>
+                <w:iCs w:val="1"/>
+                <w:sz w:val="26"/>
+                <w:szCs w:val="26"/>
+              </w:rPr>
+            </w:pPr>
+            <w:r>
+              <w:rPr>
+                <w:i w:val="1"/>
+                <w:iCs w:val="1"/>
+                <w:sz w:val="26"/>
+                <w:szCs w:val="26"/>
+                <w:rtl w:val="0"/>
+              </w:rPr>
+              <w:t xml:space="preserve">ACTOR PHỤ</w:t>
+            </w:r>
+          </w:p>
+        </w:tc>
+        <w:tc>
+          <w:tcPr>
+            <w:shd w:fill="auto" w:val="clear"/>
+            <w:tcMar>
+              <w:top w:w="100.0" w:type="dxa"/>
+              <w:left w:w="100.0" w:type="dxa"/>
+              <w:bottom w:w="100.0" w:type="dxa"/>
+              <w:right w:w="100.0" w:type="dxa"/>
+            </w:tcMar>
+            <w:vAlign w:val="top"/>
+          </w:tcPr>
+          <w:p>
+            <w:pPr>
+              <w:widowControl w:val="0"/>
+              <w:spacing w:line="240" w:lineRule="auto"/>
+              <w:rPr>
+                <w:sz w:val="26"/>
+                <w:szCs w:val="26"/>
+              </w:rPr>
+            </w:pPr>
+            <w:r>
+              <w:rPr>
+                <w:sz w:val="26"/>
+                <w:szCs w:val="26"/>
+                <w:rtl w:val="0"/>
+              </w:rPr>
+              <w:t xml:space="preserve">không có</w:t>
+            </w:r>
+          </w:p>
+        </w:tc>
+      </w:tr>
+      <w:tr>
+        <w:trPr>
+          <w:cantSplit w:val="0"/>
+          <w:tblHeader w:val="0"/>
+        </w:trPr>
+        <w:tc>
+          <w:tcPr>
+            <w:shd w:fill="auto" w:val="clear"/>
+            <w:tcMar>
+              <w:top w:w="100.0" w:type="dxa"/>
+              <w:left w:w="100.0" w:type="dxa"/>
+              <w:bottom w:w="100.0" w:type="dxa"/>
+              <w:right w:w="100.0" w:type="dxa"/>
+            </w:tcMar>
+            <w:vAlign w:val="top"/>
+          </w:tcPr>
+          <w:p>
+            <w:pPr>
+              <w:widowControl w:val="0"/>
+              <w:spacing w:line="240" w:lineRule="auto"/>
+              <w:rPr>
+                <w:i w:val="1"/>
+                <w:iCs w:val="1"/>
+                <w:sz w:val="26"/>
+                <w:szCs w:val="26"/>
+              </w:rPr>
+            </w:pPr>
+            <w:r>
+              <w:rPr>
+                <w:i w:val="1"/>
+                <w:iCs w:val="1"/>
+                <w:sz w:val="26"/>
+                <w:szCs w:val="26"/>
+                <w:rtl w:val="0"/>
+              </w:rPr>
+              <w:t xml:space="preserve">TIỀN ĐIỀU KIỆN</w:t>
+            </w:r>
+          </w:p>
+        </w:tc>
+        <w:tc>
+          <w:tcPr>
+            <w:shd w:fill="auto" w:val="clear"/>
+            <w:tcMar>
+              <w:top w:w="100.0" w:type="dxa"/>
+              <w:left w:w="100.0" w:type="dxa"/>
+              <w:bottom w:w="100.0" w:type="dxa"/>
+              <w:right w:w="100.0" w:type="dxa"/>
+            </w:tcMar>
+            <w:vAlign w:val="top"/>
+          </w:tcPr>
+          <w:p>
+            <w:pPr>
+              <w:widowControl w:val="0"/>
+              <w:numPr>
+                <w:ilvl w:val="0"/>
+                <w:numId w:val="10"/>
+              </w:numPr>
+              <w:spacing w:line="240" w:lineRule="auto"/>
+              <w:ind w:left="720" w:hanging="360"/>
+              <w:rPr>
+                <w:sz w:val="26"/>
+                <w:szCs w:val="26"/>
+              </w:rPr>
+            </w:pPr>
+            <w:r>
+              <w:rPr>
+                <w:sz w:val="26"/>
+                <w:szCs w:val="26"/>
+                <w:rtl w:val="0"/>
+              </w:rPr>
+              <w:t xml:space="preserve">Người tổ chức sự kiện đã đăng nhập vào hệ thống</w:t>
+            </w:r>
+          </w:p>
+          <w:p>
+            <w:pPr>
+              <w:widowControl w:val="0"/>
+              <w:numPr>
+                <w:ilvl w:val="0"/>
+                <w:numId w:val="10"/>
+              </w:numPr>
+              <w:spacing w:line="240" w:lineRule="auto"/>
+              <w:ind w:left="720" w:hanging="360"/>
+              <w:rPr>
+                <w:sz w:val="26"/>
+                <w:szCs w:val="26"/>
+              </w:rPr>
+            </w:pPr>
+            <w:r>
+              <w:rPr>
+                <w:sz w:val="26"/>
+                <w:szCs w:val="26"/>
+                <w:rtl w:val="0"/>
+              </w:rPr>
+              <w:t xml:space="preserve">Người tổ chức phải có quyền hạn là người tổ chức sự kiện</w:t>
+            </w:r>
+          </w:p>
+        </w:tc>
+      </w:tr>
+      <w:tr>
+        <w:trPr>
+          <w:cantSplit w:val="0"/>
+          <w:tblHeader w:val="0"/>
+        </w:trPr>
+        <w:tc>
+          <w:tcPr>
+            <w:shd w:fill="auto" w:val="clear"/>
+            <w:tcMar>
+              <w:top w:w="100.0" w:type="dxa"/>
+              <w:left w:w="100.0" w:type="dxa"/>
+              <w:bottom w:w="100.0" w:type="dxa"/>
+              <w:right w:w="100.0" w:type="dxa"/>
+            </w:tcMar>
+            <w:vAlign w:val="top"/>
+          </w:tcPr>
+          <w:p>
+            <w:pPr>
+              <w:widowControl w:val="0"/>
+              <w:spacing w:line="240" w:lineRule="auto"/>
+              <w:rPr>
+                <w:i w:val="1"/>
+                <w:iCs w:val="1"/>
+                <w:sz w:val="26"/>
+                <w:szCs w:val="26"/>
+              </w:rPr>
+            </w:pPr>
+            <w:r>
+              <w:rPr>
+                <w:i w:val="1"/>
+                <w:iCs w:val="1"/>
+                <w:sz w:val="26"/>
+                <w:szCs w:val="26"/>
+                <w:rtl w:val="0"/>
+              </w:rPr>
+              <w:t xml:space="preserve">LUỒNG CHÍNH</w:t>
+            </w:r>
+          </w:p>
+        </w:tc>
+        <w:tc>
+          <w:tcPr>
+            <w:shd w:fill="auto" w:val="clear"/>
+            <w:tcMar>
+              <w:top w:w="100.0" w:type="dxa"/>
+              <w:left w:w="100.0" w:type="dxa"/>
+              <w:bottom w:w="100.0" w:type="dxa"/>
+              <w:right w:w="100.0" w:type="dxa"/>
+            </w:tcMar>
+            <w:vAlign w:val="top"/>
+          </w:tcPr>
+          <w:p>
+            <w:pPr>
+              <w:widowControl w:val="0"/>
+              <w:numPr>
+                <w:ilvl w:val="0"/>
+                <w:numId w:val="20"/>
+              </w:numPr>
+              <w:spacing w:line="240" w:lineRule="auto"/>
+              <w:ind w:left="720" w:hanging="360"/>
+              <w:rPr>
+                <w:sz w:val="26"/>
+                <w:szCs w:val="26"/>
+                <w:u w:val="none"/>
+              </w:rPr>
+            </w:pPr>
+            <w:r>
+              <w:rPr>
+                <w:sz w:val="26"/>
+                <w:szCs w:val="26"/>
+                <w:rtl w:val="0"/>
+              </w:rPr>
+              <w:t xml:space="preserve">Người tổ chức sự kiện chọn xem báo cáo bán vé</w:t>
+            </w:r>
+          </w:p>
+          <w:p>
+            <w:pPr>
+              <w:widowControl w:val="0"/>
+              <w:numPr>
+                <w:ilvl w:val="0"/>
+                <w:numId w:val="20"/>
+              </w:numPr>
+              <w:spacing w:line="240" w:lineRule="auto"/>
+              <w:ind w:left="720" w:hanging="360"/>
+              <w:rPr>
+                <w:sz w:val="26"/>
+                <w:szCs w:val="26"/>
+                <w:u w:val="none"/>
+              </w:rPr>
+            </w:pPr>
+            <w:r>
+              <w:rPr>
+                <w:sz w:val="26"/>
+                <w:szCs w:val="26"/>
+                <w:rtl w:val="0"/>
+              </w:rPr>
+              <w:t xml:space="preserve">Hiển thị danh sách các sự kiện</w:t>
+            </w:r>
+          </w:p>
+          <w:p>
+            <w:pPr>
+              <w:widowControl w:val="0"/>
+              <w:numPr>
+                <w:ilvl w:val="0"/>
+                <w:numId w:val="20"/>
+              </w:numPr>
+              <w:spacing w:line="240" w:lineRule="auto"/>
+              <w:ind w:left="720" w:hanging="360"/>
+              <w:rPr>
+                <w:sz w:val="26"/>
+                <w:szCs w:val="26"/>
+                <w:u w:val="none"/>
+              </w:rPr>
+            </w:pPr>
+            <w:r>
+              <w:rPr>
+                <w:sz w:val="26"/>
+                <w:szCs w:val="26"/>
+                <w:rtl w:val="0"/>
+              </w:rPr>
+              <w:t xml:space="preserve">Chọn 1 sự kiện</w:t>
+            </w:r>
+          </w:p>
+          <w:p>
+            <w:pPr>
+              <w:widowControl w:val="0"/>
+              <w:numPr>
+                <w:ilvl w:val="0"/>
+                <w:numId w:val="20"/>
+              </w:numPr>
+              <w:spacing w:line="240" w:lineRule="auto"/>
+              <w:ind w:left="720" w:hanging="360"/>
+              <w:rPr>
+                <w:sz w:val="26"/>
+                <w:szCs w:val="26"/>
+                <w:u w:val="none"/>
+              </w:rPr>
+            </w:pPr>
+            <w:r>
+              <w:rPr>
+                <w:sz w:val="26"/>
+                <w:szCs w:val="26"/>
+                <w:rtl w:val="0"/>
+              </w:rPr>
+              <w:t xml:space="preserve">chọn xem báo cáo bán vé</w:t>
+            </w:r>
+          </w:p>
+          <w:p>
+            <w:pPr>
+              <w:widowControl w:val="0"/>
+              <w:numPr>
+                <w:ilvl w:val="0"/>
+                <w:numId w:val="20"/>
+              </w:numPr>
+              <w:spacing w:line="240" w:lineRule="auto"/>
+              <w:ind w:left="720" w:hanging="360"/>
+              <w:rPr>
+                <w:sz w:val="26"/>
+                <w:szCs w:val="26"/>
+                <w:u w:val="none"/>
+              </w:rPr>
+            </w:pPr>
+            <w:r>
+              <w:rPr>
+                <w:sz w:val="26"/>
+                <w:szCs w:val="26"/>
+                <w:rtl w:val="0"/>
+              </w:rPr>
+              <w:t xml:space="preserve">Hệ thống hiển thị biểu đồ bán vé theo vé đã bán và vé chưa bán và doanh thu</w:t>
+            </w:r>
+          </w:p>
+        </w:tc>
+      </w:tr>
+      <w:tr>
+        <w:trPr>
+          <w:cantSplit w:val="0"/>
+          <w:tblHeader w:val="0"/>
+        </w:trPr>
+        <w:tc>
+          <w:tcPr>
+            <w:shd w:fill="auto" w:val="clear"/>
+            <w:tcMar>
+              <w:top w:w="100.0" w:type="dxa"/>
+              <w:left w:w="100.0" w:type="dxa"/>
+              <w:bottom w:w="100.0" w:type="dxa"/>
+              <w:right w:w="100.0" w:type="dxa"/>
+            </w:tcMar>
+            <w:vAlign w:val="top"/>
+          </w:tcPr>
+          <w:p>
+            <w:pPr>
+              <w:widowControl w:val="0"/>
+              <w:spacing w:line="240" w:lineRule="auto"/>
+              <w:rPr>
+                <w:i w:val="1"/>
+                <w:iCs w:val="1"/>
+                <w:sz w:val="26"/>
+                <w:szCs w:val="26"/>
+              </w:rPr>
+            </w:pPr>
+            <w:r>
+              <w:rPr>
+                <w:i w:val="1"/>
+                <w:iCs w:val="1"/>
+                <w:sz w:val="26"/>
+                <w:szCs w:val="26"/>
+                <w:rtl w:val="0"/>
+              </w:rPr>
+              <w:t xml:space="preserve">HẬU ĐIỀU KIỆN</w:t>
+            </w:r>
+          </w:p>
+        </w:tc>
+        <w:tc>
+          <w:tcPr>
+            <w:shd w:fill="auto" w:val="clear"/>
+            <w:tcMar>
+              <w:top w:w="100.0" w:type="dxa"/>
+              <w:left w:w="100.0" w:type="dxa"/>
+              <w:bottom w:w="100.0" w:type="dxa"/>
+              <w:right w:w="100.0" w:type="dxa"/>
+            </w:tcMar>
+            <w:vAlign w:val="top"/>
+          </w:tcPr>
+          <w:p>
+            <w:pPr>
+              <w:widowControl w:val="0"/>
+              <w:spacing w:line="240" w:lineRule="auto"/>
+              <w:rPr>
+                <w:sz w:val="26"/>
+                <w:szCs w:val="26"/>
+              </w:rPr>
+            </w:pPr>
+            <w:r>
+              <w:rPr>
+                <w:sz w:val="26"/>
+                <w:szCs w:val="26"/>
+                <w:rtl w:val="0"/>
+              </w:rPr>
+              <w:t xml:space="preserve">Hiển thị doanh thu vé bán của sự kiện</w:t>
+            </w:r>
+          </w:p>
+        </w:tc>
+      </w:tr>
+    </w:tbl>
+    <w:p>
+      <w:pPr>
+        <w:ind w:firstLine="720"/>
+        <w:rPr>
+          <w:b w:val="1"/>
+          <w:bCs w:val="1"/>
+          <w:sz w:val="30"/>
+          <w:szCs w:val="30"/>
+        </w:rPr>
+      </w:pPr>
+      <w:r>
+        <w:rPr>
+          <w:b w:val="1"/>
+          <w:bCs w:val="1"/>
+          <w:sz w:val="30"/>
+          <w:szCs w:val="30"/>
+          <w:rtl w:val="0"/>
+        </w:rPr>
+        <w:t xml:space="preserve">2.11. chức năng xem Check-in người tham dự (người tổ chức sự kiện).</w:t>
+      </w:r>
+    </w:p>
+    <w:tbl>
+      <w:tblPr>
+        <w:tblStyle w:val="Table11"/>
+        <w:tblW w:w="9000.0" w:type="dxa"/>
+        <w:jc w:val="left"/>
+        <w:tblBorders>
+          <w:top w:color="000000" w:space="0" w:sz="8" w:val="single"/>
+          <w:left w:color="000000" w:space="0" w:sz="8" w:val="single"/>
+          <w:bottom w:color="000000" w:space="0" w:sz="8" w:val="single"/>
+          <w:right w:color="000000" w:space="0" w:sz="8" w:val="single"/>
+          <w:insideH w:color="000000" w:space="0" w:sz="8" w:val="single"/>
+          <w:insideV w:color="000000" w:space="0" w:sz="8" w:val="single"/>
+        </w:tblBorders>
+        <w:tblLayout w:type="fixed"/>
+        <w:tblLook w:val="0600"/>
+      </w:tblPr>
+      <w:tblGrid>
+        <w:gridCol w:w="2805"/>
+        <w:gridCol w:w="6195"/>
+        <w:tblGridChange w:id="0">
+          <w:tblGrid>
+            <w:gridCol w:w="2805"/>
+            <w:gridCol w:w="6195"/>
+          </w:tblGrid>
+        </w:tblGridChange>
+      </w:tblGrid>
+      <w:tr>
+        <w:trPr>
+          <w:cantSplit w:val="0"/>
+          <w:tblHeader w:val="0"/>
+        </w:trPr>
+        <w:tc>
+          <w:tcPr>
+            <w:shd w:fill="auto" w:val="clear"/>
+            <w:tcMar>
+              <w:top w:w="100.0" w:type="dxa"/>
+              <w:left w:w="100.0" w:type="dxa"/>
+              <w:bottom w:w="100.0" w:type="dxa"/>
+              <w:right w:w="100.0" w:type="dxa"/>
+            </w:tcMar>
+            <w:vAlign w:val="top"/>
+          </w:tcPr>
+          <w:p>
+            <w:pPr>
+              <w:widowControl w:val="0"/>
+              <w:spacing w:line="240" w:lineRule="auto"/>
+              <w:rPr>
+                <w:i w:val="1"/>
+                <w:iCs w:val="1"/>
+                <w:sz w:val="26"/>
+                <w:szCs w:val="26"/>
+              </w:rPr>
+            </w:pPr>
+            <w:r>
+              <w:rPr>
+                <w:i w:val="1"/>
+                <w:iCs w:val="1"/>
+                <w:sz w:val="26"/>
+                <w:szCs w:val="26"/>
+                <w:rtl w:val="0"/>
+              </w:rPr>
+              <w:t xml:space="preserve">MÃ USECASE</w:t>
+            </w:r>
+          </w:p>
+        </w:tc>
+        <w:tc>
+          <w:tcPr>
+            <w:shd w:fill="auto" w:val="clear"/>
+            <w:tcMar>
+              <w:top w:w="100.0" w:type="dxa"/>
+              <w:left w:w="100.0" w:type="dxa"/>
+              <w:bottom w:w="100.0" w:type="dxa"/>
+              <w:right w:w="100.0" w:type="dxa"/>
+            </w:tcMar>
+            <w:vAlign w:val="top"/>
+          </w:tcPr>
+          <w:p>
+            <w:pPr>
+              <w:widowControl w:val="0"/>
+              <w:spacing w:line="240" w:lineRule="auto"/>
+              <w:rPr>
+                <w:sz w:val="26"/>
+                <w:szCs w:val="26"/>
+              </w:rPr>
+            </w:pPr>
+            <w:r>
+              <w:rPr>
+                <w:sz w:val="26"/>
+                <w:szCs w:val="26"/>
+                <w:rtl w:val="0"/>
+              </w:rPr>
+              <w:t xml:space="preserve">UC11</w:t>
+            </w:r>
+          </w:p>
+        </w:tc>
+      </w:tr>
+      <w:tr>
+        <w:trPr>
+          <w:cantSplit w:val="0"/>
+          <w:tblHeader w:val="0"/>
+        </w:trPr>
+        <w:tc>
+          <w:tcPr>
+            <w:shd w:fill="auto" w:val="clear"/>
+            <w:tcMar>
+              <w:top w:w="100.0" w:type="dxa"/>
+              <w:left w:w="100.0" w:type="dxa"/>
+              <w:bottom w:w="100.0" w:type="dxa"/>
+              <w:right w:w="100.0" w:type="dxa"/>
+            </w:tcMar>
+            <w:vAlign w:val="top"/>
+          </w:tcPr>
+          <w:p>
+            <w:pPr>
+              <w:widowControl w:val="0"/>
+              <w:spacing w:line="240" w:lineRule="auto"/>
+              <w:rPr>
+                <w:i w:val="1"/>
+                <w:iCs w:val="1"/>
+                <w:sz w:val="26"/>
+                <w:szCs w:val="26"/>
+              </w:rPr>
+            </w:pPr>
+            <w:r>
+              <w:rPr>
+                <w:i w:val="1"/>
+                <w:iCs w:val="1"/>
+                <w:sz w:val="26"/>
+                <w:szCs w:val="26"/>
+                <w:rtl w:val="0"/>
+              </w:rPr>
+              <w:t xml:space="preserve">TÊN USECASE</w:t>
+            </w:r>
+          </w:p>
+        </w:tc>
+        <w:tc>
+          <w:tcPr>
+            <w:shd w:fill="auto" w:val="clear"/>
+            <w:tcMar>
+              <w:top w:w="100.0" w:type="dxa"/>
+              <w:left w:w="100.0" w:type="dxa"/>
+              <w:bottom w:w="100.0" w:type="dxa"/>
+              <w:right w:w="100.0" w:type="dxa"/>
+            </w:tcMar>
+            <w:vAlign w:val="top"/>
+          </w:tcPr>
+          <w:p>
+            <w:pPr>
+              <w:widowControl w:val="0"/>
+              <w:spacing w:line="240" w:lineRule="auto"/>
+              <w:rPr>
+                <w:sz w:val="26"/>
+                <w:szCs w:val="26"/>
+              </w:rPr>
+            </w:pPr>
+            <w:r>
+              <w:rPr>
+                <w:sz w:val="26"/>
+                <w:szCs w:val="26"/>
+                <w:rtl w:val="0"/>
+              </w:rPr>
+              <w:t xml:space="preserve">Check-in người tham dự</w:t>
+            </w:r>
+          </w:p>
+        </w:tc>
+      </w:tr>
+      <w:tr>
+        <w:trPr>
+          <w:cantSplit w:val="0"/>
+          <w:tblHeader w:val="0"/>
+        </w:trPr>
+        <w:tc>
+          <w:tcPr>
+            <w:shd w:fill="auto" w:val="clear"/>
+            <w:tcMar>
+              <w:top w:w="100.0" w:type="dxa"/>
+              <w:left w:w="100.0" w:type="dxa"/>
+              <w:bottom w:w="100.0" w:type="dxa"/>
+              <w:right w:w="100.0" w:type="dxa"/>
+            </w:tcMar>
+            <w:vAlign w:val="top"/>
+          </w:tcPr>
+          <w:p>
+            <w:pPr>
+              <w:widowControl w:val="0"/>
+              <w:spacing w:line="240" w:lineRule="auto"/>
+              <w:rPr>
+                <w:i w:val="1"/>
+                <w:iCs w:val="1"/>
+                <w:sz w:val="26"/>
+                <w:szCs w:val="26"/>
+              </w:rPr>
+            </w:pPr>
+            <w:r>
+              <w:rPr>
+                <w:i w:val="1"/>
+                <w:iCs w:val="1"/>
+                <w:sz w:val="26"/>
+                <w:szCs w:val="26"/>
+                <w:rtl w:val="0"/>
+              </w:rPr>
+              <w:t xml:space="preserve">MÔ TẢ USECASE</w:t>
+            </w:r>
+          </w:p>
+        </w:tc>
+        <w:tc>
+          <w:tcPr>
+            <w:shd w:fill="auto" w:val="clear"/>
+            <w:tcMar>
+              <w:top w:w="100.0" w:type="dxa"/>
+              <w:left w:w="100.0" w:type="dxa"/>
+              <w:bottom w:w="100.0" w:type="dxa"/>
+              <w:right w:w="100.0" w:type="dxa"/>
+            </w:tcMar>
+            <w:vAlign w:val="top"/>
+          </w:tcPr>
+          <w:p>
+            <w:pPr>
+              <w:widowControl w:val="0"/>
+              <w:spacing w:line="240" w:lineRule="auto"/>
+              <w:rPr>
+                <w:sz w:val="26"/>
+                <w:szCs w:val="26"/>
+              </w:rPr>
+            </w:pPr>
+            <w:r>
+              <w:rPr>
+                <w:sz w:val="26"/>
+                <w:szCs w:val="26"/>
+                <w:rtl w:val="0"/>
+              </w:rPr>
+              <w:t xml:space="preserve">Người tổ chức vào chức năng này để scan QR vé điện tử</w:t>
+            </w:r>
+          </w:p>
+        </w:tc>
+      </w:tr>
+      <w:tr>
+        <w:trPr>
+          <w:cantSplit w:val="0"/>
+          <w:tblHeader w:val="0"/>
+        </w:trPr>
+        <w:tc>
+          <w:tcPr>
+            <w:shd w:fill="auto" w:val="clear"/>
+            <w:tcMar>
+              <w:top w:w="100.0" w:type="dxa"/>
+              <w:left w:w="100.0" w:type="dxa"/>
+              <w:bottom w:w="100.0" w:type="dxa"/>
+              <w:right w:w="100.0" w:type="dxa"/>
+            </w:tcMar>
+            <w:vAlign w:val="top"/>
+          </w:tcPr>
+          <w:p>
+            <w:pPr>
+              <w:widowControl w:val="0"/>
+              <w:spacing w:line="240" w:lineRule="auto"/>
+              <w:rPr>
+                <w:i w:val="1"/>
+                <w:iCs w:val="1"/>
+                <w:sz w:val="26"/>
+                <w:szCs w:val="26"/>
+              </w:rPr>
+            </w:pPr>
+            <w:r>
+              <w:rPr>
+                <w:i w:val="1"/>
+                <w:iCs w:val="1"/>
+                <w:sz w:val="26"/>
+                <w:szCs w:val="26"/>
+                <w:rtl w:val="0"/>
+              </w:rPr>
+              <w:t xml:space="preserve">ACTOR CHÍNH</w:t>
+            </w:r>
+          </w:p>
+        </w:tc>
+        <w:tc>
+          <w:tcPr>
+            <w:shd w:fill="auto" w:val="clear"/>
+            <w:tcMar>
+              <w:top w:w="100.0" w:type="dxa"/>
+              <w:left w:w="100.0" w:type="dxa"/>
+              <w:bottom w:w="100.0" w:type="dxa"/>
+              <w:right w:w="100.0" w:type="dxa"/>
+            </w:tcMar>
+            <w:vAlign w:val="top"/>
+          </w:tcPr>
+          <w:p>
+            <w:pPr>
+              <w:widowControl w:val="0"/>
+              <w:spacing w:line="240" w:lineRule="auto"/>
+              <w:rPr>
+                <w:sz w:val="26"/>
+                <w:szCs w:val="26"/>
+              </w:rPr>
+            </w:pPr>
+            <w:r>
+              <w:rPr>
+                <w:sz w:val="26"/>
+                <w:szCs w:val="26"/>
+                <w:rtl w:val="0"/>
+              </w:rPr>
+              <w:t xml:space="preserve">người tổ chức sự kiện</w:t>
+            </w:r>
+          </w:p>
+        </w:tc>
+      </w:tr>
+      <w:tr>
+        <w:trPr>
+          <w:cantSplit w:val="0"/>
+          <w:tblHeader w:val="0"/>
+        </w:trPr>
+        <w:tc>
+          <w:tcPr>
+            <w:shd w:fill="auto" w:val="clear"/>
+            <w:tcMar>
+              <w:top w:w="100.0" w:type="dxa"/>
+              <w:left w:w="100.0" w:type="dxa"/>
+              <w:bottom w:w="100.0" w:type="dxa"/>
+              <w:right w:w="100.0" w:type="dxa"/>
+            </w:tcMar>
+            <w:vAlign w:val="top"/>
+          </w:tcPr>
+          <w:p>
+            <w:pPr>
+              <w:widowControl w:val="0"/>
+              <w:spacing w:line="240" w:lineRule="auto"/>
+              <w:rPr>
+                <w:i w:val="1"/>
+                <w:iCs w:val="1"/>
+                <w:sz w:val="26"/>
+                <w:szCs w:val="26"/>
+              </w:rPr>
+            </w:pPr>
+            <w:r>
+              <w:rPr>
+                <w:i w:val="1"/>
+                <w:iCs w:val="1"/>
+                <w:sz w:val="26"/>
+                <w:szCs w:val="26"/>
+                <w:rtl w:val="0"/>
+              </w:rPr>
+              <w:t xml:space="preserve">ACTOR PHỤ</w:t>
+            </w:r>
+          </w:p>
+        </w:tc>
+        <w:tc>
+          <w:tcPr>
+            <w:shd w:fill="auto" w:val="clear"/>
+            <w:tcMar>
+              <w:top w:w="100.0" w:type="dxa"/>
+              <w:left w:w="100.0" w:type="dxa"/>
+              <w:bottom w:w="100.0" w:type="dxa"/>
+              <w:right w:w="100.0" w:type="dxa"/>
+            </w:tcMar>
+            <w:vAlign w:val="top"/>
+          </w:tcPr>
+          <w:p>
+            <w:pPr>
+              <w:widowControl w:val="0"/>
+              <w:spacing w:line="240" w:lineRule="auto"/>
+              <w:rPr>
+                <w:sz w:val="26"/>
+                <w:szCs w:val="26"/>
+              </w:rPr>
+            </w:pPr>
+            <w:r>
+              <w:rPr>
+                <w:sz w:val="26"/>
+                <w:szCs w:val="26"/>
+                <w:rtl w:val="0"/>
+              </w:rPr>
+              <w:t xml:space="preserve">không có</w:t>
+            </w:r>
+          </w:p>
+        </w:tc>
+      </w:tr>
+      <w:tr>
+        <w:trPr>
+          <w:cantSplit w:val="0"/>
+          <w:tblHeader w:val="0"/>
+        </w:trPr>
+        <w:tc>
+          <w:tcPr>
+            <w:shd w:fill="auto" w:val="clear"/>
+            <w:tcMar>
+              <w:top w:w="100.0" w:type="dxa"/>
+              <w:left w:w="100.0" w:type="dxa"/>
+              <w:bottom w:w="100.0" w:type="dxa"/>
+              <w:right w:w="100.0" w:type="dxa"/>
+            </w:tcMar>
+            <w:vAlign w:val="top"/>
+          </w:tcPr>
+          <w:p>
+            <w:pPr>
+              <w:widowControl w:val="0"/>
+              <w:spacing w:line="240" w:lineRule="auto"/>
+              <w:rPr>
+                <w:i w:val="1"/>
+                <w:iCs w:val="1"/>
+                <w:sz w:val="26"/>
+                <w:szCs w:val="26"/>
+              </w:rPr>
+            </w:pPr>
+            <w:r>
+              <w:rPr>
+                <w:i w:val="1"/>
+                <w:iCs w:val="1"/>
+                <w:sz w:val="26"/>
+                <w:szCs w:val="26"/>
+                <w:rtl w:val="0"/>
+              </w:rPr>
+              <w:t xml:space="preserve">TIỀN ĐIỀU KIỆN</w:t>
+            </w:r>
+          </w:p>
+        </w:tc>
+        <w:tc>
+          <w:tcPr>
+            <w:shd w:fill="auto" w:val="clear"/>
+            <w:tcMar>
+              <w:top w:w="100.0" w:type="dxa"/>
+              <w:left w:w="100.0" w:type="dxa"/>
+              <w:bottom w:w="100.0" w:type="dxa"/>
+              <w:right w:w="100.0" w:type="dxa"/>
+            </w:tcMar>
+            <w:vAlign w:val="top"/>
+          </w:tcPr>
+          <w:p>
+            <w:pPr>
+              <w:widowControl w:val="0"/>
+              <w:numPr>
+                <w:ilvl w:val="0"/>
+                <w:numId w:val="10"/>
+              </w:numPr>
+              <w:spacing w:line="240" w:lineRule="auto"/>
+              <w:ind w:left="720" w:hanging="360"/>
+              <w:rPr>
+                <w:sz w:val="26"/>
+                <w:szCs w:val="26"/>
+              </w:rPr>
+            </w:pPr>
+            <w:r>
+              <w:rPr>
+                <w:sz w:val="26"/>
+                <w:szCs w:val="26"/>
+                <w:rtl w:val="0"/>
+              </w:rPr>
+              <w:t xml:space="preserve">Người tổ chức sự kiện đã đăng nhập vào hệ thống</w:t>
+            </w:r>
+          </w:p>
+          <w:p>
+            <w:pPr>
+              <w:widowControl w:val="0"/>
+              <w:numPr>
+                <w:ilvl w:val="0"/>
+                <w:numId w:val="10"/>
+              </w:numPr>
+              <w:spacing w:line="240" w:lineRule="auto"/>
+              <w:ind w:left="720" w:hanging="360"/>
+              <w:rPr>
+                <w:sz w:val="26"/>
+                <w:szCs w:val="26"/>
+              </w:rPr>
+            </w:pPr>
+            <w:r>
+              <w:rPr>
+                <w:sz w:val="26"/>
+                <w:szCs w:val="26"/>
+                <w:rtl w:val="0"/>
+              </w:rPr>
+              <w:t xml:space="preserve">Người tổ chức phải có quyền hạn là người tổ chức sự kiện</w:t>
+            </w:r>
+          </w:p>
+        </w:tc>
+      </w:tr>
+      <w:tr>
+        <w:trPr>
+          <w:cantSplit w:val="0"/>
+          <w:tblHeader w:val="0"/>
+        </w:trPr>
+        <w:tc>
+          <w:tcPr>
+            <w:shd w:fill="auto" w:val="clear"/>
+            <w:tcMar>
+              <w:top w:w="100.0" w:type="dxa"/>
+              <w:left w:w="100.0" w:type="dxa"/>
+              <w:bottom w:w="100.0" w:type="dxa"/>
+              <w:right w:w="100.0" w:type="dxa"/>
+            </w:tcMar>
+            <w:vAlign w:val="top"/>
+          </w:tcPr>
+          <w:p>
+            <w:pPr>
+              <w:widowControl w:val="0"/>
+              <w:spacing w:line="240" w:lineRule="auto"/>
+              <w:rPr>
+                <w:i w:val="1"/>
+                <w:iCs w:val="1"/>
+                <w:sz w:val="26"/>
+                <w:szCs w:val="26"/>
+              </w:rPr>
+            </w:pPr>
+            <w:r>
+              <w:rPr>
+                <w:i w:val="1"/>
+                <w:iCs w:val="1"/>
+                <w:sz w:val="26"/>
+                <w:szCs w:val="26"/>
+                <w:rtl w:val="0"/>
+              </w:rPr>
+              <w:t xml:space="preserve">LUỒNG CHÍNH</w:t>
+            </w:r>
+          </w:p>
+        </w:tc>
+        <w:tc>
+          <w:tcPr>
+            <w:shd w:fill="auto" w:val="clear"/>
+            <w:tcMar>
+              <w:top w:w="100.0" w:type="dxa"/>
+              <w:left w:w="100.0" w:type="dxa"/>
+              <w:bottom w:w="100.0" w:type="dxa"/>
+              <w:right w:w="100.0" w:type="dxa"/>
+            </w:tcMar>
+            <w:vAlign w:val="top"/>
+          </w:tcPr>
+          <w:p>
+            <w:pPr>
+              <w:widowControl w:val="0"/>
+              <w:numPr>
+                <w:ilvl w:val="0"/>
+                <w:numId w:val="3"/>
+              </w:numPr>
+              <w:spacing w:line="240" w:lineRule="auto"/>
+              <w:ind w:left="720" w:hanging="360"/>
+              <w:rPr>
+                <w:sz w:val="26"/>
+                <w:szCs w:val="26"/>
+                <w:u w:val="none"/>
+              </w:rPr>
+            </w:pPr>
+            <w:r>
+              <w:rPr>
+                <w:sz w:val="26"/>
+                <w:szCs w:val="26"/>
+                <w:rtl w:val="0"/>
+              </w:rPr>
+              <w:t xml:space="preserve">Người tổ chức chọn chức năng check-in vé</w:t>
+            </w:r>
+          </w:p>
+          <w:p>
+            <w:pPr>
+              <w:widowControl w:val="0"/>
+              <w:numPr>
+                <w:ilvl w:val="0"/>
+                <w:numId w:val="3"/>
+              </w:numPr>
+              <w:spacing w:line="240" w:lineRule="auto"/>
+              <w:ind w:left="720" w:hanging="360"/>
+              <w:rPr>
+                <w:sz w:val="26"/>
+                <w:szCs w:val="26"/>
+                <w:u w:val="none"/>
+              </w:rPr>
+            </w:pPr>
+            <w:r>
+              <w:rPr>
+                <w:sz w:val="26"/>
+                <w:szCs w:val="26"/>
+                <w:rtl w:val="0"/>
+              </w:rPr>
+              <w:t xml:space="preserve">Nhấn chọn Scan vé đặt</w:t>
+            </w:r>
+          </w:p>
+          <w:p>
+            <w:pPr>
+              <w:widowControl w:val="0"/>
+              <w:numPr>
+                <w:ilvl w:val="0"/>
+                <w:numId w:val="3"/>
+              </w:numPr>
+              <w:spacing w:line="240" w:lineRule="auto"/>
+              <w:ind w:left="720" w:hanging="360"/>
+              <w:rPr>
+                <w:sz w:val="26"/>
+                <w:szCs w:val="26"/>
+                <w:u w:val="none"/>
+              </w:rPr>
+            </w:pPr>
+            <w:r>
+              <w:rPr>
+                <w:sz w:val="26"/>
+                <w:szCs w:val="26"/>
+                <w:rtl w:val="0"/>
+              </w:rPr>
+              <w:t xml:space="preserve">Trả về thông tin vé có hợp lệ với danh sách người tham dự của sự kiện</w:t>
+            </w:r>
+          </w:p>
+          <w:p>
+            <w:pPr>
+              <w:widowControl w:val="0"/>
+              <w:numPr>
+                <w:ilvl w:val="0"/>
+                <w:numId w:val="3"/>
+              </w:numPr>
+              <w:spacing w:line="240" w:lineRule="auto"/>
+              <w:ind w:left="720" w:hanging="360"/>
+              <w:rPr>
+                <w:sz w:val="26"/>
+                <w:szCs w:val="26"/>
+                <w:u w:val="none"/>
+              </w:rPr>
+            </w:pPr>
+            <w:r>
+              <w:rPr>
+                <w:sz w:val="26"/>
+                <w:szCs w:val="26"/>
+                <w:rtl w:val="0"/>
+              </w:rPr>
+              <w:t xml:space="preserve">Hiển thị thông tin CCCD và họ tên của người đặt vé</w:t>
+            </w:r>
+          </w:p>
+        </w:tc>
+      </w:tr>
+      <w:tr>
+        <w:trPr>
+          <w:cantSplit w:val="0"/>
+          <w:tblHeader w:val="0"/>
+        </w:trPr>
+        <w:tc>
+          <w:tcPr>
+            <w:shd w:fill="auto" w:val="clear"/>
+            <w:tcMar>
+              <w:top w:w="100.0" w:type="dxa"/>
+              <w:left w:w="100.0" w:type="dxa"/>
+              <w:bottom w:w="100.0" w:type="dxa"/>
+              <w:right w:w="100.0" w:type="dxa"/>
+            </w:tcMar>
+            <w:vAlign w:val="top"/>
+          </w:tcPr>
+          <w:p>
+            <w:pPr>
+              <w:widowControl w:val="0"/>
+              <w:spacing w:line="240" w:lineRule="auto"/>
+              <w:rPr>
+                <w:i w:val="1"/>
+                <w:iCs w:val="1"/>
+                <w:sz w:val="26"/>
+                <w:szCs w:val="26"/>
+              </w:rPr>
+            </w:pPr>
+            <w:r>
+              <w:rPr>
+                <w:i w:val="1"/>
+                <w:iCs w:val="1"/>
+                <w:sz w:val="26"/>
+                <w:szCs w:val="26"/>
+                <w:rtl w:val="0"/>
+              </w:rPr>
+              <w:t xml:space="preserve">LUÔNG THAY THẾ</w:t>
+            </w:r>
+          </w:p>
+        </w:tc>
+        <w:tc>
+          <w:tcPr>
+            <w:shd w:fill="auto" w:val="clear"/>
+            <w:tcMar>
+              <w:top w:w="100.0" w:type="dxa"/>
+              <w:left w:w="100.0" w:type="dxa"/>
+              <w:bottom w:w="100.0" w:type="dxa"/>
+              <w:right w:w="100.0" w:type="dxa"/>
+            </w:tcMar>
+            <w:vAlign w:val="top"/>
+          </w:tcPr>
+          <w:p>
+            <w:pPr>
+              <w:widowControl w:val="0"/>
+              <w:spacing w:line="240" w:lineRule="auto"/>
+              <w:ind w:left="720" w:hanging="360"/>
+              <w:rPr>
+                <w:sz w:val="26"/>
+                <w:szCs w:val="26"/>
+              </w:rPr>
+            </w:pPr>
+            <w:r>
+              <w:rPr>
+                <w:sz w:val="26"/>
+                <w:szCs w:val="26"/>
+                <w:rtl w:val="0"/>
+              </w:rPr>
+              <w:t xml:space="preserve">3.1. Thông báo lỗi</w:t>
+            </w:r>
+          </w:p>
+          <w:p>
+            <w:pPr>
+              <w:widowControl w:val="0"/>
+              <w:spacing w:line="240" w:lineRule="auto"/>
+              <w:ind w:left="720" w:hanging="360"/>
+              <w:rPr>
+                <w:sz w:val="26"/>
+                <w:szCs w:val="26"/>
+              </w:rPr>
+            </w:pPr>
+            <w:r>
+              <w:rPr>
+                <w:sz w:val="26"/>
+                <w:szCs w:val="26"/>
+                <w:rtl w:val="0"/>
+              </w:rPr>
+              <w:t xml:space="preserve">  3.1.2. Vé không hợp lệ</w:t>
+            </w:r>
+          </w:p>
+        </w:tc>
+      </w:tr>
+      <w:tr>
+        <w:trPr>
+          <w:cantSplit w:val="0"/>
+          <w:tblHeader w:val="0"/>
+        </w:trPr>
+        <w:tc>
+          <w:tcPr>
+            <w:shd w:fill="auto" w:val="clear"/>
+            <w:tcMar>
+              <w:top w:w="100.0" w:type="dxa"/>
+              <w:left w:w="100.0" w:type="dxa"/>
+              <w:bottom w:w="100.0" w:type="dxa"/>
+              <w:right w:w="100.0" w:type="dxa"/>
+            </w:tcMar>
+            <w:vAlign w:val="top"/>
+          </w:tcPr>
+          <w:p>
+            <w:pPr>
+              <w:widowControl w:val="0"/>
+              <w:spacing w:line="240" w:lineRule="auto"/>
+              <w:rPr>
+                <w:i w:val="1"/>
+                <w:iCs w:val="1"/>
+                <w:sz w:val="26"/>
+                <w:szCs w:val="26"/>
+              </w:rPr>
+            </w:pPr>
+            <w:r>
+              <w:rPr>
+                <w:i w:val="1"/>
+                <w:iCs w:val="1"/>
+                <w:sz w:val="26"/>
+                <w:szCs w:val="26"/>
+                <w:rtl w:val="0"/>
+              </w:rPr>
+              <w:t xml:space="preserve">HẬU ĐIỀU KIỆN</w:t>
+            </w:r>
+          </w:p>
+        </w:tc>
+        <w:tc>
+          <w:tcPr>
+            <w:shd w:fill="auto" w:val="clear"/>
+            <w:tcMar>
+              <w:top w:w="100.0" w:type="dxa"/>
+              <w:left w:w="100.0" w:type="dxa"/>
+              <w:bottom w:w="100.0" w:type="dxa"/>
+              <w:right w:w="100.0" w:type="dxa"/>
+            </w:tcMar>
+            <w:vAlign w:val="top"/>
+          </w:tcPr>
+          <w:p>
+            <w:pPr>
+              <w:widowControl w:val="0"/>
+              <w:spacing w:line="240" w:lineRule="auto"/>
+              <w:rPr>
+                <w:sz w:val="26"/>
+                <w:szCs w:val="26"/>
+              </w:rPr>
+            </w:pPr>
+            <w:r>
+              <w:rPr>
+                <w:sz w:val="26"/>
+                <w:szCs w:val="26"/>
+                <w:rtl w:val="0"/>
+              </w:rPr>
+              <w:t xml:space="preserve">Hiển thị thông tin của người đặt vé</w:t>
+            </w:r>
+          </w:p>
+        </w:tc>
+      </w:tr>
+    </w:tbl>
+    <w:p>
+      <w:pPr>
+        <w:rPr>
+          <w:sz w:val="26"/>
+          <w:szCs w:val="26"/>
+        </w:rPr>
+      </w:pPr>
+      <w:r>
+        <w:rPr>
+          <w:rtl w:val="0"/>
+        </w:rPr>
+      </w:r>
+    </w:p>
+    <w:p>
+      <w:pPr>
         <w:numPr>
           <w:ilvl w:val="0"/>
-          <w:numId w:val="4"/>
+          <w:numId w:val="6"/>
         </w:numPr>
         <w:ind w:left="720" w:hanging="360"/>
         <w:rPr>
-          <w:sz w:val="30"/>
-          <w:szCs w:val="30"/>
+          <w:b w:val="1"/>
+          <w:bCs w:val="1"/>
+          <w:sz w:val="32"/>
+          <w:szCs w:val="32"/>
         </w:rPr>
       </w:pPr>
       <w:r>
         <w:rPr>
-          <w:sz w:val="30"/>
-          <w:szCs w:val="30"/>
+          <w:b w:val="1"/>
+          <w:bCs w:val="1"/>
+          <w:sz w:val="32"/>
+          <w:szCs w:val="32"/>
           <w:rtl w:val="0"/>
         </w:rPr>
         <w:t xml:space="preserve">Sơ đồ hoạt động</w:t>
@@ -5335,17 +10764,21 @@
       <w:pPr>
         <w:ind w:left="720" w:firstLine="0"/>
         <w:rPr>
+          <w:b w:val="1"/>
+          <w:bCs w:val="1"/>
           <w:sz w:val="30"/>
           <w:szCs w:val="30"/>
         </w:rPr>
       </w:pPr>
       <w:r>
         <w:rPr>
+          <w:b w:val="1"/>
+          <w:bCs w:val="1"/>
           <w:sz w:val="30"/>
           <w:szCs w:val="30"/>
           <w:rtl w:val="0"/>
         </w:rPr>
-        <w:t xml:space="preserve">3.1. Sơ đồ hoạt động cho chức năng đăng nhập cho người tham dự</w:t>
+        <w:t xml:space="preserve">3.1. Sơ đồ hoạt động cho chức năng đăng nhập cho người tổ chức sự kiện</w:t>
       </w:r>
     </w:p>
     <w:p>
@@ -5364,14 +10797,14 @@
         </w:rPr>
         <w:drawing>
           <wp:inline distB="114300" distT="114300" distL="114300" distR="114300">
-            <wp:extent cx="3163725" cy="3462479"/>
+            <wp:extent cx="4050908" cy="5462588"/>
             <wp:effectExtent b="0" l="0" r="0" t="0"/>
-            <wp:docPr id="7" name="image2.png"/>
+            <wp:docPr id="8" name="image6.png"/>
             <a:graphic>
               <a:graphicData uri="http://schemas.openxmlformats.org/drawingml/2006/picture">
                 <pic:pic>
                   <pic:nvPicPr>
-                    <pic:cNvPr id="0" name="image2.png"/>
+                    <pic:cNvPr id="0" name="image6.png"/>
                     <pic:cNvPicPr preferRelativeResize="0"/>
                   </pic:nvPicPr>
                   <pic:blipFill>
@@ -5384,7 +10817,7 @@
                   <pic:spPr>
                     <a:xfrm>
                       <a:off x="0" y="0"/>
-                      <a:ext cx="3163725" cy="3462479"/>
+                      <a:ext cx="4050908" cy="5462588"/>
                     </a:xfrm>
                     <a:prstGeom prst="rect"/>
                     <a:ln/>
@@ -5405,17 +10838,21 @@
       <w:pPr>
         <w:ind w:left="720" w:firstLine="0"/>
         <w:rPr>
+          <w:b w:val="1"/>
+          <w:bCs w:val="1"/>
           <w:sz w:val="30"/>
           <w:szCs w:val="30"/>
         </w:rPr>
       </w:pPr>
       <w:r>
         <w:rPr>
+          <w:b w:val="1"/>
+          <w:bCs w:val="1"/>
           <w:sz w:val="30"/>
           <w:szCs w:val="30"/>
           <w:rtl w:val="0"/>
         </w:rPr>
-        <w:t xml:space="preserve">3.2. Sơ đồ hoạt động cho chức năng đăng ký cho người tham dự</w:t>
+        <w:t xml:space="preserve">3.2. Sơ đồ hoạt động cho chức năng đăng ký cho người tổ chức sự kiện</w:t>
       </w:r>
     </w:p>
     <w:p>
@@ -5434,14 +10871,14 @@
         </w:rPr>
         <w:drawing>
           <wp:inline distB="114300" distT="114300" distL="114300" distR="114300">
-            <wp:extent cx="3182775" cy="3484208"/>
+            <wp:extent cx="3910013" cy="4668000"/>
             <wp:effectExtent b="0" l="0" r="0" t="0"/>
-            <wp:docPr id="17" name="image3.png"/>
+            <wp:docPr id="2" name="image1.png"/>
             <a:graphic>
               <a:graphicData uri="http://schemas.openxmlformats.org/drawingml/2006/picture">
                 <pic:pic>
                   <pic:nvPicPr>
-                    <pic:cNvPr id="0" name="image3.png"/>
+                    <pic:cNvPr id="0" name="image1.png"/>
                     <pic:cNvPicPr preferRelativeResize="0"/>
                   </pic:nvPicPr>
                   <pic:blipFill>
@@ -5454,7 +10891,7 @@
                   <pic:spPr>
                     <a:xfrm>
                       <a:off x="0" y="0"/>
-                      <a:ext cx="3182775" cy="3484208"/>
+                      <a:ext cx="3910013" cy="4668000"/>
                     </a:xfrm>
                     <a:prstGeom prst="rect"/>
                     <a:ln/>
@@ -5475,12 +10912,20 @@
       <w:pPr>
         <w:ind w:left="720" w:firstLine="0"/>
         <w:rPr>
+          <w:b w:val="1"/>
+          <w:bCs w:val="1"/>
+          <w:i w:val="1"/>
+          <w:iCs w:val="1"/>
           <w:sz w:val="30"/>
           <w:szCs w:val="30"/>
         </w:rPr>
       </w:pPr>
       <w:r>
         <w:rPr>
+          <w:b w:val="1"/>
+          <w:bCs w:val="1"/>
+          <w:i w:val="1"/>
+          <w:iCs w:val="1"/>
           <w:sz w:val="30"/>
           <w:szCs w:val="30"/>
           <w:rtl w:val="0"/>
@@ -5506,12 +10951,12 @@
           <wp:inline distB="114300" distT="114300" distL="114300" distR="114300">
             <wp:extent cx="4119563" cy="4597801"/>
             <wp:effectExtent b="0" l="0" r="0" t="0"/>
-            <wp:docPr id="4" name="image4.png"/>
+            <wp:docPr id="5" name="image5.png"/>
             <a:graphic>
               <a:graphicData uri="http://schemas.openxmlformats.org/drawingml/2006/picture">
                 <pic:pic>
                   <pic:nvPicPr>
-                    <pic:cNvPr id="0" name="image4.png"/>
+                    <pic:cNvPr id="0" name="image5.png"/>
                     <pic:cNvPicPr preferRelativeResize="0"/>
                   </pic:nvPicPr>
                   <pic:blipFill>
@@ -5545,12 +10990,16 @@
       <w:pPr>
         <w:ind w:left="720" w:firstLine="0"/>
         <w:rPr>
+          <w:b w:val="1"/>
+          <w:bCs w:val="1"/>
           <w:sz w:val="30"/>
           <w:szCs w:val="30"/>
         </w:rPr>
       </w:pPr>
       <w:r>
         <w:rPr>
+          <w:b w:val="1"/>
+          <w:bCs w:val="1"/>
           <w:sz w:val="30"/>
           <w:szCs w:val="30"/>
           <w:rtl w:val="0"/>
@@ -5576,12 +11025,12 @@
           <wp:inline distB="114300" distT="114300" distL="114300" distR="114300">
             <wp:extent cx="4691063" cy="7130103"/>
             <wp:effectExtent b="0" l="0" r="0" t="0"/>
-            <wp:docPr id="15" name="image7.png"/>
+            <wp:docPr id="17" name="image16.png"/>
             <a:graphic>
               <a:graphicData uri="http://schemas.openxmlformats.org/drawingml/2006/picture">
                 <pic:pic>
                   <pic:nvPicPr>
-                    <pic:cNvPr id="0" name="image7.png"/>
+                    <pic:cNvPr id="0" name="image16.png"/>
                     <pic:cNvPicPr preferRelativeResize="0"/>
                   </pic:nvPicPr>
                   <pic:blipFill>
@@ -5615,12 +11064,16 @@
       <w:pPr>
         <w:ind w:left="720" w:firstLine="0"/>
         <w:rPr>
+          <w:b w:val="1"/>
+          <w:bCs w:val="1"/>
           <w:sz w:val="30"/>
           <w:szCs w:val="30"/>
         </w:rPr>
       </w:pPr>
       <w:r>
         <w:rPr>
+          <w:b w:val="1"/>
+          <w:bCs w:val="1"/>
           <w:sz w:val="30"/>
           <w:szCs w:val="30"/>
           <w:rtl w:val="0"/>
@@ -5646,12 +11099,12 @@
           <wp:inline distB="114300" distT="114300" distL="114300" distR="114300">
             <wp:extent cx="4842990" cy="7377113"/>
             <wp:effectExtent b="0" l="0" r="0" t="0"/>
-            <wp:docPr id="16" name="image6.png"/>
+            <wp:docPr id="18" name="image15.png"/>
             <a:graphic>
               <a:graphicData uri="http://schemas.openxmlformats.org/drawingml/2006/picture">
                 <pic:pic>
                   <pic:nvPicPr>
-                    <pic:cNvPr id="0" name="image6.png"/>
+                    <pic:cNvPr id="0" name="image15.png"/>
                     <pic:cNvPicPr preferRelativeResize="0"/>
                   </pic:nvPicPr>
                   <pic:blipFill>
@@ -5685,26 +11138,16 @@
       <w:pPr>
         <w:ind w:left="720" w:firstLine="0"/>
         <w:rPr>
+          <w:b w:val="1"/>
+          <w:bCs w:val="1"/>
           <w:sz w:val="30"/>
           <w:szCs w:val="30"/>
         </w:rPr>
       </w:pPr>
       <w:r>
         <w:rPr>
-          <w:rtl w:val="0"/>
-        </w:rPr>
-      </w:r>
-    </w:p>
-    <w:p>
-      <w:pPr>
-        <w:ind w:left="720" w:firstLine="0"/>
-        <w:rPr>
-          <w:sz w:val="30"/>
-          <w:szCs w:val="30"/>
-        </w:rPr>
-      </w:pPr>
-      <w:r>
-        <w:rPr>
+          <w:b w:val="1"/>
+          <w:bCs w:val="1"/>
           <w:sz w:val="30"/>
           <w:szCs w:val="30"/>
           <w:rtl w:val="0"/>
@@ -5729,12 +11172,12 @@
           <wp:inline distB="114300" distT="114300" distL="114300" distR="114300">
             <wp:extent cx="5731200" cy="5473700"/>
             <wp:effectExtent b="0" l="0" r="0" t="0"/>
-            <wp:docPr id="13" name="image8.png"/>
+            <wp:docPr id="15" name="image14.png"/>
             <a:graphic>
               <a:graphicData uri="http://schemas.openxmlformats.org/drawingml/2006/picture">
                 <pic:pic>
                   <pic:nvPicPr>
-                    <pic:cNvPr id="0" name="image8.png"/>
+                    <pic:cNvPr id="0" name="image14.png"/>
                     <pic:cNvPicPr preferRelativeResize="0"/>
                   </pic:nvPicPr>
                   <pic:blipFill>
@@ -5768,12 +11211,16 @@
       <w:pPr>
         <w:ind w:left="720" w:firstLine="0"/>
         <w:rPr>
+          <w:b w:val="1"/>
+          <w:bCs w:val="1"/>
           <w:sz w:val="30"/>
           <w:szCs w:val="30"/>
         </w:rPr>
       </w:pPr>
       <w:r>
         <w:rPr>
+          <w:b w:val="1"/>
+          <w:bCs w:val="1"/>
           <w:sz w:val="30"/>
           <w:szCs w:val="30"/>
           <w:rtl w:val="0"/>
@@ -5798,12 +11245,12 @@
           <wp:inline distB="114300" distT="114300" distL="114300" distR="114300">
             <wp:extent cx="5731200" cy="6807200"/>
             <wp:effectExtent b="0" l="0" r="0" t="0"/>
-            <wp:docPr id="6" name="image5.png"/>
+            <wp:docPr id="7" name="image7.png"/>
             <a:graphic>
               <a:graphicData uri="http://schemas.openxmlformats.org/drawingml/2006/picture">
                 <pic:pic>
                   <pic:nvPicPr>
-                    <pic:cNvPr id="0" name="image5.png"/>
+                    <pic:cNvPr id="0" name="image7.png"/>
                     <pic:cNvPicPr preferRelativeResize="0"/>
                   </pic:nvPicPr>
                   <pic:blipFill>
@@ -5851,19 +11298,22 @@
       <w:pPr>
         <w:numPr>
           <w:ilvl w:val="0"/>
-          <w:numId w:val="4"/>
+          <w:numId w:val="6"/>
         </w:numPr>
         <w:ind w:left="720" w:hanging="360"/>
         <w:rPr>
-          <w:sz w:val="30"/>
-          <w:szCs w:val="30"/>
-          <w:u w:val="none"/>
+          <w:b w:val="1"/>
+          <w:bCs w:val="1"/>
+          <w:sz w:val="32"/>
+          <w:szCs w:val="32"/>
         </w:rPr>
       </w:pPr>
       <w:r>
         <w:rPr>
-          <w:sz w:val="30"/>
-          <w:szCs w:val="30"/>
+          <w:b w:val="1"/>
+          <w:bCs w:val="1"/>
+          <w:sz w:val="32"/>
+          <w:szCs w:val="32"/>
           <w:rtl w:val="0"/>
         </w:rPr>
         <w:t xml:space="preserve">Wireframe</w:t>
@@ -5873,12 +11323,16 @@
       <w:pPr>
         <w:ind w:left="720" w:firstLine="0"/>
         <w:rPr>
+          <w:b w:val="1"/>
+          <w:bCs w:val="1"/>
           <w:sz w:val="30"/>
           <w:szCs w:val="30"/>
         </w:rPr>
       </w:pPr>
       <w:r>
         <w:rPr>
+          <w:b w:val="1"/>
+          <w:bCs w:val="1"/>
           <w:sz w:val="30"/>
           <w:szCs w:val="30"/>
           <w:rtl w:val="0"/>
@@ -5904,12 +11358,12 @@
           <wp:inline distB="114300" distT="114300" distL="114300" distR="114300">
             <wp:extent cx="5731200" cy="4076700"/>
             <wp:effectExtent b="0" l="0" r="0" t="0"/>
-            <wp:docPr id="20" name="image9.png"/>
+            <wp:docPr id="20" name="image20.png"/>
             <a:graphic>
               <a:graphicData uri="http://schemas.openxmlformats.org/drawingml/2006/picture">
                 <pic:pic>
                   <pic:nvPicPr>
-                    <pic:cNvPr id="0" name="image9.png"/>
+                    <pic:cNvPr id="0" name="image20.png"/>
                     <pic:cNvPicPr preferRelativeResize="0"/>
                   </pic:nvPicPr>
                   <pic:blipFill>
@@ -5973,12 +11427,12 @@
           <wp:inline distB="114300" distT="114300" distL="114300" distR="114300">
             <wp:extent cx="5731200" cy="8572500"/>
             <wp:effectExtent b="0" l="0" r="0" t="0"/>
-            <wp:docPr id="19" name="image1.png"/>
+            <wp:docPr id="19" name="image19.png"/>
             <a:graphic>
               <a:graphicData uri="http://schemas.openxmlformats.org/drawingml/2006/picture">
                 <pic:pic>
                   <pic:nvPicPr>
-                    <pic:cNvPr id="0" name="image1.png"/>
+                    <pic:cNvPr id="0" name="image19.png"/>
                     <pic:cNvPicPr preferRelativeResize="0"/>
                   </pic:nvPicPr>
                   <pic:blipFill>
@@ -6042,12 +11496,12 @@
           <wp:inline distB="114300" distT="114300" distL="114300" distR="114300">
             <wp:extent cx="5731200" cy="4076700"/>
             <wp:effectExtent b="0" l="0" r="0" t="0"/>
-            <wp:docPr id="11" name="image17.png"/>
+            <wp:docPr id="12" name="image13.png"/>
             <a:graphic>
               <a:graphicData uri="http://schemas.openxmlformats.org/drawingml/2006/picture">
                 <pic:pic>
                   <pic:nvPicPr>
-                    <pic:cNvPr id="0" name="image17.png"/>
+                    <pic:cNvPr id="0" name="image13.png"/>
                     <pic:cNvPicPr preferRelativeResize="0"/>
                   </pic:nvPicPr>
                   <pic:blipFill>
@@ -6125,12 +11579,12 @@
           <wp:inline distB="114300" distT="114300" distL="114300" distR="114300">
             <wp:extent cx="5731200" cy="4076700"/>
             <wp:effectExtent b="0" l="0" r="0" t="0"/>
-            <wp:docPr id="5" name="image19.png"/>
+            <wp:docPr id="6" name="image8.png"/>
             <a:graphic>
               <a:graphicData uri="http://schemas.openxmlformats.org/drawingml/2006/picture">
                 <pic:pic>
                   <pic:nvPicPr>
-                    <pic:cNvPr id="0" name="image19.png"/>
+                    <pic:cNvPr id="0" name="image8.png"/>
                     <pic:cNvPicPr preferRelativeResize="0"/>
                   </pic:nvPicPr>
                   <pic:blipFill>
@@ -6208,12 +11662,12 @@
           <wp:inline distB="114300" distT="114300" distL="114300" distR="114300">
             <wp:extent cx="5731200" cy="4076700"/>
             <wp:effectExtent b="0" l="0" r="0" t="0"/>
-            <wp:docPr id="12" name="image18.png"/>
+            <wp:docPr id="14" name="image17.png"/>
             <a:graphic>
               <a:graphicData uri="http://schemas.openxmlformats.org/drawingml/2006/picture">
                 <pic:pic>
                   <pic:nvPicPr>
-                    <pic:cNvPr id="0" name="image18.png"/>
+                    <pic:cNvPr id="0" name="image17.png"/>
                     <pic:cNvPicPr preferRelativeResize="0"/>
                   </pic:nvPicPr>
                   <pic:blipFill>
@@ -6277,12 +11731,12 @@
           <wp:inline distB="114300" distT="114300" distL="114300" distR="114300">
             <wp:extent cx="5731200" cy="4076700"/>
             <wp:effectExtent b="0" l="0" r="0" t="0"/>
-            <wp:docPr id="1" name="image15.png"/>
+            <wp:docPr id="1" name="image2.png"/>
             <a:graphic>
               <a:graphicData uri="http://schemas.openxmlformats.org/drawingml/2006/picture">
                 <pic:pic>
                   <pic:nvPicPr>
-                    <pic:cNvPr id="0" name="image15.png"/>
+                    <pic:cNvPr id="0" name="image2.png"/>
                     <pic:cNvPicPr preferRelativeResize="0"/>
                   </pic:nvPicPr>
                   <pic:blipFill>
@@ -6346,12 +11800,12 @@
           <wp:inline distB="114300" distT="114300" distL="114300" distR="114300">
             <wp:extent cx="5731200" cy="4076700"/>
             <wp:effectExtent b="0" l="0" r="0" t="0"/>
-            <wp:docPr id="14" name="image12.png"/>
+            <wp:docPr id="16" name="image18.png"/>
             <a:graphic>
               <a:graphicData uri="http://schemas.openxmlformats.org/drawingml/2006/picture">
                 <pic:pic>
                   <pic:nvPicPr>
-                    <pic:cNvPr id="0" name="image12.png"/>
+                    <pic:cNvPr id="0" name="image18.png"/>
                     <pic:cNvPicPr preferRelativeResize="0"/>
                   </pic:nvPicPr>
                   <pic:blipFill>
@@ -6415,12 +11869,12 @@
           <wp:inline distB="114300" distT="114300" distL="114300" distR="114300">
             <wp:extent cx="5731200" cy="4076700"/>
             <wp:effectExtent b="0" l="0" r="0" t="0"/>
-            <wp:docPr id="8" name="image13.png"/>
+            <wp:docPr id="9" name="image9.png"/>
             <a:graphic>
               <a:graphicData uri="http://schemas.openxmlformats.org/drawingml/2006/picture">
                 <pic:pic>
                   <pic:nvPicPr>
-                    <pic:cNvPr id="0" name="image13.png"/>
+                    <pic:cNvPr id="0" name="image9.png"/>
                     <pic:cNvPicPr preferRelativeResize="0"/>
                   </pic:nvPicPr>
                   <pic:blipFill>
@@ -6484,12 +11938,12 @@
           <wp:inline distB="114300" distT="114300" distL="114300" distR="114300">
             <wp:extent cx="5731200" cy="4076700"/>
             <wp:effectExtent b="0" l="0" r="0" t="0"/>
-            <wp:docPr id="2" name="image14.png"/>
+            <wp:docPr id="3" name="image3.png"/>
             <a:graphic>
               <a:graphicData uri="http://schemas.openxmlformats.org/drawingml/2006/picture">
                 <pic:pic>
                   <pic:nvPicPr>
-                    <pic:cNvPr id="0" name="image14.png"/>
+                    <pic:cNvPr id="0" name="image3.png"/>
                     <pic:cNvPicPr preferRelativeResize="0"/>
                   </pic:nvPicPr>
                   <pic:blipFill>
@@ -6553,12 +12007,12 @@
           <wp:inline distB="114300" distT="114300" distL="114300" distR="114300">
             <wp:extent cx="5731200" cy="4076700"/>
             <wp:effectExtent b="0" l="0" r="0" t="0"/>
-            <wp:docPr id="3" name="image10.png"/>
+            <wp:docPr id="4" name="image4.png"/>
             <a:graphic>
               <a:graphicData uri="http://schemas.openxmlformats.org/drawingml/2006/picture">
                 <pic:pic>
                   <pic:nvPicPr>
-                    <pic:cNvPr id="0" name="image10.png"/>
+                    <pic:cNvPr id="0" name="image4.png"/>
                     <pic:cNvPicPr preferRelativeResize="0"/>
                   </pic:nvPicPr>
                   <pic:blipFill>
@@ -6622,7 +12076,7 @@
           <wp:inline distB="114300" distT="114300" distL="114300" distR="114300">
             <wp:extent cx="5731200" cy="4076700"/>
             <wp:effectExtent b="0" l="0" r="0" t="0"/>
-            <wp:docPr id="10" name="image11.png"/>
+            <wp:docPr id="11" name="image11.png"/>
             <a:graphic>
               <a:graphicData uri="http://schemas.openxmlformats.org/drawingml/2006/picture">
                 <pic:pic>
@@ -6691,12 +12145,12 @@
           <wp:inline distB="114300" distT="114300" distL="114300" distR="114300">
             <wp:extent cx="5731200" cy="4076700"/>
             <wp:effectExtent b="0" l="0" r="0" t="0"/>
-            <wp:docPr id="9" name="image16.png"/>
+            <wp:docPr id="10" name="image10.png"/>
             <a:graphic>
               <a:graphicData uri="http://schemas.openxmlformats.org/drawingml/2006/picture">
                 <pic:pic>
                   <pic:nvPicPr>
-                    <pic:cNvPr id="0" name="image16.png"/>
+                    <pic:cNvPr id="0" name="image10.png"/>
                     <pic:cNvPicPr preferRelativeResize="0"/>
                   </pic:nvPicPr>
                   <pic:blipFill>
@@ -6750,19 +12204,60 @@
       </w:pPr>
       <w:r>
         <w:rPr>
+          <w:sz w:val="30"/>
+          <w:szCs w:val="30"/>
           <w:rtl w:val="0"/>
         </w:rPr>
+        <w:t xml:space="preserve">4.10.3. Đăng ký thành công.</w:t>
       </w:r>
     </w:p>
     <w:p>
       <w:pPr>
         <w:ind w:left="720" w:firstLine="0"/>
-        <w:jc w:val="left"/>
+        <w:jc w:val="center"/>
         <w:rPr>
           <w:sz w:val="30"/>
           <w:szCs w:val="30"/>
         </w:rPr>
       </w:pPr>
+      <w:r>
+        <w:rPr>
+          <w:sz w:val="30"/>
+          <w:szCs w:val="30"/>
+        </w:rPr>
+        <w:drawing>
+          <wp:inline distB="114300" distT="114300" distL="114300" distR="114300">
+            <wp:extent cx="5731200" cy="4076700"/>
+            <wp:effectExtent b="0" l="0" r="0" t="0"/>
+            <wp:docPr id="21" name="image21.png"/>
+            <a:graphic>
+              <a:graphicData uri="http://schemas.openxmlformats.org/drawingml/2006/picture">
+                <pic:pic>
+                  <pic:nvPicPr>
+                    <pic:cNvPr id="0" name="image21.png"/>
+                    <pic:cNvPicPr preferRelativeResize="0"/>
+                  </pic:nvPicPr>
+                  <pic:blipFill>
+                    <a:blip r:embed="rId26"/>
+                    <a:srcRect b="0" l="0" r="0" t="0"/>
+                    <a:stretch>
+                      <a:fillRect/>
+                    </a:stretch>
+                  </pic:blipFill>
+                  <pic:spPr>
+                    <a:xfrm>
+                      <a:off x="0" y="0"/>
+                      <a:ext cx="5731200" cy="4076700"/>
+                    </a:xfrm>
+                    <a:prstGeom prst="rect"/>
+                    <a:ln/>
+                  </pic:spPr>
+                </pic:pic>
+              </a:graphicData>
+            </a:graphic>
+          </wp:inline>
+        </w:drawing>
+      </w:r>
       <w:r>
         <w:rPr>
           <w:rtl w:val="0"/>
@@ -6771,6 +12266,49 @@
     </w:p>
     <w:p>
       <w:pPr>
+        <w:ind w:left="720" w:firstLine="0"/>
+        <w:rPr>
+          <w:sz w:val="30"/>
+          <w:szCs w:val="30"/>
+        </w:rPr>
+      </w:pPr>
+      <w:r>
+        <w:rPr>
+          <w:rtl w:val="0"/>
+        </w:rPr>
+      </w:r>
+    </w:p>
+    <w:p>
+      <w:pPr>
+        <w:ind w:left="720" w:firstLine="0"/>
+        <w:rPr>
+          <w:sz w:val="30"/>
+          <w:szCs w:val="30"/>
+        </w:rPr>
+      </w:pPr>
+      <w:r>
+        <w:rPr>
+          <w:rtl w:val="0"/>
+        </w:rPr>
+      </w:r>
+    </w:p>
+    <w:p>
+      <w:pPr>
+        <w:ind w:left="720" w:firstLine="0"/>
+        <w:jc w:val="left"/>
+        <w:rPr>
+          <w:sz w:val="30"/>
+          <w:szCs w:val="30"/>
+        </w:rPr>
+      </w:pPr>
+      <w:r>
+        <w:rPr>
+          <w:rtl w:val="0"/>
+        </w:rPr>
+      </w:r>
+    </w:p>
+    <w:p>
+      <w:pPr>
         <w:ind w:left="0" w:firstLine="0"/>
         <w:rPr>
           <w:sz w:val="30"/>
@@ -6784,7 +12322,7 @@
       </w:r>
     </w:p>
     <w:sectPr>
-      <w:headerReference r:id="rId26" w:type="default"/>
+      <w:headerReference r:id="rId27" w:type="default"/>
       <w:pgSz w:h="16834" w:w="11909" w:orient="portrait"/>
       <w:pgMar w:bottom="1440" w:top="1440" w:left="1440" w:right="1440" w:header="720" w:footer="720"/>
       <w:pgNumType w:start="1"/>
@@ -7033,6 +12571,226 @@
   <w:abstractNum w:abstractNumId="3">
     <w:lvl w:ilvl="0">
       <w:start w:val="1"/>
+      <w:numFmt w:val="decimal"/>
+      <w:lvlText w:val="%1."/>
+      <w:lvlJc w:val="left"/>
+      <w:pPr>
+        <w:ind w:left="720" w:hanging="360"/>
+      </w:pPr>
+      <w:rPr>
+        <w:u w:val="none"/>
+      </w:rPr>
+    </w:lvl>
+    <w:lvl w:ilvl="1">
+      <w:start w:val="1"/>
+      <w:numFmt w:val="lowerLetter"/>
+      <w:lvlText w:val="%2."/>
+      <w:lvlJc w:val="left"/>
+      <w:pPr>
+        <w:ind w:left="1440" w:hanging="360"/>
+      </w:pPr>
+      <w:rPr>
+        <w:u w:val="none"/>
+      </w:rPr>
+    </w:lvl>
+    <w:lvl w:ilvl="2">
+      <w:start w:val="1"/>
+      <w:numFmt w:val="lowerRoman"/>
+      <w:lvlText w:val="%3."/>
+      <w:lvlJc w:val="right"/>
+      <w:pPr>
+        <w:ind w:left="2160" w:hanging="360"/>
+      </w:pPr>
+      <w:rPr>
+        <w:u w:val="none"/>
+      </w:rPr>
+    </w:lvl>
+    <w:lvl w:ilvl="3">
+      <w:start w:val="1"/>
+      <w:numFmt w:val="decimal"/>
+      <w:lvlText w:val="%4."/>
+      <w:lvlJc w:val="left"/>
+      <w:pPr>
+        <w:ind w:left="2880" w:hanging="360"/>
+      </w:pPr>
+      <w:rPr>
+        <w:u w:val="none"/>
+      </w:rPr>
+    </w:lvl>
+    <w:lvl w:ilvl="4">
+      <w:start w:val="1"/>
+      <w:numFmt w:val="lowerLetter"/>
+      <w:lvlText w:val="%5."/>
+      <w:lvlJc w:val="left"/>
+      <w:pPr>
+        <w:ind w:left="3600" w:hanging="360"/>
+      </w:pPr>
+      <w:rPr>
+        <w:u w:val="none"/>
+      </w:rPr>
+    </w:lvl>
+    <w:lvl w:ilvl="5">
+      <w:start w:val="1"/>
+      <w:numFmt w:val="lowerRoman"/>
+      <w:lvlText w:val="%6."/>
+      <w:lvlJc w:val="right"/>
+      <w:pPr>
+        <w:ind w:left="4320" w:hanging="360"/>
+      </w:pPr>
+      <w:rPr>
+        <w:u w:val="none"/>
+      </w:rPr>
+    </w:lvl>
+    <w:lvl w:ilvl="6">
+      <w:start w:val="1"/>
+      <w:numFmt w:val="decimal"/>
+      <w:lvlText w:val="%7."/>
+      <w:lvlJc w:val="left"/>
+      <w:pPr>
+        <w:ind w:left="5040" w:hanging="360"/>
+      </w:pPr>
+      <w:rPr>
+        <w:u w:val="none"/>
+      </w:rPr>
+    </w:lvl>
+    <w:lvl w:ilvl="7">
+      <w:start w:val="1"/>
+      <w:numFmt w:val="lowerLetter"/>
+      <w:lvlText w:val="%8."/>
+      <w:lvlJc w:val="left"/>
+      <w:pPr>
+        <w:ind w:left="5760" w:hanging="360"/>
+      </w:pPr>
+      <w:rPr>
+        <w:u w:val="none"/>
+      </w:rPr>
+    </w:lvl>
+    <w:lvl w:ilvl="8">
+      <w:start w:val="1"/>
+      <w:numFmt w:val="lowerRoman"/>
+      <w:lvlText w:val="%9."/>
+      <w:lvlJc w:val="right"/>
+      <w:pPr>
+        <w:ind w:left="6480" w:hanging="360"/>
+      </w:pPr>
+      <w:rPr>
+        <w:u w:val="none"/>
+      </w:rPr>
+    </w:lvl>
+  </w:abstractNum>
+  <w:abstractNum w:abstractNumId="4">
+    <w:lvl w:ilvl="0">
+      <w:start w:val="1"/>
+      <w:numFmt w:val="decimal"/>
+      <w:lvlText w:val="%1."/>
+      <w:lvlJc w:val="left"/>
+      <w:pPr>
+        <w:ind w:left="720" w:hanging="360"/>
+      </w:pPr>
+      <w:rPr>
+        <w:u w:val="none"/>
+      </w:rPr>
+    </w:lvl>
+    <w:lvl w:ilvl="1">
+      <w:start w:val="1"/>
+      <w:numFmt w:val="lowerLetter"/>
+      <w:lvlText w:val="%2."/>
+      <w:lvlJc w:val="left"/>
+      <w:pPr>
+        <w:ind w:left="1440" w:hanging="360"/>
+      </w:pPr>
+      <w:rPr>
+        <w:u w:val="none"/>
+      </w:rPr>
+    </w:lvl>
+    <w:lvl w:ilvl="2">
+      <w:start w:val="1"/>
+      <w:numFmt w:val="lowerRoman"/>
+      <w:lvlText w:val="%3."/>
+      <w:lvlJc w:val="right"/>
+      <w:pPr>
+        <w:ind w:left="2160" w:hanging="360"/>
+      </w:pPr>
+      <w:rPr>
+        <w:u w:val="none"/>
+      </w:rPr>
+    </w:lvl>
+    <w:lvl w:ilvl="3">
+      <w:start w:val="1"/>
+      <w:numFmt w:val="decimal"/>
+      <w:lvlText w:val="%4."/>
+      <w:lvlJc w:val="left"/>
+      <w:pPr>
+        <w:ind w:left="2880" w:hanging="360"/>
+      </w:pPr>
+      <w:rPr>
+        <w:u w:val="none"/>
+      </w:rPr>
+    </w:lvl>
+    <w:lvl w:ilvl="4">
+      <w:start w:val="1"/>
+      <w:numFmt w:val="lowerLetter"/>
+      <w:lvlText w:val="%5."/>
+      <w:lvlJc w:val="left"/>
+      <w:pPr>
+        <w:ind w:left="3600" w:hanging="360"/>
+      </w:pPr>
+      <w:rPr>
+        <w:u w:val="none"/>
+      </w:rPr>
+    </w:lvl>
+    <w:lvl w:ilvl="5">
+      <w:start w:val="1"/>
+      <w:numFmt w:val="lowerRoman"/>
+      <w:lvlText w:val="%6."/>
+      <w:lvlJc w:val="right"/>
+      <w:pPr>
+        <w:ind w:left="4320" w:hanging="360"/>
+      </w:pPr>
+      <w:rPr>
+        <w:u w:val="none"/>
+      </w:rPr>
+    </w:lvl>
+    <w:lvl w:ilvl="6">
+      <w:start w:val="1"/>
+      <w:numFmt w:val="decimal"/>
+      <w:lvlText w:val="%7."/>
+      <w:lvlJc w:val="left"/>
+      <w:pPr>
+        <w:ind w:left="5040" w:hanging="360"/>
+      </w:pPr>
+      <w:rPr>
+        <w:u w:val="none"/>
+      </w:rPr>
+    </w:lvl>
+    <w:lvl w:ilvl="7">
+      <w:start w:val="1"/>
+      <w:numFmt w:val="lowerLetter"/>
+      <w:lvlText w:val="%8."/>
+      <w:lvlJc w:val="left"/>
+      <w:pPr>
+        <w:ind w:left="5760" w:hanging="360"/>
+      </w:pPr>
+      <w:rPr>
+        <w:u w:val="none"/>
+      </w:rPr>
+    </w:lvl>
+    <w:lvl w:ilvl="8">
+      <w:start w:val="1"/>
+      <w:numFmt w:val="lowerRoman"/>
+      <w:lvlText w:val="%9."/>
+      <w:lvlJc w:val="right"/>
+      <w:pPr>
+        <w:ind w:left="6480" w:hanging="360"/>
+      </w:pPr>
+      <w:rPr>
+        <w:u w:val="none"/>
+      </w:rPr>
+    </w:lvl>
+  </w:abstractNum>
+  <w:abstractNum w:abstractNumId="5">
+    <w:lvl w:ilvl="0">
+      <w:start w:val="1"/>
       <w:numFmt w:val="bullet"/>
       <w:lvlText w:val="-"/>
       <w:lvlJc w:val="left"/>
@@ -7140,7 +12898,7 @@
       </w:rPr>
     </w:lvl>
   </w:abstractNum>
-  <w:abstractNum w:abstractNumId="4">
+  <w:abstractNum w:abstractNumId="6">
     <w:lvl w:ilvl="0">
       <w:start w:val="1"/>
       <w:numFmt w:val="decimal"/>
@@ -7250,7 +13008,227 @@
       </w:rPr>
     </w:lvl>
   </w:abstractNum>
-  <w:abstractNum w:abstractNumId="5">
+  <w:abstractNum w:abstractNumId="7">
+    <w:lvl w:ilvl="0">
+      <w:start w:val="1"/>
+      <w:numFmt w:val="decimal"/>
+      <w:lvlText w:val="%1."/>
+      <w:lvlJc w:val="left"/>
+      <w:pPr>
+        <w:ind w:left="720" w:hanging="360"/>
+      </w:pPr>
+      <w:rPr>
+        <w:u w:val="none"/>
+      </w:rPr>
+    </w:lvl>
+    <w:lvl w:ilvl="1">
+      <w:start w:val="1"/>
+      <w:numFmt w:val="lowerLetter"/>
+      <w:lvlText w:val="%2."/>
+      <w:lvlJc w:val="left"/>
+      <w:pPr>
+        <w:ind w:left="1440" w:hanging="360"/>
+      </w:pPr>
+      <w:rPr>
+        <w:u w:val="none"/>
+      </w:rPr>
+    </w:lvl>
+    <w:lvl w:ilvl="2">
+      <w:start w:val="1"/>
+      <w:numFmt w:val="lowerRoman"/>
+      <w:lvlText w:val="%3."/>
+      <w:lvlJc w:val="right"/>
+      <w:pPr>
+        <w:ind w:left="2160" w:hanging="360"/>
+      </w:pPr>
+      <w:rPr>
+        <w:u w:val="none"/>
+      </w:rPr>
+    </w:lvl>
+    <w:lvl w:ilvl="3">
+      <w:start w:val="1"/>
+      <w:numFmt w:val="decimal"/>
+      <w:lvlText w:val="%4."/>
+      <w:lvlJc w:val="left"/>
+      <w:pPr>
+        <w:ind w:left="2880" w:hanging="360"/>
+      </w:pPr>
+      <w:rPr>
+        <w:u w:val="none"/>
+      </w:rPr>
+    </w:lvl>
+    <w:lvl w:ilvl="4">
+      <w:start w:val="1"/>
+      <w:numFmt w:val="lowerLetter"/>
+      <w:lvlText w:val="%5."/>
+      <w:lvlJc w:val="left"/>
+      <w:pPr>
+        <w:ind w:left="3600" w:hanging="360"/>
+      </w:pPr>
+      <w:rPr>
+        <w:u w:val="none"/>
+      </w:rPr>
+    </w:lvl>
+    <w:lvl w:ilvl="5">
+      <w:start w:val="1"/>
+      <w:numFmt w:val="lowerRoman"/>
+      <w:lvlText w:val="%6."/>
+      <w:lvlJc w:val="right"/>
+      <w:pPr>
+        <w:ind w:left="4320" w:hanging="360"/>
+      </w:pPr>
+      <w:rPr>
+        <w:u w:val="none"/>
+      </w:rPr>
+    </w:lvl>
+    <w:lvl w:ilvl="6">
+      <w:start w:val="1"/>
+      <w:numFmt w:val="decimal"/>
+      <w:lvlText w:val="%7."/>
+      <w:lvlJc w:val="left"/>
+      <w:pPr>
+        <w:ind w:left="5040" w:hanging="360"/>
+      </w:pPr>
+      <w:rPr>
+        <w:u w:val="none"/>
+      </w:rPr>
+    </w:lvl>
+    <w:lvl w:ilvl="7">
+      <w:start w:val="1"/>
+      <w:numFmt w:val="lowerLetter"/>
+      <w:lvlText w:val="%8."/>
+      <w:lvlJc w:val="left"/>
+      <w:pPr>
+        <w:ind w:left="5760" w:hanging="360"/>
+      </w:pPr>
+      <w:rPr>
+        <w:u w:val="none"/>
+      </w:rPr>
+    </w:lvl>
+    <w:lvl w:ilvl="8">
+      <w:start w:val="1"/>
+      <w:numFmt w:val="lowerRoman"/>
+      <w:lvlText w:val="%9."/>
+      <w:lvlJc w:val="right"/>
+      <w:pPr>
+        <w:ind w:left="6480" w:hanging="360"/>
+      </w:pPr>
+      <w:rPr>
+        <w:u w:val="none"/>
+      </w:rPr>
+    </w:lvl>
+  </w:abstractNum>
+  <w:abstractNum w:abstractNumId="8">
+    <w:lvl w:ilvl="0">
+      <w:start w:val="1"/>
+      <w:numFmt w:val="decimal"/>
+      <w:lvlText w:val="%1."/>
+      <w:lvlJc w:val="left"/>
+      <w:pPr>
+        <w:ind w:left="720" w:hanging="360"/>
+      </w:pPr>
+      <w:rPr>
+        <w:u w:val="none"/>
+      </w:rPr>
+    </w:lvl>
+    <w:lvl w:ilvl="1">
+      <w:start w:val="1"/>
+      <w:numFmt w:val="lowerLetter"/>
+      <w:lvlText w:val="%2."/>
+      <w:lvlJc w:val="left"/>
+      <w:pPr>
+        <w:ind w:left="1440" w:hanging="360"/>
+      </w:pPr>
+      <w:rPr>
+        <w:u w:val="none"/>
+      </w:rPr>
+    </w:lvl>
+    <w:lvl w:ilvl="2">
+      <w:start w:val="1"/>
+      <w:numFmt w:val="lowerRoman"/>
+      <w:lvlText w:val="%3."/>
+      <w:lvlJc w:val="right"/>
+      <w:pPr>
+        <w:ind w:left="2160" w:hanging="360"/>
+      </w:pPr>
+      <w:rPr>
+        <w:u w:val="none"/>
+      </w:rPr>
+    </w:lvl>
+    <w:lvl w:ilvl="3">
+      <w:start w:val="1"/>
+      <w:numFmt w:val="decimal"/>
+      <w:lvlText w:val="%4."/>
+      <w:lvlJc w:val="left"/>
+      <w:pPr>
+        <w:ind w:left="2880" w:hanging="360"/>
+      </w:pPr>
+      <w:rPr>
+        <w:u w:val="none"/>
+      </w:rPr>
+    </w:lvl>
+    <w:lvl w:ilvl="4">
+      <w:start w:val="1"/>
+      <w:numFmt w:val="lowerLetter"/>
+      <w:lvlText w:val="%5."/>
+      <w:lvlJc w:val="left"/>
+      <w:pPr>
+        <w:ind w:left="3600" w:hanging="360"/>
+      </w:pPr>
+      <w:rPr>
+        <w:u w:val="none"/>
+      </w:rPr>
+    </w:lvl>
+    <w:lvl w:ilvl="5">
+      <w:start w:val="1"/>
+      <w:numFmt w:val="lowerRoman"/>
+      <w:lvlText w:val="%6."/>
+      <w:lvlJc w:val="right"/>
+      <w:pPr>
+        <w:ind w:left="4320" w:hanging="360"/>
+      </w:pPr>
+      <w:rPr>
+        <w:u w:val="none"/>
+      </w:rPr>
+    </w:lvl>
+    <w:lvl w:ilvl="6">
+      <w:start w:val="1"/>
+      <w:numFmt w:val="decimal"/>
+      <w:lvlText w:val="%7."/>
+      <w:lvlJc w:val="left"/>
+      <w:pPr>
+        <w:ind w:left="5040" w:hanging="360"/>
+      </w:pPr>
+      <w:rPr>
+        <w:u w:val="none"/>
+      </w:rPr>
+    </w:lvl>
+    <w:lvl w:ilvl="7">
+      <w:start w:val="1"/>
+      <w:numFmt w:val="lowerLetter"/>
+      <w:lvlText w:val="%8."/>
+      <w:lvlJc w:val="left"/>
+      <w:pPr>
+        <w:ind w:left="5760" w:hanging="360"/>
+      </w:pPr>
+      <w:rPr>
+        <w:u w:val="none"/>
+      </w:rPr>
+    </w:lvl>
+    <w:lvl w:ilvl="8">
+      <w:start w:val="1"/>
+      <w:numFmt w:val="lowerRoman"/>
+      <w:lvlText w:val="%9."/>
+      <w:lvlJc w:val="right"/>
+      <w:pPr>
+        <w:ind w:left="6480" w:hanging="360"/>
+      </w:pPr>
+      <w:rPr>
+        <w:u w:val="none"/>
+      </w:rPr>
+    </w:lvl>
+  </w:abstractNum>
+  <w:abstractNum w:abstractNumId="9">
     <w:lvl w:ilvl="0">
       <w:start w:val="1"/>
       <w:numFmt w:val="bullet"/>
@@ -7360,7 +13338,7 @@
       </w:rPr>
     </w:lvl>
   </w:abstractNum>
-  <w:abstractNum w:abstractNumId="6">
+  <w:abstractNum w:abstractNumId="10">
     <w:lvl w:ilvl="0">
       <w:start w:val="1"/>
       <w:numFmt w:val="bullet"/>
@@ -7470,7 +13448,117 @@
       </w:rPr>
     </w:lvl>
   </w:abstractNum>
-  <w:abstractNum w:abstractNumId="7">
+  <w:abstractNum w:abstractNumId="11">
+    <w:lvl w:ilvl="0">
+      <w:start w:val="1"/>
+      <w:numFmt w:val="bullet"/>
+      <w:lvlText w:val="-"/>
+      <w:lvlJc w:val="left"/>
+      <w:pPr>
+        <w:ind w:left="720" w:hanging="360"/>
+      </w:pPr>
+      <w:rPr>
+        <w:u w:val="none"/>
+      </w:rPr>
+    </w:lvl>
+    <w:lvl w:ilvl="1">
+      <w:start w:val="1"/>
+      <w:numFmt w:val="bullet"/>
+      <w:lvlText w:val="-"/>
+      <w:lvlJc w:val="left"/>
+      <w:pPr>
+        <w:ind w:left="1440" w:hanging="360"/>
+      </w:pPr>
+      <w:rPr>
+        <w:u w:val="none"/>
+      </w:rPr>
+    </w:lvl>
+    <w:lvl w:ilvl="2">
+      <w:start w:val="1"/>
+      <w:numFmt w:val="bullet"/>
+      <w:lvlText w:val="-"/>
+      <w:lvlJc w:val="left"/>
+      <w:pPr>
+        <w:ind w:left="2160" w:hanging="360"/>
+      </w:pPr>
+      <w:rPr>
+        <w:u w:val="none"/>
+      </w:rPr>
+    </w:lvl>
+    <w:lvl w:ilvl="3">
+      <w:start w:val="1"/>
+      <w:numFmt w:val="bullet"/>
+      <w:lvlText w:val="-"/>
+      <w:lvlJc w:val="left"/>
+      <w:pPr>
+        <w:ind w:left="2880" w:hanging="360"/>
+      </w:pPr>
+      <w:rPr>
+        <w:u w:val="none"/>
+      </w:rPr>
+    </w:lvl>
+    <w:lvl w:ilvl="4">
+      <w:start w:val="1"/>
+      <w:numFmt w:val="bullet"/>
+      <w:lvlText w:val="-"/>
+      <w:lvlJc w:val="left"/>
+      <w:pPr>
+        <w:ind w:left="3600" w:hanging="360"/>
+      </w:pPr>
+      <w:rPr>
+        <w:u w:val="none"/>
+      </w:rPr>
+    </w:lvl>
+    <w:lvl w:ilvl="5">
+      <w:start w:val="1"/>
+      <w:numFmt w:val="bullet"/>
+      <w:lvlText w:val="-"/>
+      <w:lvlJc w:val="left"/>
+      <w:pPr>
+        <w:ind w:left="4320" w:hanging="360"/>
+      </w:pPr>
+      <w:rPr>
+        <w:u w:val="none"/>
+      </w:rPr>
+    </w:lvl>
+    <w:lvl w:ilvl="6">
+      <w:start w:val="1"/>
+      <w:numFmt w:val="bullet"/>
+      <w:lvlText w:val="-"/>
+      <w:lvlJc w:val="left"/>
+      <w:pPr>
+        <w:ind w:left="5040" w:hanging="360"/>
+      </w:pPr>
+      <w:rPr>
+        <w:u w:val="none"/>
+      </w:rPr>
+    </w:lvl>
+    <w:lvl w:ilvl="7">
+      <w:start w:val="1"/>
+      <w:numFmt w:val="bullet"/>
+      <w:lvlText w:val="-"/>
+      <w:lvlJc w:val="left"/>
+      <w:pPr>
+        <w:ind w:left="5760" w:hanging="360"/>
+      </w:pPr>
+      <w:rPr>
+        <w:u w:val="none"/>
+      </w:rPr>
+    </w:lvl>
+    <w:lvl w:ilvl="8">
+      <w:start w:val="1"/>
+      <w:numFmt w:val="bullet"/>
+      <w:lvlText w:val="-"/>
+      <w:lvlJc w:val="left"/>
+      <w:pPr>
+        <w:ind w:left="6480" w:hanging="360"/>
+      </w:pPr>
+      <w:rPr>
+        <w:u w:val="none"/>
+      </w:rPr>
+    </w:lvl>
+  </w:abstractNum>
+  <w:abstractNum w:abstractNumId="12">
     <w:lvl w:ilvl="0">
       <w:start w:val="1"/>
       <w:numFmt w:val="decimal"/>
@@ -7580,7 +13668,7 @@
       </w:rPr>
     </w:lvl>
   </w:abstractNum>
-  <w:abstractNum w:abstractNumId="8">
+  <w:abstractNum w:abstractNumId="13">
     <w:lvl w:ilvl="0">
       <w:start w:val="1"/>
       <w:numFmt w:val="decimal"/>
@@ -7690,7 +13778,7 @@
       </w:rPr>
     </w:lvl>
   </w:abstractNum>
-  <w:abstractNum w:abstractNumId="9">
+  <w:abstractNum w:abstractNumId="14">
     <w:lvl w:ilvl="0">
       <w:start w:val="1"/>
       <w:numFmt w:val="bullet"/>
@@ -7800,7 +13888,7 @@
       </w:rPr>
     </w:lvl>
   </w:abstractNum>
-  <w:abstractNum w:abstractNumId="10">
+  <w:abstractNum w:abstractNumId="15">
     <w:lvl w:ilvl="0">
       <w:start w:val="1"/>
       <w:numFmt w:val="decimal"/>
@@ -7910,7 +13998,117 @@
       </w:rPr>
     </w:lvl>
   </w:abstractNum>
-  <w:abstractNum w:abstractNumId="11">
+  <w:abstractNum w:abstractNumId="16">
+    <w:lvl w:ilvl="0">
+      <w:start w:val="1"/>
+      <w:numFmt w:val="bullet"/>
+      <w:lvlText w:val="-"/>
+      <w:lvlJc w:val="left"/>
+      <w:pPr>
+        <w:ind w:left="720" w:hanging="360"/>
+      </w:pPr>
+      <w:rPr>
+        <w:u w:val="none"/>
+      </w:rPr>
+    </w:lvl>
+    <w:lvl w:ilvl="1">
+      <w:start w:val="1"/>
+      <w:numFmt w:val="bullet"/>
+      <w:lvlText w:val="-"/>
+      <w:lvlJc w:val="left"/>
+      <w:pPr>
+        <w:ind w:left="1440" w:hanging="360"/>
+      </w:pPr>
+      <w:rPr>
+        <w:u w:val="none"/>
+      </w:rPr>
+    </w:lvl>
+    <w:lvl w:ilvl="2">
+      <w:start w:val="1"/>
+      <w:numFmt w:val="bullet"/>
+      <w:lvlText w:val="-"/>
+      <w:lvlJc w:val="left"/>
+      <w:pPr>
+        <w:ind w:left="2160" w:hanging="360"/>
+      </w:pPr>
+      <w:rPr>
+        <w:u w:val="none"/>
+      </w:rPr>
+    </w:lvl>
+    <w:lvl w:ilvl="3">
+      <w:start w:val="1"/>
+      <w:numFmt w:val="bullet"/>
+      <w:lvlText w:val="-"/>
+      <w:lvlJc w:val="left"/>
+      <w:pPr>
+        <w:ind w:left="2880" w:hanging="360"/>
+      </w:pPr>
+      <w:rPr>
+        <w:u w:val="none"/>
+      </w:rPr>
+    </w:lvl>
+    <w:lvl w:ilvl="4">
+      <w:start w:val="1"/>
+      <w:numFmt w:val="bullet"/>
+      <w:lvlText w:val="-"/>
+      <w:lvlJc w:val="left"/>
+      <w:pPr>
+        <w:ind w:left="3600" w:hanging="360"/>
+      </w:pPr>
+      <w:rPr>
+        <w:u w:val="none"/>
+      </w:rPr>
+    </w:lvl>
+    <w:lvl w:ilvl="5">
+      <w:start w:val="1"/>
+      <w:numFmt w:val="bullet"/>
+      <w:lvlText w:val="-"/>
+      <w:lvlJc w:val="left"/>
+      <w:pPr>
+        <w:ind w:left="4320" w:hanging="360"/>
+      </w:pPr>
+      <w:rPr>
+        <w:u w:val="none"/>
+      </w:rPr>
+    </w:lvl>
+    <w:lvl w:ilvl="6">
+      <w:start w:val="1"/>
+      <w:numFmt w:val="bullet"/>
+      <w:lvlText w:val="-"/>
+      <w:lvlJc w:val="left"/>
+      <w:pPr>
+        <w:ind w:left="5040" w:hanging="360"/>
+      </w:pPr>
+      <w:rPr>
+        <w:u w:val="none"/>
+      </w:rPr>
+    </w:lvl>
+    <w:lvl w:ilvl="7">
+      <w:start w:val="1"/>
+      <w:numFmt w:val="bullet"/>
+      <w:lvlText w:val="-"/>
+      <w:lvlJc w:val="left"/>
+      <w:pPr>
+        <w:ind w:left="5760" w:hanging="360"/>
+      </w:pPr>
+      <w:rPr>
+        <w:u w:val="none"/>
+      </w:rPr>
+    </w:lvl>
+    <w:lvl w:ilvl="8">
+      <w:start w:val="1"/>
+      <w:numFmt w:val="bullet"/>
+      <w:lvlText w:val="-"/>
+      <w:lvlJc w:val="left"/>
+      <w:pPr>
+        <w:ind w:left="6480" w:hanging="360"/>
+      </w:pPr>
+      <w:rPr>
+        <w:u w:val="none"/>
+      </w:rPr>
+    </w:lvl>
+  </w:abstractNum>
+  <w:abstractNum w:abstractNumId="17">
     <w:lvl w:ilvl="0">
       <w:start w:val="1"/>
       <w:numFmt w:val="decimal"/>
@@ -8020,7 +14218,117 @@
       </w:rPr>
     </w:lvl>
   </w:abstractNum>
-  <w:abstractNum w:abstractNumId="12">
+  <w:abstractNum w:abstractNumId="18">
+    <w:lvl w:ilvl="0">
+      <w:start w:val="1"/>
+      <w:numFmt w:val="decimal"/>
+      <w:lvlText w:val="%1."/>
+      <w:lvlJc w:val="left"/>
+      <w:pPr>
+        <w:ind w:left="720" w:hanging="360"/>
+      </w:pPr>
+      <w:rPr>
+        <w:u w:val="none"/>
+      </w:rPr>
+    </w:lvl>
+    <w:lvl w:ilvl="1">
+      <w:start w:val="1"/>
+      <w:numFmt w:val="lowerLetter"/>
+      <w:lvlText w:val="%2."/>
+      <w:lvlJc w:val="left"/>
+      <w:pPr>
+        <w:ind w:left="1440" w:hanging="360"/>
+      </w:pPr>
+      <w:rPr>
+        <w:u w:val="none"/>
+      </w:rPr>
+    </w:lvl>
+    <w:lvl w:ilvl="2">
+      <w:start w:val="1"/>
+      <w:numFmt w:val="lowerRoman"/>
+      <w:lvlText w:val="%3."/>
+      <w:lvlJc w:val="right"/>
+      <w:pPr>
+        <w:ind w:left="2160" w:hanging="360"/>
+      </w:pPr>
+      <w:rPr>
+        <w:u w:val="none"/>
+      </w:rPr>
+    </w:lvl>
+    <w:lvl w:ilvl="3">
+      <w:start w:val="1"/>
+      <w:numFmt w:val="decimal"/>
+      <w:lvlText w:val="%4."/>
+      <w:lvlJc w:val="left"/>
+      <w:pPr>
+        <w:ind w:left="2880" w:hanging="360"/>
+      </w:pPr>
+      <w:rPr>
+        <w:u w:val="none"/>
+      </w:rPr>
+    </w:lvl>
+    <w:lvl w:ilvl="4">
+      <w:start w:val="1"/>
+      <w:numFmt w:val="lowerLetter"/>
+      <w:lvlText w:val="%5."/>
+      <w:lvlJc w:val="left"/>
+      <w:pPr>
+        <w:ind w:left="3600" w:hanging="360"/>
+      </w:pPr>
+      <w:rPr>
+        <w:u w:val="none"/>
+      </w:rPr>
+    </w:lvl>
+    <w:lvl w:ilvl="5">
+      <w:start w:val="1"/>
+      <w:numFmt w:val="lowerRoman"/>
+      <w:lvlText w:val="%6."/>
+      <w:lvlJc w:val="right"/>
+      <w:pPr>
+        <w:ind w:left="4320" w:hanging="360"/>
+      </w:pPr>
+      <w:rPr>
+        <w:u w:val="none"/>
+      </w:rPr>
+    </w:lvl>
+    <w:lvl w:ilvl="6">
+      <w:start w:val="1"/>
+      <w:numFmt w:val="decimal"/>
+      <w:lvlText w:val="%7."/>
+      <w:lvlJc w:val="left"/>
+      <w:pPr>
+        <w:ind w:left="5040" w:hanging="360"/>
+      </w:pPr>
+      <w:rPr>
+        <w:u w:val="none"/>
+      </w:rPr>
+    </w:lvl>
+    <w:lvl w:ilvl="7">
+      <w:start w:val="1"/>
+      <w:numFmt w:val="lowerLetter"/>
+      <w:lvlText w:val="%8."/>
+      <w:lvlJc w:val="left"/>
+      <w:pPr>
+        <w:ind w:left="5760" w:hanging="360"/>
+      </w:pPr>
+      <w:rPr>
+        <w:u w:val="none"/>
+      </w:rPr>
+    </w:lvl>
+    <w:lvl w:ilvl="8">
+      <w:start w:val="1"/>
+      <w:numFmt w:val="lowerRoman"/>
+      <w:lvlText w:val="%9."/>
+      <w:lvlJc w:val="right"/>
+      <w:pPr>
+        <w:ind w:left="6480" w:hanging="360"/>
+      </w:pPr>
+      <w:rPr>
+        <w:u w:val="none"/>
+      </w:rPr>
+    </w:lvl>
+  </w:abstractNum>
+  <w:abstractNum w:abstractNumId="19">
     <w:lvl w:ilvl="0">
       <w:start w:val="1"/>
       <w:numFmt w:val="bullet"/>
@@ -8130,7 +14438,117 @@
       </w:rPr>
     </w:lvl>
   </w:abstractNum>
-  <w:abstractNum w:abstractNumId="13">
+  <w:abstractNum w:abstractNumId="20">
+    <w:lvl w:ilvl="0">
+      <w:start w:val="1"/>
+      <w:numFmt w:val="decimal"/>
+      <w:lvlText w:val="%1."/>
+      <w:lvlJc w:val="left"/>
+      <w:pPr>
+        <w:ind w:left="720" w:hanging="360"/>
+      </w:pPr>
+      <w:rPr>
+        <w:u w:val="none"/>
+      </w:rPr>
+    </w:lvl>
+    <w:lvl w:ilvl="1">
+      <w:start w:val="1"/>
+      <w:numFmt w:val="lowerLetter"/>
+      <w:lvlText w:val="%2."/>
+      <w:lvlJc w:val="left"/>
+      <w:pPr>
+        <w:ind w:left="1440" w:hanging="360"/>
+      </w:pPr>
+      <w:rPr>
+        <w:u w:val="none"/>
+      </w:rPr>
+    </w:lvl>
+    <w:lvl w:ilvl="2">
+      <w:start w:val="1"/>
+      <w:numFmt w:val="lowerRoman"/>
+      <w:lvlText w:val="%3."/>
+      <w:lvlJc w:val="right"/>
+      <w:pPr>
+        <w:ind w:left="2160" w:hanging="360"/>
+      </w:pPr>
+      <w:rPr>
+        <w:u w:val="none"/>
+      </w:rPr>
+    </w:lvl>
+    <w:lvl w:ilvl="3">
+      <w:start w:val="1"/>
+      <w:numFmt w:val="decimal"/>
+      <w:lvlText w:val="%4."/>
+      <w:lvlJc w:val="left"/>
+      <w:pPr>
+        <w:ind w:left="2880" w:hanging="360"/>
+      </w:pPr>
+      <w:rPr>
+        <w:u w:val="none"/>
+      </w:rPr>
+    </w:lvl>
+    <w:lvl w:ilvl="4">
+      <w:start w:val="1"/>
+      <w:numFmt w:val="lowerLetter"/>
+      <w:lvlText w:val="%5."/>
+      <w:lvlJc w:val="left"/>
+      <w:pPr>
+        <w:ind w:left="3600" w:hanging="360"/>
+      </w:pPr>
+      <w:rPr>
+        <w:u w:val="none"/>
+      </w:rPr>
+    </w:lvl>
+    <w:lvl w:ilvl="5">
+      <w:start w:val="1"/>
+      <w:numFmt w:val="lowerRoman"/>
+      <w:lvlText w:val="%6."/>
+      <w:lvlJc w:val="right"/>
+      <w:pPr>
+        <w:ind w:left="4320" w:hanging="360"/>
+      </w:pPr>
+      <w:rPr>
+        <w:u w:val="none"/>
+      </w:rPr>
+    </w:lvl>
+    <w:lvl w:ilvl="6">
+      <w:start w:val="1"/>
+      <w:numFmt w:val="decimal"/>
+      <w:lvlText w:val="%7."/>
+      <w:lvlJc w:val="left"/>
+      <w:pPr>
+        <w:ind w:left="5040" w:hanging="360"/>
+      </w:pPr>
+      <w:rPr>
+        <w:u w:val="none"/>
+      </w:rPr>
+    </w:lvl>
+    <w:lvl w:ilvl="7">
+      <w:start w:val="1"/>
+      <w:numFmt w:val="lowerLetter"/>
+      <w:lvlText w:val="%8."/>
+      <w:lvlJc w:val="left"/>
+      <w:pPr>
+        <w:ind w:left="5760" w:hanging="360"/>
+      </w:pPr>
+      <w:rPr>
+        <w:u w:val="none"/>
+      </w:rPr>
+    </w:lvl>
+    <w:lvl w:ilvl="8">
+      <w:start w:val="1"/>
+      <w:numFmt w:val="lowerRoman"/>
+      <w:lvlText w:val="%9."/>
+      <w:lvlJc w:val="right"/>
+      <w:pPr>
+        <w:ind w:left="6480" w:hanging="360"/>
+      </w:pPr>
+      <w:rPr>
+        <w:u w:val="none"/>
+      </w:rPr>
+    </w:lvl>
+  </w:abstractNum>
+  <w:abstractNum w:abstractNumId="21">
     <w:lvl w:ilvl="0">
       <w:start w:val="1"/>
       <w:numFmt w:val="bullet"/>
@@ -8278,6 +14696,30 @@
   </w:num>
   <w:num w:numId="13">
     <w:abstractNumId w:val="13"/>
+  </w:num>
+  <w:num w:numId="14">
+    <w:abstractNumId w:val="14"/>
+  </w:num>
+  <w:num w:numId="15">
+    <w:abstractNumId w:val="15"/>
+  </w:num>
+  <w:num w:numId="16">
+    <w:abstractNumId w:val="16"/>
+  </w:num>
+  <w:num w:numId="17">
+    <w:abstractNumId w:val="17"/>
+  </w:num>
+  <w:num w:numId="18">
+    <w:abstractNumId w:val="18"/>
+  </w:num>
+  <w:num w:numId="19">
+    <w:abstractNumId w:val="19"/>
+  </w:num>
+  <w:num w:numId="20">
+    <w:abstractNumId w:val="20"/>
+  </w:num>
+  <w:num w:numId="21">
+    <w:abstractNumId w:val="21"/>
   </w:num>
 </w:numbering>
 </file>
@@ -8476,6 +14918,48 @@
     </w:tblPr>
   </w:style>
   <w:style w:type="table" w:styleId="Table5">
+    <w:basedOn w:val="TableNormal"/>
+    <w:tblPr>
+      <w:tblStyleRowBandSize w:val="1"/>
+      <w:tblStyleColBandSize w:val="1"/>
+    </w:tblPr>
+  </w:style>
+  <w:style w:type="table" w:styleId="Table6">
+    <w:basedOn w:val="TableNormal"/>
+    <w:tblPr>
+      <w:tblStyleRowBandSize w:val="1"/>
+      <w:tblStyleColBandSize w:val="1"/>
+    </w:tblPr>
+  </w:style>
+  <w:style w:type="table" w:styleId="Table7">
+    <w:basedOn w:val="TableNormal"/>
+    <w:tblPr>
+      <w:tblStyleRowBandSize w:val="1"/>
+      <w:tblStyleColBandSize w:val="1"/>
+    </w:tblPr>
+  </w:style>
+  <w:style w:type="table" w:styleId="Table8">
+    <w:basedOn w:val="TableNormal"/>
+    <w:tblPr>
+      <w:tblStyleRowBandSize w:val="1"/>
+      <w:tblStyleColBandSize w:val="1"/>
+    </w:tblPr>
+  </w:style>
+  <w:style w:type="table" w:styleId="Table9">
+    <w:basedOn w:val="TableNormal"/>
+    <w:tblPr>
+      <w:tblStyleRowBandSize w:val="1"/>
+      <w:tblStyleColBandSize w:val="1"/>
+    </w:tblPr>
+  </w:style>
+  <w:style w:type="table" w:styleId="Table10">
+    <w:basedOn w:val="TableNormal"/>
+    <w:tblPr>
+      <w:tblStyleRowBandSize w:val="1"/>
+      <w:tblStyleColBandSize w:val="1"/>
+    </w:tblPr>
+  </w:style>
+  <w:style w:type="table" w:styleId="Table11">
     <w:basedOn w:val="TableNormal"/>
     <w:tblPr>
       <w:tblStyleRowBandSize w:val="1"/>
